--- a/Reporte_Tecnico.docx
+++ b/Reporte_Tecnico.docx
@@ -54,7 +54,7 @@
         <w:pBdr>
           <w:bottom w:val="single" w:color="2E75B6" w:sz="8" w:space="8"/>
         </w:pBdr>
-        <w:spacing w:after="400"/>
+        <w:spacing w:after="200"/>
         <w:jc w:val="center"/>
       </w:pPr>
       <w:r>
@@ -76,35 +76,46 @@
     </w:p>
     <w:p>
       <w:pPr>
-        <w:spacing w:after="160"/>
-        <w:rPr>
-          <w:b/>
-          <w:bCs/>
-        </w:rPr>
-      </w:pPr>
-    </w:p>
-    <w:p>
-      <w:pPr>
-        <w:spacing w:after="120"/>
+        <w:spacing w:after="80"/>
         <w:jc w:val="center"/>
+      </w:pPr>
+      <w:r>
         <w:rPr>
           <w:rFonts w:ascii="Arial" w:hAnsi="Arial" w:eastAsia="Arial" w:cs="Arial"/>
           <w:color w:val="444444"/>
           <w:sz w:val="22"/>
           <w:szCs w:val="22"/>
         </w:rPr>
+        <w:t>Stack: Airbyte Cloud · MotherDuck · dbt · Prefect · Metabase</w:t>
+      </w:r>
+    </w:p>
+    <w:p>
+      <w:pPr>
+        <w:spacing w:after="160"/>
+      </w:pPr>
+    </w:p>
+    <w:p>
+      <w:pPr>
+        <w:spacing w:after="80"/>
+        <w:jc w:val="center"/>
       </w:pPr>
       <w:r>
         <w:rPr>
           <w:rFonts w:ascii="Arial" w:hAnsi="Arial" w:eastAsia="Arial" w:cs="Arial"/>
           <w:b/>
           <w:bCs/>
-          <w:color w:val="444444"/>
+          <w:color w:val="333333"/>
           <w:sz w:val="22"/>
           <w:szCs w:val="22"/>
         </w:rPr>
-        <w:t>Stack Tecnológico:</w:t>
-      </w:r>
+        <w:t>Integrantes:</w:t>
+      </w:r>
+    </w:p>
+    <w:p>
+      <w:pPr>
+        <w:spacing w:after="80"/>
+        <w:jc w:val="center"/>
+      </w:pPr>
       <w:r>
         <w:rPr>
           <w:rFonts w:ascii="Arial" w:hAnsi="Arial" w:eastAsia="Arial" w:cs="Arial"/>
@@ -112,18 +123,18 @@
           <w:sz w:val="22"/>
           <w:szCs w:val="22"/>
         </w:rPr>
-        <w:t xml:space="preserve"> Airbyte Cloud · MotherDuck · dbt ·</w:t>
-      </w:r>
-      <w:r>
-        <w:rPr>
-          <w:rFonts w:hint="default" w:cs="Arial"/>
-          <w:color w:val="444444"/>
-          <w:sz w:val="22"/>
-          <w:szCs w:val="22"/>
-          <w:lang w:val="es-PY"/>
-        </w:rPr>
-        <w:t xml:space="preserve"> </w:t>
-      </w:r>
+        <w:t>Cinthia Segovia · Jessica Pizarro · Alan Amarilla · Rodrigo Franco</w:t>
+      </w:r>
+    </w:p>
+    <w:p>
+      <w:pPr>
+        <w:spacing w:after="160"/>
+      </w:pPr>
+    </w:p>
+    <w:p>
+      <w:pPr>
+        <w:jc w:val="center"/>
+      </w:pPr>
       <w:r>
         <w:rPr>
           <w:rFonts w:ascii="Arial" w:hAnsi="Arial" w:eastAsia="Arial" w:cs="Arial"/>
@@ -131,131 +142,6 @@
           <w:sz w:val="22"/>
           <w:szCs w:val="22"/>
         </w:rPr>
-        <w:t>Prefect ·</w:t>
-      </w:r>
-      <w:r>
-        <w:rPr>
-          <w:rFonts w:hint="default" w:cs="Arial"/>
-          <w:color w:val="444444"/>
-          <w:sz w:val="22"/>
-          <w:szCs w:val="22"/>
-          <w:lang w:val="es-PY"/>
-        </w:rPr>
-        <w:t xml:space="preserve"> </w:t>
-      </w:r>
-      <w:r>
-        <w:rPr>
-          <w:rFonts w:ascii="Arial" w:hAnsi="Arial" w:eastAsia="Arial" w:cs="Arial"/>
-          <w:color w:val="444444"/>
-          <w:sz w:val="22"/>
-          <w:szCs w:val="22"/>
-        </w:rPr>
-        <w:t>Metabase</w:t>
-      </w:r>
-    </w:p>
-    <w:p>
-      <w:pPr>
-        <w:spacing w:after="120"/>
-        <w:jc w:val="center"/>
-        <w:rPr>
-          <w:rFonts w:hint="default" w:cs="Arial"/>
-          <w:color w:val="444444"/>
-          <w:sz w:val="22"/>
-          <w:szCs w:val="22"/>
-          <w:lang w:val="es-PY"/>
-        </w:rPr>
-      </w:pPr>
-      <w:r>
-        <w:rPr>
-          <w:rFonts w:hint="default" w:cs="Arial"/>
-          <w:b/>
-          <w:bCs/>
-          <w:color w:val="444444"/>
-          <w:sz w:val="22"/>
-          <w:szCs w:val="22"/>
-          <w:lang w:val="es-PY"/>
-        </w:rPr>
-        <w:t xml:space="preserve">Integrantes: </w:t>
-      </w:r>
-      <w:r>
-        <w:rPr>
-          <w:rFonts w:hint="default" w:cs="Arial"/>
-          <w:color w:val="444444"/>
-          <w:sz w:val="22"/>
-          <w:szCs w:val="22"/>
-          <w:lang w:val="es-PY"/>
-        </w:rPr>
-        <w:t>Cinthia Segovia</w:t>
-      </w:r>
-      <w:r>
-        <w:rPr>
-          <w:rFonts w:ascii="Arial" w:hAnsi="Arial" w:eastAsia="Arial" w:cs="Arial"/>
-          <w:color w:val="444444"/>
-          <w:sz w:val="22"/>
-          <w:szCs w:val="22"/>
-        </w:rPr>
-        <w:t xml:space="preserve"> · </w:t>
-      </w:r>
-      <w:r>
-        <w:rPr>
-          <w:rFonts w:hint="default" w:cs="Arial"/>
-          <w:color w:val="444444"/>
-          <w:sz w:val="22"/>
-          <w:szCs w:val="22"/>
-          <w:lang w:val="es-PY"/>
-        </w:rPr>
-        <w:t>Jessica Pizarro</w:t>
-      </w:r>
-      <w:r>
-        <w:rPr>
-          <w:rFonts w:ascii="Arial" w:hAnsi="Arial" w:eastAsia="Arial" w:cs="Arial"/>
-          <w:color w:val="444444"/>
-          <w:sz w:val="22"/>
-          <w:szCs w:val="22"/>
-        </w:rPr>
-        <w:t xml:space="preserve"> · </w:t>
-      </w:r>
-      <w:r>
-        <w:rPr>
-          <w:rFonts w:hint="default" w:cs="Arial"/>
-          <w:color w:val="444444"/>
-          <w:sz w:val="22"/>
-          <w:szCs w:val="22"/>
-          <w:lang w:val="es-PY"/>
-        </w:rPr>
-        <w:t>Alan Amarilla</w:t>
-      </w:r>
-      <w:r>
-        <w:rPr>
-          <w:rFonts w:ascii="Arial" w:hAnsi="Arial" w:eastAsia="Arial" w:cs="Arial"/>
-          <w:color w:val="444444"/>
-          <w:sz w:val="22"/>
-          <w:szCs w:val="22"/>
-        </w:rPr>
-        <w:t xml:space="preserve"> · </w:t>
-      </w:r>
-      <w:r>
-        <w:rPr>
-          <w:rFonts w:hint="default" w:cs="Arial"/>
-          <w:color w:val="444444"/>
-          <w:sz w:val="22"/>
-          <w:szCs w:val="22"/>
-          <w:lang w:val="es-PY"/>
-        </w:rPr>
-        <w:t>Rodrigo Franco</w:t>
-      </w:r>
-    </w:p>
-    <w:p>
-      <w:pPr>
-        <w:jc w:val="center"/>
-      </w:pPr>
-      <w:r>
-        <w:rPr>
-          <w:rFonts w:ascii="Arial" w:hAnsi="Arial" w:eastAsia="Arial" w:cs="Arial"/>
-          <w:color w:val="444444"/>
-          <w:sz w:val="22"/>
-          <w:szCs w:val="22"/>
-        </w:rPr>
         <w:t>Febrero 2026</w:t>
       </w:r>
     </w:p>
@@ -263,13 +149,6 @@
       <w:pPr>
         <w:spacing w:after="160"/>
       </w:pPr>
-    </w:p>
-    <w:p>
-      <w:pPr>
-        <w:spacing w:after="160"/>
-      </w:pPr>
-      <w:bookmarkStart w:id="0" w:name="_GoBack"/>
-      <w:bookmarkEnd w:id="0"/>
     </w:p>
     <w:p>
       <w:pPr>
@@ -1090,7 +969,7 @@
                 <w:sz w:val="20"/>
                 <w:szCs w:val="20"/>
               </w:rPr>
-              <w:t>Conectores hacia MotherDuck. 600+ conectores disponibles.</w:t>
+              <w:t>9 conexiones hacia MotherDuck. Sync mode Manual para CSVs estáticos.</w:t>
             </w:r>
           </w:p>
         </w:tc>
@@ -1192,7 +1071,7 @@
                 <w:sz w:val="20"/>
                 <w:szCs w:val="20"/>
               </w:rPr>
-              <w:t>Base de datos analítica embebida sin servidor. Base: airbyte_curso.</w:t>
+              <w:t>Base de datos analítica sin servidor. Base: airbyte_curso.</w:t>
             </w:r>
           </w:p>
         </w:tc>
@@ -1368,7 +1247,7 @@
                 <w:sz w:val="20"/>
                 <w:szCs w:val="20"/>
               </w:rPr>
-              <w:t>Manual / dbt CLI</w:t>
+              <w:t>Prefect 3</w:t>
             </w:r>
           </w:p>
         </w:tc>
@@ -1396,7 +1275,7 @@
                 <w:sz w:val="20"/>
                 <w:szCs w:val="20"/>
               </w:rPr>
-              <w:t>Ejecución de modelos y tests desde terminal.</w:t>
+              <w:t>Flow retail_analytics_pipeline con 10 tasks secuenciales.</w:t>
             </w:r>
           </w:p>
         </w:tc>
@@ -1498,12 +1377,42 @@
                 <w:sz w:val="20"/>
                 <w:szCs w:val="20"/>
               </w:rPr>
-              <w:t>Dashboard con 6 visualizaciones y 4 KPIs.</w:t>
+              <w:t>Dashboard con 6 visualizaciones, 4 KPIs y filtro de fecha interactivo.</w:t>
             </w:r>
           </w:p>
         </w:tc>
       </w:tr>
     </w:tbl>
+    <w:p>
+      <w:pPr>
+        <w:spacing w:after="160"/>
+      </w:pPr>
+    </w:p>
+    <w:p>
+      <w:pPr>
+        <w:spacing w:after="120"/>
+      </w:pPr>
+      <w:r>
+        <w:rPr>
+          <w:rFonts w:ascii="Arial" w:hAnsi="Arial" w:eastAsia="Arial" w:cs="Arial"/>
+          <w:i/>
+          <w:iCs/>
+          <w:sz w:val="22"/>
+          <w:szCs w:val="22"/>
+        </w:rPr>
+        <w:t>Justificación del Sync Mode: Se utilizó sync mode Manual dado que las fuentes son archivos CSV estáticos. Un schedule automático no agrega valor para datos que no se actualizan.</w:t>
+      </w:r>
+    </w:p>
+    <w:p>
+      <w:pPr>
+        <w:spacing w:after="160"/>
+      </w:pPr>
+    </w:p>
+    <w:p>
+      <w:pPr>
+        <w:spacing w:after="160"/>
+      </w:pPr>
+    </w:p>
     <w:p>
       <w:pPr>
         <w:spacing w:after="160"/>
@@ -1525,24 +1434,6 @@
         </w:rPr>
         <w:t>2.1 Capas del Proyecto dbt</w:t>
       </w:r>
-    </w:p>
-    <w:p>
-      <w:pPr>
-        <w:spacing w:after="120"/>
-      </w:pPr>
-      <w:r>
-        <w:rPr>
-          <w:rFonts w:ascii="Arial" w:hAnsi="Arial" w:eastAsia="Arial" w:cs="Arial"/>
-          <w:sz w:val="22"/>
-          <w:szCs w:val="22"/>
-        </w:rPr>
-        <w:t>El proyecto dbt retail_project está estructurado en tres capas siguiendo la arquitectura medallón adaptada a Kimball:</w:t>
-      </w:r>
-    </w:p>
-    <w:p>
-      <w:pPr>
-        <w:spacing w:after="160"/>
-      </w:pPr>
     </w:p>
     <w:tbl>
       <w:tblPr>
@@ -1581,6 +1472,12 @@
             <w:insideH w:val="single" w:color="auto" w:sz="4" w:space="0"/>
             <w:insideV w:val="single" w:color="auto" w:sz="4" w:space="0"/>
           </w:tblBorders>
+          <w:tblCellMar>
+            <w:top w:w="0" w:type="dxa"/>
+            <w:left w:w="10" w:type="dxa"/>
+            <w:bottom w:w="0" w:type="dxa"/>
+            <w:right w:w="10" w:type="dxa"/>
+          </w:tblCellMar>
         </w:tblPrEx>
         <w:trPr>
           <w:tblHeader/>
@@ -1851,7 +1748,7 @@
                 <w:sz w:val="20"/>
                 <w:szCs w:val="20"/>
               </w:rPr>
-              <w:t>Limpieza, renombrado de columnas a snake_case, casteo de tipos y eliminación de caracteres especiales ($, ,).</w:t>
+              <w:t>Limpieza, renombrado a snake_case, casteo de tipos y eliminación de caracteres especiales ($, ,).</w:t>
             </w:r>
           </w:p>
         </w:tc>
@@ -2343,7 +2240,7 @@
                 <w:sz w:val="20"/>
                 <w:szCs w:val="20"/>
               </w:rPr>
-              <w:t>Registros aprox.</w:t>
+              <w:t>Registros</w:t>
             </w:r>
           </w:p>
         </w:tc>
@@ -3072,7 +2969,7 @@
           <w:sz w:val="22"/>
           <w:szCs w:val="22"/>
         </w:rPr>
-        <w:t>Campo source: Todas las tablas incluyen una columna source ('mexico_toys' / 'global_electronics') para facilitar el filtrado por origen.</w:t>
+        <w:t>Campo source: Todas las tablas incluyen una columna source para facilitar el filtrado por origen.</w:t>
       </w:r>
     </w:p>
     <w:p>
@@ -3145,7 +3042,7 @@
           <w:sz w:val="22"/>
           <w:szCs w:val="22"/>
         </w:rPr>
-        <w:t>Se crearon 9 modelos de staging (4 para Mexico Toys, 5 para Global Electronics) con las siguientes transformaciones:</w:t>
+        <w:t>Se crearon 9 modelos de staging (4 para Mexico Toys, 5 para Global Electronics):</w:t>
       </w:r>
     </w:p>
     <w:p>
@@ -3241,24 +3138,6 @@
         </w:rPr>
         <w:t>4.2 Modelos Marts</w:t>
       </w:r>
-    </w:p>
-    <w:p>
-      <w:pPr>
-        <w:spacing w:after="120"/>
-      </w:pPr>
-      <w:r>
-        <w:rPr>
-          <w:rFonts w:ascii="Arial" w:hAnsi="Arial" w:eastAsia="Arial" w:cs="Arial"/>
-          <w:sz w:val="22"/>
-          <w:szCs w:val="22"/>
-        </w:rPr>
-        <w:t>Se crearon 5 modelos en la capa marts (4 dimensiones + 1 fact table):</w:t>
-      </w:r>
-    </w:p>
-    <w:p>
-      <w:pPr>
-        <w:spacing w:after="160"/>
-      </w:pPr>
     </w:p>
     <w:tbl>
       <w:tblPr>
@@ -3782,13 +3661,8 @@
           <w:sz w:val="22"/>
           <w:szCs w:val="22"/>
         </w:rPr>
-        <w:t>Se implementaron 48 tests de calidad distribuidos en los modelos staging y marts usando dbt-expectations y dbt_utils:</w:t>
-      </w:r>
-    </w:p>
-    <w:p>
-      <w:pPr>
-        <w:spacing w:after="160"/>
-      </w:pPr>
+        <w:t>Se implementaron 48 tests de calidad distribuidos en los modelos staging y marts:</w:t>
+      </w:r>
     </w:p>
     <w:tbl>
       <w:tblPr>
@@ -4471,7 +4345,7 @@
           <w:sz w:val="22"/>
           <w:szCs w:val="22"/>
         </w:rPr>
-        <w:t>Resultado de ejecución: PASS=48 WARN=0 ERROR=0 SKIP=0 TOTAL=48</w:t>
+        <w:t>Resultado: PASS=48 WARN=0 ERROR=0 SKIP=0 TOTAL=48</w:t>
       </w:r>
     </w:p>
     <w:p>
@@ -4509,7 +4383,7 @@
           <w:sz w:val="22"/>
           <w:szCs w:val="22"/>
         </w:rPr>
-        <w:t>Se construyó un dashboard en Metabase conectado a MotherDuck via driver de comunidad (duckdb.metabase-driver.jar). El dashboard incluye 4 KPIs y 6 visualizaciones:</w:t>
+        <w:t>Se construyó un dashboard en Metabase conectado a MotherDuck via driver de comunidad (duckdb.metabase-driver.jar). El dashboard incluye 4 KPIs, 6 visualizaciones y un filtro interactivo de fecha.</w:t>
       </w:r>
     </w:p>
     <w:p>
@@ -4755,7 +4629,7 @@
                 <w:sz w:val="20"/>
                 <w:szCs w:val="20"/>
               </w:rPr>
-              <w:t>$71,975,910</w:t>
+              <w:t>$72.0M</w:t>
             </w:r>
           </w:p>
         </w:tc>
@@ -4959,7 +4833,7 @@
                 <w:sz w:val="20"/>
                 <w:szCs w:val="20"/>
               </w:rPr>
-              <w:t>~$40M</w:t>
+              <w:t>$37.7M</w:t>
             </w:r>
           </w:p>
         </w:tc>
@@ -5061,7 +4935,7 @@
                 <w:sz w:val="20"/>
                 <w:szCs w:val="20"/>
               </w:rPr>
-              <w:t>~55%</w:t>
+              <w:t>52.4%</w:t>
             </w:r>
           </w:p>
         </w:tc>
@@ -5430,7 +5304,7 @@
                 <w:sz w:val="20"/>
                 <w:szCs w:val="20"/>
               </w:rPr>
-              <w:t>Tendencia temporal del revenue USD entre 2016 y 2020.</w:t>
+              <w:t>Tendencia temporal del revenue USD entre 2016 y 2023.</w:t>
             </w:r>
           </w:p>
         </w:tc>
@@ -5690,7 +5564,7 @@
                 <w:sz w:val="20"/>
                 <w:szCs w:val="20"/>
               </w:rPr>
-              <w:t>Ranking de países por revenue. EE.UU. y Australia lideran.</w:t>
+              <w:t>EE.UU. lidera con ~$22M, seguido por Mexico con ~$14M.</w:t>
             </w:r>
           </w:p>
         </w:tc>
@@ -6093,6 +5967,41 @@
     </w:p>
     <w:p>
       <w:pPr>
+        <w:pStyle w:val="3"/>
+        <w:spacing w:before="240" w:after="120"/>
+      </w:pPr>
+      <w:r>
+        <w:rPr>
+          <w:rFonts w:ascii="Arial" w:hAnsi="Arial" w:eastAsia="Arial" w:cs="Arial"/>
+          <w:b/>
+          <w:bCs/>
+          <w:color w:val="2E75B6"/>
+          <w:sz w:val="26"/>
+          <w:szCs w:val="26"/>
+        </w:rPr>
+        <w:t>6.3 Filtros Interactivos</w:t>
+      </w:r>
+    </w:p>
+    <w:p>
+      <w:pPr>
+        <w:spacing w:after="120"/>
+      </w:pPr>
+      <w:r>
+        <w:rPr>
+          <w:rFonts w:ascii="Arial" w:hAnsi="Arial" w:eastAsia="Arial" w:cs="Arial"/>
+          <w:sz w:val="22"/>
+          <w:szCs w:val="22"/>
+        </w:rPr>
+        <w:t>Se implementó un filtro de fecha tipo Field Filter conectado a la columna sale_date de fact_sales. El filtro controla simultáneamente todas las visualizaciones del dashboard, permitiendo análisis por rangos temporales específicos.</w:t>
+      </w:r>
+    </w:p>
+    <w:p>
+      <w:pPr>
+        <w:spacing w:after="160"/>
+      </w:pPr>
+    </w:p>
+    <w:p>
+      <w:pPr>
         <w:pStyle w:val="2"/>
         <w:pBdr>
           <w:bottom w:val="single" w:color="2E75B6" w:sz="6" w:space="4"/>
@@ -6121,7 +6030,7 @@
           <w:sz w:val="22"/>
           <w:szCs w:val="22"/>
         </w:rPr>
-        <w:t>Se implementó un flow de Prefect para orquestar la ejecución del pipeline de transformación de forma automatizable y con logging estructurado.</w:t>
+        <w:t>Se implementó un flow de Prefect 3 que orquesta el pipeline completo de extremo a extremo, integrando la sincronización de Airbyte con las transformaciones dbt.</w:t>
       </w:r>
     </w:p>
     <w:p>
@@ -6149,7 +6058,7 @@
     <w:tbl>
       <w:tblPr>
         <w:tblStyle w:val="9"/>
-        <w:tblW w:w="9360" w:type="dxa"/>
+        <w:tblW w:w="8360" w:type="dxa"/>
         <w:tblInd w:w="0" w:type="dxa"/>
         <w:tblBorders>
           <w:top w:val="single" w:color="auto" w:sz="4" w:space="0"/>
@@ -6168,9 +6077,10 @@
         </w:tblCellMar>
       </w:tblPr>
       <w:tblGrid>
-        <w:gridCol w:w="2200"/>
-        <w:gridCol w:w="4800"/>
-        <w:gridCol w:w="2360"/>
+        <w:gridCol w:w="463"/>
+        <w:gridCol w:w="2585"/>
+        <w:gridCol w:w="3758"/>
+        <w:gridCol w:w="1554"/>
       </w:tblGrid>
       <w:tr>
         <w:tblPrEx>
@@ -6194,7 +6104,7 @@
         </w:trPr>
         <w:tc>
           <w:tcPr>
-            <w:tcW w:w="2200" w:type="dxa"/>
+            <w:tcW w:w="400" w:type="dxa"/>
             <w:tcBorders>
               <w:top w:val="single" w:color="CCCCCC" w:sz="0" w:space="0"/>
               <w:left w:val="single" w:color="CCCCCC" w:sz="0" w:space="0"/>
@@ -6223,13 +6133,13 @@
                 <w:sz w:val="20"/>
                 <w:szCs w:val="20"/>
               </w:rPr>
-              <w:t>Task</w:t>
-            </w:r>
-          </w:p>
-        </w:tc>
-        <w:tc>
-          <w:tcPr>
-            <w:tcW w:w="4800" w:type="dxa"/>
+              <w:t>#</w:t>
+            </w:r>
+          </w:p>
+        </w:tc>
+        <w:tc>
+          <w:tcPr>
+            <w:tcW w:w="2600" w:type="dxa"/>
             <w:tcBorders>
               <w:top w:val="single" w:color="CCCCCC" w:sz="0" w:space="0"/>
               <w:left w:val="single" w:color="CCCCCC" w:sz="0" w:space="0"/>
@@ -6258,13 +6168,48 @@
                 <w:sz w:val="20"/>
                 <w:szCs w:val="20"/>
               </w:rPr>
+              <w:t>Task</w:t>
+            </w:r>
+          </w:p>
+        </w:tc>
+        <w:tc>
+          <w:tcPr>
+            <w:tcW w:w="3800" w:type="dxa"/>
+            <w:tcBorders>
+              <w:top w:val="single" w:color="CCCCCC" w:sz="0" w:space="0"/>
+              <w:left w:val="single" w:color="CCCCCC" w:sz="0" w:space="0"/>
+              <w:bottom w:val="single" w:color="CCCCCC" w:sz="0" w:space="0"/>
+              <w:right w:val="single" w:color="CCCCCC" w:sz="0" w:space="0"/>
+            </w:tcBorders>
+            <w:shd w:val="clear" w:color="auto" w:fill="1F3864"/>
+            <w:tcMar>
+              <w:top w:w="80" w:type="dxa"/>
+              <w:left w:w="120" w:type="dxa"/>
+              <w:bottom w:w="80" w:type="dxa"/>
+              <w:right w:w="120" w:type="dxa"/>
+            </w:tcMar>
+            <w:vAlign w:val="center"/>
+          </w:tcPr>
+          <w:p>
+            <w:pPr>
+              <w:jc w:val="center"/>
+            </w:pPr>
+            <w:r>
+              <w:rPr>
+                <w:rFonts w:ascii="Arial" w:hAnsi="Arial" w:eastAsia="Arial" w:cs="Arial"/>
+                <w:b/>
+                <w:bCs/>
+                <w:color w:val="FFFFFF"/>
+                <w:sz w:val="20"/>
+                <w:szCs w:val="20"/>
+              </w:rPr>
               <w:t>Descripción</w:t>
             </w:r>
           </w:p>
         </w:tc>
         <w:tc>
           <w:tcPr>
-            <w:tcW w:w="2360" w:type="dxa"/>
+            <w:tcW w:w="1560" w:type="dxa"/>
             <w:tcBorders>
               <w:top w:val="single" w:color="CCCCCC" w:sz="0" w:space="0"/>
               <w:left w:val="single" w:color="CCCCCC" w:sz="0" w:space="0"/>
@@ -6317,7 +6262,7 @@
         </w:tblPrEx>
         <w:tc>
           <w:tcPr>
-            <w:tcW w:w="2200" w:type="dxa"/>
+            <w:tcW w:w="400" w:type="dxa"/>
             <w:tcBorders>
               <w:top w:val="single" w:color="CCCCCC" w:sz="0" w:space="0"/>
               <w:left w:val="single" w:color="CCCCCC" w:sz="0" w:space="0"/>
@@ -6339,13 +6284,13 @@
                 <w:sz w:val="20"/>
                 <w:szCs w:val="20"/>
               </w:rPr>
-              <w:t>dbt_run</w:t>
-            </w:r>
-          </w:p>
-        </w:tc>
-        <w:tc>
-          <w:tcPr>
-            <w:tcW w:w="4800" w:type="dxa"/>
+              <w:t>1</w:t>
+            </w:r>
+          </w:p>
+        </w:tc>
+        <w:tc>
+          <w:tcPr>
+            <w:tcW w:w="2600" w:type="dxa"/>
             <w:tcBorders>
               <w:top w:val="single" w:color="CCCCCC" w:sz="0" w:space="0"/>
               <w:left w:val="single" w:color="CCCCCC" w:sz="0" w:space="0"/>
@@ -6367,13 +6312,13 @@
                 <w:sz w:val="20"/>
                 <w:szCs w:val="20"/>
               </w:rPr>
-              <w:t>Ejecuta todos los modelos dbt (staging + marts). Incluye retry automático ante fallo.</w:t>
-            </w:r>
-          </w:p>
-        </w:tc>
-        <w:tc>
-          <w:tcPr>
-            <w:tcW w:w="2360" w:type="dxa"/>
+              <w:t>airbyte sync - mexico toys</w:t>
+            </w:r>
+          </w:p>
+        </w:tc>
+        <w:tc>
+          <w:tcPr>
+            <w:tcW w:w="3800" w:type="dxa"/>
             <w:tcBorders>
               <w:top w:val="single" w:color="CCCCCC" w:sz="0" w:space="0"/>
               <w:left w:val="single" w:color="CCCCCC" w:sz="0" w:space="0"/>
@@ -6395,7 +6340,35 @@
                 <w:sz w:val="20"/>
                 <w:szCs w:val="20"/>
               </w:rPr>
-              <w:t>PASS=9 modelos</w:t>
+              <w:t>Triggerea sync de 4 conexiones de Mexico Toys via API. Modo simulado en plan Trial.</w:t>
+            </w:r>
+          </w:p>
+        </w:tc>
+        <w:tc>
+          <w:tcPr>
+            <w:tcW w:w="1560" w:type="dxa"/>
+            <w:tcBorders>
+              <w:top w:val="single" w:color="CCCCCC" w:sz="0" w:space="0"/>
+              <w:left w:val="single" w:color="CCCCCC" w:sz="0" w:space="0"/>
+              <w:bottom w:val="single" w:color="CCCCCC" w:sz="0" w:space="0"/>
+              <w:right w:val="single" w:color="CCCCCC" w:sz="0" w:space="0"/>
+            </w:tcBorders>
+            <w:shd w:val="clear" w:color="auto" w:fill="FFFFFF"/>
+            <w:tcMar>
+              <w:top w:w="80" w:type="dxa"/>
+              <w:left w:w="120" w:type="dxa"/>
+              <w:bottom w:w="80" w:type="dxa"/>
+              <w:right w:w="120" w:type="dxa"/>
+            </w:tcMar>
+          </w:tcPr>
+          <w:p>
+            <w:r>
+              <w:rPr>
+                <w:rFonts w:ascii="Arial" w:hAnsi="Arial" w:eastAsia="Arial" w:cs="Arial"/>
+                <w:sz w:val="20"/>
+                <w:szCs w:val="20"/>
+              </w:rPr>
+              <w:t>4 conexiones</w:t>
             </w:r>
           </w:p>
         </w:tc>
@@ -6419,7 +6392,7 @@
         </w:tblPrEx>
         <w:tc>
           <w:tcPr>
-            <w:tcW w:w="2200" w:type="dxa"/>
+            <w:tcW w:w="400" w:type="dxa"/>
             <w:tcBorders>
               <w:top w:val="single" w:color="CCCCCC" w:sz="0" w:space="0"/>
               <w:left w:val="single" w:color="CCCCCC" w:sz="0" w:space="0"/>
@@ -6441,13 +6414,13 @@
                 <w:sz w:val="20"/>
                 <w:szCs w:val="20"/>
               </w:rPr>
-              <w:t>dbt_test</w:t>
-            </w:r>
-          </w:p>
-        </w:tc>
-        <w:tc>
-          <w:tcPr>
-            <w:tcW w:w="4800" w:type="dxa"/>
+              <w:t>2</w:t>
+            </w:r>
+          </w:p>
+        </w:tc>
+        <w:tc>
+          <w:tcPr>
+            <w:tcW w:w="2600" w:type="dxa"/>
             <w:tcBorders>
               <w:top w:val="single" w:color="CCCCCC" w:sz="0" w:space="0"/>
               <w:left w:val="single" w:color="CCCCCC" w:sz="0" w:space="0"/>
@@ -6469,13 +6442,13 @@
                 <w:sz w:val="20"/>
                 <w:szCs w:val="20"/>
               </w:rPr>
-              <w:t>Ejecuta los 48 tests de calidad de datos. Falla el pipeline si hay errores.</w:t>
-            </w:r>
-          </w:p>
-        </w:tc>
-        <w:tc>
-          <w:tcPr>
-            <w:tcW w:w="2360" w:type="dxa"/>
+              <w:t>airbyte sync - global electronics</w:t>
+            </w:r>
+          </w:p>
+        </w:tc>
+        <w:tc>
+          <w:tcPr>
+            <w:tcW w:w="3800" w:type="dxa"/>
             <w:tcBorders>
               <w:top w:val="single" w:color="CCCCCC" w:sz="0" w:space="0"/>
               <w:left w:val="single" w:color="CCCCCC" w:sz="0" w:space="0"/>
@@ -6497,7 +6470,1075 @@
                 <w:sz w:val="20"/>
                 <w:szCs w:val="20"/>
               </w:rPr>
-              <w:t>PASS=48 tests</w:t>
+              <w:t>Triggerea sync de 5 conexiones de Global Electronics via API.</w:t>
+            </w:r>
+          </w:p>
+        </w:tc>
+        <w:tc>
+          <w:tcPr>
+            <w:tcW w:w="1560" w:type="dxa"/>
+            <w:tcBorders>
+              <w:top w:val="single" w:color="CCCCCC" w:sz="0" w:space="0"/>
+              <w:left w:val="single" w:color="CCCCCC" w:sz="0" w:space="0"/>
+              <w:bottom w:val="single" w:color="CCCCCC" w:sz="0" w:space="0"/>
+              <w:right w:val="single" w:color="CCCCCC" w:sz="0" w:space="0"/>
+            </w:tcBorders>
+            <w:shd w:val="clear" w:color="auto" w:fill="F2F2F2"/>
+            <w:tcMar>
+              <w:top w:w="80" w:type="dxa"/>
+              <w:left w:w="120" w:type="dxa"/>
+              <w:bottom w:w="80" w:type="dxa"/>
+              <w:right w:w="120" w:type="dxa"/>
+            </w:tcMar>
+          </w:tcPr>
+          <w:p>
+            <w:r>
+              <w:rPr>
+                <w:rFonts w:ascii="Arial" w:hAnsi="Arial" w:eastAsia="Arial" w:cs="Arial"/>
+                <w:sz w:val="20"/>
+                <w:szCs w:val="20"/>
+              </w:rPr>
+              <w:t>5 conexiones</w:t>
+            </w:r>
+          </w:p>
+        </w:tc>
+      </w:tr>
+      <w:tr>
+        <w:tblPrEx>
+          <w:tblBorders>
+            <w:top w:val="single" w:color="auto" w:sz="4" w:space="0"/>
+            <w:left w:val="single" w:color="auto" w:sz="4" w:space="0"/>
+            <w:bottom w:val="single" w:color="auto" w:sz="4" w:space="0"/>
+            <w:right w:val="single" w:color="auto" w:sz="4" w:space="0"/>
+            <w:insideH w:val="single" w:color="auto" w:sz="4" w:space="0"/>
+            <w:insideV w:val="single" w:color="auto" w:sz="4" w:space="0"/>
+          </w:tblBorders>
+          <w:tblCellMar>
+            <w:top w:w="0" w:type="dxa"/>
+            <w:left w:w="10" w:type="dxa"/>
+            <w:bottom w:w="0" w:type="dxa"/>
+            <w:right w:w="10" w:type="dxa"/>
+          </w:tblCellMar>
+        </w:tblPrEx>
+        <w:tc>
+          <w:tcPr>
+            <w:tcW w:w="400" w:type="dxa"/>
+            <w:tcBorders>
+              <w:top w:val="single" w:color="CCCCCC" w:sz="0" w:space="0"/>
+              <w:left w:val="single" w:color="CCCCCC" w:sz="0" w:space="0"/>
+              <w:bottom w:val="single" w:color="CCCCCC" w:sz="0" w:space="0"/>
+              <w:right w:val="single" w:color="CCCCCC" w:sz="0" w:space="0"/>
+            </w:tcBorders>
+            <w:shd w:val="clear" w:color="auto" w:fill="FFFFFF"/>
+            <w:tcMar>
+              <w:top w:w="80" w:type="dxa"/>
+              <w:left w:w="120" w:type="dxa"/>
+              <w:bottom w:w="80" w:type="dxa"/>
+              <w:right w:w="120" w:type="dxa"/>
+            </w:tcMar>
+          </w:tcPr>
+          <w:p>
+            <w:r>
+              <w:rPr>
+                <w:rFonts w:ascii="Arial" w:hAnsi="Arial" w:eastAsia="Arial" w:cs="Arial"/>
+                <w:sz w:val="20"/>
+                <w:szCs w:val="20"/>
+              </w:rPr>
+              <w:t>3</w:t>
+            </w:r>
+          </w:p>
+        </w:tc>
+        <w:tc>
+          <w:tcPr>
+            <w:tcW w:w="2600" w:type="dxa"/>
+            <w:tcBorders>
+              <w:top w:val="single" w:color="CCCCCC" w:sz="0" w:space="0"/>
+              <w:left w:val="single" w:color="CCCCCC" w:sz="0" w:space="0"/>
+              <w:bottom w:val="single" w:color="CCCCCC" w:sz="0" w:space="0"/>
+              <w:right w:val="single" w:color="CCCCCC" w:sz="0" w:space="0"/>
+            </w:tcBorders>
+            <w:shd w:val="clear" w:color="auto" w:fill="FFFFFF"/>
+            <w:tcMar>
+              <w:top w:w="80" w:type="dxa"/>
+              <w:left w:w="120" w:type="dxa"/>
+              <w:bottom w:w="80" w:type="dxa"/>
+              <w:right w:w="120" w:type="dxa"/>
+            </w:tcMar>
+          </w:tcPr>
+          <w:p>
+            <w:r>
+              <w:rPr>
+                <w:rFonts w:ascii="Arial" w:hAnsi="Arial" w:eastAsia="Arial" w:cs="Arial"/>
+                <w:sz w:val="20"/>
+                <w:szCs w:val="20"/>
+              </w:rPr>
+              <w:t>dbt deps</w:t>
+            </w:r>
+          </w:p>
+        </w:tc>
+        <w:tc>
+          <w:tcPr>
+            <w:tcW w:w="3800" w:type="dxa"/>
+            <w:tcBorders>
+              <w:top w:val="single" w:color="CCCCCC" w:sz="0" w:space="0"/>
+              <w:left w:val="single" w:color="CCCCCC" w:sz="0" w:space="0"/>
+              <w:bottom w:val="single" w:color="CCCCCC" w:sz="0" w:space="0"/>
+              <w:right w:val="single" w:color="CCCCCC" w:sz="0" w:space="0"/>
+            </w:tcBorders>
+            <w:shd w:val="clear" w:color="auto" w:fill="FFFFFF"/>
+            <w:tcMar>
+              <w:top w:w="80" w:type="dxa"/>
+              <w:left w:w="120" w:type="dxa"/>
+              <w:bottom w:w="80" w:type="dxa"/>
+              <w:right w:w="120" w:type="dxa"/>
+            </w:tcMar>
+          </w:tcPr>
+          <w:p>
+            <w:r>
+              <w:rPr>
+                <w:rFonts w:ascii="Arial" w:hAnsi="Arial" w:eastAsia="Arial" w:cs="Arial"/>
+                <w:sz w:val="20"/>
+                <w:szCs w:val="20"/>
+              </w:rPr>
+              <w:t>Instala paquetes dbt-expectations y dbt_utils.</w:t>
+            </w:r>
+          </w:p>
+        </w:tc>
+        <w:tc>
+          <w:tcPr>
+            <w:tcW w:w="1560" w:type="dxa"/>
+            <w:tcBorders>
+              <w:top w:val="single" w:color="CCCCCC" w:sz="0" w:space="0"/>
+              <w:left w:val="single" w:color="CCCCCC" w:sz="0" w:space="0"/>
+              <w:bottom w:val="single" w:color="CCCCCC" w:sz="0" w:space="0"/>
+              <w:right w:val="single" w:color="CCCCCC" w:sz="0" w:space="0"/>
+            </w:tcBorders>
+            <w:shd w:val="clear" w:color="auto" w:fill="FFFFFF"/>
+            <w:tcMar>
+              <w:top w:w="80" w:type="dxa"/>
+              <w:left w:w="120" w:type="dxa"/>
+              <w:bottom w:w="80" w:type="dxa"/>
+              <w:right w:w="120" w:type="dxa"/>
+            </w:tcMar>
+          </w:tcPr>
+          <w:p>
+            <w:r>
+              <w:rPr>
+                <w:rFonts w:ascii="Arial" w:hAnsi="Arial" w:eastAsia="Arial" w:cs="Arial"/>
+                <w:sz w:val="20"/>
+                <w:szCs w:val="20"/>
+              </w:rPr>
+              <w:t>OK</w:t>
+            </w:r>
+          </w:p>
+        </w:tc>
+      </w:tr>
+      <w:tr>
+        <w:tblPrEx>
+          <w:tblBorders>
+            <w:top w:val="single" w:color="auto" w:sz="4" w:space="0"/>
+            <w:left w:val="single" w:color="auto" w:sz="4" w:space="0"/>
+            <w:bottom w:val="single" w:color="auto" w:sz="4" w:space="0"/>
+            <w:right w:val="single" w:color="auto" w:sz="4" w:space="0"/>
+            <w:insideH w:val="single" w:color="auto" w:sz="4" w:space="0"/>
+            <w:insideV w:val="single" w:color="auto" w:sz="4" w:space="0"/>
+          </w:tblBorders>
+          <w:tblCellMar>
+            <w:top w:w="0" w:type="dxa"/>
+            <w:left w:w="10" w:type="dxa"/>
+            <w:bottom w:w="0" w:type="dxa"/>
+            <w:right w:w="10" w:type="dxa"/>
+          </w:tblCellMar>
+        </w:tblPrEx>
+        <w:tc>
+          <w:tcPr>
+            <w:tcW w:w="400" w:type="dxa"/>
+            <w:tcBorders>
+              <w:top w:val="single" w:color="CCCCCC" w:sz="0" w:space="0"/>
+              <w:left w:val="single" w:color="CCCCCC" w:sz="0" w:space="0"/>
+              <w:bottom w:val="single" w:color="CCCCCC" w:sz="0" w:space="0"/>
+              <w:right w:val="single" w:color="CCCCCC" w:sz="0" w:space="0"/>
+            </w:tcBorders>
+            <w:shd w:val="clear" w:color="auto" w:fill="F2F2F2"/>
+            <w:tcMar>
+              <w:top w:w="80" w:type="dxa"/>
+              <w:left w:w="120" w:type="dxa"/>
+              <w:bottom w:w="80" w:type="dxa"/>
+              <w:right w:w="120" w:type="dxa"/>
+            </w:tcMar>
+          </w:tcPr>
+          <w:p>
+            <w:r>
+              <w:rPr>
+                <w:rFonts w:ascii="Arial" w:hAnsi="Arial" w:eastAsia="Arial" w:cs="Arial"/>
+                <w:sz w:val="20"/>
+                <w:szCs w:val="20"/>
+              </w:rPr>
+              <w:t>4</w:t>
+            </w:r>
+          </w:p>
+        </w:tc>
+        <w:tc>
+          <w:tcPr>
+            <w:tcW w:w="2600" w:type="dxa"/>
+            <w:tcBorders>
+              <w:top w:val="single" w:color="CCCCCC" w:sz="0" w:space="0"/>
+              <w:left w:val="single" w:color="CCCCCC" w:sz="0" w:space="0"/>
+              <w:bottom w:val="single" w:color="CCCCCC" w:sz="0" w:space="0"/>
+              <w:right w:val="single" w:color="CCCCCC" w:sz="0" w:space="0"/>
+            </w:tcBorders>
+            <w:shd w:val="clear" w:color="auto" w:fill="F2F2F2"/>
+            <w:tcMar>
+              <w:top w:w="80" w:type="dxa"/>
+              <w:left w:w="120" w:type="dxa"/>
+              <w:bottom w:w="80" w:type="dxa"/>
+              <w:right w:w="120" w:type="dxa"/>
+            </w:tcMar>
+          </w:tcPr>
+          <w:p>
+            <w:r>
+              <w:rPr>
+                <w:rFonts w:ascii="Arial" w:hAnsi="Arial" w:eastAsia="Arial" w:cs="Arial"/>
+                <w:sz w:val="20"/>
+                <w:szCs w:val="20"/>
+              </w:rPr>
+              <w:t>dbt run - staging mexico_toys</w:t>
+            </w:r>
+          </w:p>
+        </w:tc>
+        <w:tc>
+          <w:tcPr>
+            <w:tcW w:w="3800" w:type="dxa"/>
+            <w:tcBorders>
+              <w:top w:val="single" w:color="CCCCCC" w:sz="0" w:space="0"/>
+              <w:left w:val="single" w:color="CCCCCC" w:sz="0" w:space="0"/>
+              <w:bottom w:val="single" w:color="CCCCCC" w:sz="0" w:space="0"/>
+              <w:right w:val="single" w:color="CCCCCC" w:sz="0" w:space="0"/>
+            </w:tcBorders>
+            <w:shd w:val="clear" w:color="auto" w:fill="F2F2F2"/>
+            <w:tcMar>
+              <w:top w:w="80" w:type="dxa"/>
+              <w:left w:w="120" w:type="dxa"/>
+              <w:bottom w:w="80" w:type="dxa"/>
+              <w:right w:w="120" w:type="dxa"/>
+            </w:tcMar>
+          </w:tcPr>
+          <w:p>
+            <w:r>
+              <w:rPr>
+                <w:rFonts w:ascii="Arial" w:hAnsi="Arial" w:eastAsia="Arial" w:cs="Arial"/>
+                <w:sz w:val="20"/>
+                <w:szCs w:val="20"/>
+              </w:rPr>
+              <w:t>Limpieza y tipado de 4 modelos staging MX.</w:t>
+            </w:r>
+          </w:p>
+        </w:tc>
+        <w:tc>
+          <w:tcPr>
+            <w:tcW w:w="1560" w:type="dxa"/>
+            <w:tcBorders>
+              <w:top w:val="single" w:color="CCCCCC" w:sz="0" w:space="0"/>
+              <w:left w:val="single" w:color="CCCCCC" w:sz="0" w:space="0"/>
+              <w:bottom w:val="single" w:color="CCCCCC" w:sz="0" w:space="0"/>
+              <w:right w:val="single" w:color="CCCCCC" w:sz="0" w:space="0"/>
+            </w:tcBorders>
+            <w:shd w:val="clear" w:color="auto" w:fill="F2F2F2"/>
+            <w:tcMar>
+              <w:top w:w="80" w:type="dxa"/>
+              <w:left w:w="120" w:type="dxa"/>
+              <w:bottom w:w="80" w:type="dxa"/>
+              <w:right w:w="120" w:type="dxa"/>
+            </w:tcMar>
+          </w:tcPr>
+          <w:p>
+            <w:r>
+              <w:rPr>
+                <w:rFonts w:ascii="Arial" w:hAnsi="Arial" w:eastAsia="Arial" w:cs="Arial"/>
+                <w:sz w:val="20"/>
+                <w:szCs w:val="20"/>
+              </w:rPr>
+              <w:t>PASS=4</w:t>
+            </w:r>
+          </w:p>
+        </w:tc>
+      </w:tr>
+      <w:tr>
+        <w:tblPrEx>
+          <w:tblBorders>
+            <w:top w:val="single" w:color="auto" w:sz="4" w:space="0"/>
+            <w:left w:val="single" w:color="auto" w:sz="4" w:space="0"/>
+            <w:bottom w:val="single" w:color="auto" w:sz="4" w:space="0"/>
+            <w:right w:val="single" w:color="auto" w:sz="4" w:space="0"/>
+            <w:insideH w:val="single" w:color="auto" w:sz="4" w:space="0"/>
+            <w:insideV w:val="single" w:color="auto" w:sz="4" w:space="0"/>
+          </w:tblBorders>
+          <w:tblCellMar>
+            <w:top w:w="0" w:type="dxa"/>
+            <w:left w:w="10" w:type="dxa"/>
+            <w:bottom w:w="0" w:type="dxa"/>
+            <w:right w:w="10" w:type="dxa"/>
+          </w:tblCellMar>
+        </w:tblPrEx>
+        <w:tc>
+          <w:tcPr>
+            <w:tcW w:w="400" w:type="dxa"/>
+            <w:tcBorders>
+              <w:top w:val="single" w:color="CCCCCC" w:sz="0" w:space="0"/>
+              <w:left w:val="single" w:color="CCCCCC" w:sz="0" w:space="0"/>
+              <w:bottom w:val="single" w:color="CCCCCC" w:sz="0" w:space="0"/>
+              <w:right w:val="single" w:color="CCCCCC" w:sz="0" w:space="0"/>
+            </w:tcBorders>
+            <w:shd w:val="clear" w:color="auto" w:fill="FFFFFF"/>
+            <w:tcMar>
+              <w:top w:w="80" w:type="dxa"/>
+              <w:left w:w="120" w:type="dxa"/>
+              <w:bottom w:w="80" w:type="dxa"/>
+              <w:right w:w="120" w:type="dxa"/>
+            </w:tcMar>
+          </w:tcPr>
+          <w:p>
+            <w:r>
+              <w:rPr>
+                <w:rFonts w:ascii="Arial" w:hAnsi="Arial" w:eastAsia="Arial" w:cs="Arial"/>
+                <w:sz w:val="20"/>
+                <w:szCs w:val="20"/>
+              </w:rPr>
+              <w:t>5</w:t>
+            </w:r>
+          </w:p>
+        </w:tc>
+        <w:tc>
+          <w:tcPr>
+            <w:tcW w:w="2600" w:type="dxa"/>
+            <w:tcBorders>
+              <w:top w:val="single" w:color="CCCCCC" w:sz="0" w:space="0"/>
+              <w:left w:val="single" w:color="CCCCCC" w:sz="0" w:space="0"/>
+              <w:bottom w:val="single" w:color="CCCCCC" w:sz="0" w:space="0"/>
+              <w:right w:val="single" w:color="CCCCCC" w:sz="0" w:space="0"/>
+            </w:tcBorders>
+            <w:shd w:val="clear" w:color="auto" w:fill="FFFFFF"/>
+            <w:tcMar>
+              <w:top w:w="80" w:type="dxa"/>
+              <w:left w:w="120" w:type="dxa"/>
+              <w:bottom w:w="80" w:type="dxa"/>
+              <w:right w:w="120" w:type="dxa"/>
+            </w:tcMar>
+          </w:tcPr>
+          <w:p>
+            <w:r>
+              <w:rPr>
+                <w:rFonts w:ascii="Arial" w:hAnsi="Arial" w:eastAsia="Arial" w:cs="Arial"/>
+                <w:sz w:val="20"/>
+                <w:szCs w:val="20"/>
+              </w:rPr>
+              <w:t>dbt run - staging global_electronics</w:t>
+            </w:r>
+          </w:p>
+        </w:tc>
+        <w:tc>
+          <w:tcPr>
+            <w:tcW w:w="3800" w:type="dxa"/>
+            <w:tcBorders>
+              <w:top w:val="single" w:color="CCCCCC" w:sz="0" w:space="0"/>
+              <w:left w:val="single" w:color="CCCCCC" w:sz="0" w:space="0"/>
+              <w:bottom w:val="single" w:color="CCCCCC" w:sz="0" w:space="0"/>
+              <w:right w:val="single" w:color="CCCCCC" w:sz="0" w:space="0"/>
+            </w:tcBorders>
+            <w:shd w:val="clear" w:color="auto" w:fill="FFFFFF"/>
+            <w:tcMar>
+              <w:top w:w="80" w:type="dxa"/>
+              <w:left w:w="120" w:type="dxa"/>
+              <w:bottom w:w="80" w:type="dxa"/>
+              <w:right w:w="120" w:type="dxa"/>
+            </w:tcMar>
+          </w:tcPr>
+          <w:p>
+            <w:r>
+              <w:rPr>
+                <w:rFonts w:ascii="Arial" w:hAnsi="Arial" w:eastAsia="Arial" w:cs="Arial"/>
+                <w:sz w:val="20"/>
+                <w:szCs w:val="20"/>
+              </w:rPr>
+              <w:t>Limpieza y tipado de 5 modelos staging GL.</w:t>
+            </w:r>
+          </w:p>
+        </w:tc>
+        <w:tc>
+          <w:tcPr>
+            <w:tcW w:w="1560" w:type="dxa"/>
+            <w:tcBorders>
+              <w:top w:val="single" w:color="CCCCCC" w:sz="0" w:space="0"/>
+              <w:left w:val="single" w:color="CCCCCC" w:sz="0" w:space="0"/>
+              <w:bottom w:val="single" w:color="CCCCCC" w:sz="0" w:space="0"/>
+              <w:right w:val="single" w:color="CCCCCC" w:sz="0" w:space="0"/>
+            </w:tcBorders>
+            <w:shd w:val="clear" w:color="auto" w:fill="FFFFFF"/>
+            <w:tcMar>
+              <w:top w:w="80" w:type="dxa"/>
+              <w:left w:w="120" w:type="dxa"/>
+              <w:bottom w:w="80" w:type="dxa"/>
+              <w:right w:w="120" w:type="dxa"/>
+            </w:tcMar>
+          </w:tcPr>
+          <w:p>
+            <w:r>
+              <w:rPr>
+                <w:rFonts w:ascii="Arial" w:hAnsi="Arial" w:eastAsia="Arial" w:cs="Arial"/>
+                <w:sz w:val="20"/>
+                <w:szCs w:val="20"/>
+              </w:rPr>
+              <w:t>PASS=5</w:t>
+            </w:r>
+          </w:p>
+        </w:tc>
+      </w:tr>
+      <w:tr>
+        <w:tblPrEx>
+          <w:tblBorders>
+            <w:top w:val="single" w:color="auto" w:sz="4" w:space="0"/>
+            <w:left w:val="single" w:color="auto" w:sz="4" w:space="0"/>
+            <w:bottom w:val="single" w:color="auto" w:sz="4" w:space="0"/>
+            <w:right w:val="single" w:color="auto" w:sz="4" w:space="0"/>
+            <w:insideH w:val="single" w:color="auto" w:sz="4" w:space="0"/>
+            <w:insideV w:val="single" w:color="auto" w:sz="4" w:space="0"/>
+          </w:tblBorders>
+          <w:tblCellMar>
+            <w:top w:w="0" w:type="dxa"/>
+            <w:left w:w="10" w:type="dxa"/>
+            <w:bottom w:w="0" w:type="dxa"/>
+            <w:right w:w="10" w:type="dxa"/>
+          </w:tblCellMar>
+        </w:tblPrEx>
+        <w:tc>
+          <w:tcPr>
+            <w:tcW w:w="400" w:type="dxa"/>
+            <w:tcBorders>
+              <w:top w:val="single" w:color="CCCCCC" w:sz="0" w:space="0"/>
+              <w:left w:val="single" w:color="CCCCCC" w:sz="0" w:space="0"/>
+              <w:bottom w:val="single" w:color="CCCCCC" w:sz="0" w:space="0"/>
+              <w:right w:val="single" w:color="CCCCCC" w:sz="0" w:space="0"/>
+            </w:tcBorders>
+            <w:shd w:val="clear" w:color="auto" w:fill="F2F2F2"/>
+            <w:tcMar>
+              <w:top w:w="80" w:type="dxa"/>
+              <w:left w:w="120" w:type="dxa"/>
+              <w:bottom w:w="80" w:type="dxa"/>
+              <w:right w:w="120" w:type="dxa"/>
+            </w:tcMar>
+          </w:tcPr>
+          <w:p>
+            <w:r>
+              <w:rPr>
+                <w:rFonts w:ascii="Arial" w:hAnsi="Arial" w:eastAsia="Arial" w:cs="Arial"/>
+                <w:sz w:val="20"/>
+                <w:szCs w:val="20"/>
+              </w:rPr>
+              <w:t>6</w:t>
+            </w:r>
+          </w:p>
+        </w:tc>
+        <w:tc>
+          <w:tcPr>
+            <w:tcW w:w="2600" w:type="dxa"/>
+            <w:tcBorders>
+              <w:top w:val="single" w:color="CCCCCC" w:sz="0" w:space="0"/>
+              <w:left w:val="single" w:color="CCCCCC" w:sz="0" w:space="0"/>
+              <w:bottom w:val="single" w:color="CCCCCC" w:sz="0" w:space="0"/>
+              <w:right w:val="single" w:color="CCCCCC" w:sz="0" w:space="0"/>
+            </w:tcBorders>
+            <w:shd w:val="clear" w:color="auto" w:fill="F2F2F2"/>
+            <w:tcMar>
+              <w:top w:w="80" w:type="dxa"/>
+              <w:left w:w="120" w:type="dxa"/>
+              <w:bottom w:w="80" w:type="dxa"/>
+              <w:right w:w="120" w:type="dxa"/>
+            </w:tcMar>
+          </w:tcPr>
+          <w:p>
+            <w:r>
+              <w:rPr>
+                <w:rFonts w:ascii="Arial" w:hAnsi="Arial" w:eastAsia="Arial" w:cs="Arial"/>
+                <w:sz w:val="20"/>
+                <w:szCs w:val="20"/>
+              </w:rPr>
+              <w:t>dbt run - marts dimensions</w:t>
+            </w:r>
+          </w:p>
+        </w:tc>
+        <w:tc>
+          <w:tcPr>
+            <w:tcW w:w="3800" w:type="dxa"/>
+            <w:tcBorders>
+              <w:top w:val="single" w:color="CCCCCC" w:sz="0" w:space="0"/>
+              <w:left w:val="single" w:color="CCCCCC" w:sz="0" w:space="0"/>
+              <w:bottom w:val="single" w:color="CCCCCC" w:sz="0" w:space="0"/>
+              <w:right w:val="single" w:color="CCCCCC" w:sz="0" w:space="0"/>
+            </w:tcBorders>
+            <w:shd w:val="clear" w:color="auto" w:fill="F2F2F2"/>
+            <w:tcMar>
+              <w:top w:w="80" w:type="dxa"/>
+              <w:left w:w="120" w:type="dxa"/>
+              <w:bottom w:w="80" w:type="dxa"/>
+              <w:right w:w="120" w:type="dxa"/>
+            </w:tcMar>
+          </w:tcPr>
+          <w:p>
+            <w:r>
+              <w:rPr>
+                <w:rFonts w:ascii="Arial" w:hAnsi="Arial" w:eastAsia="Arial" w:cs="Arial"/>
+                <w:sz w:val="20"/>
+                <w:szCs w:val="20"/>
+              </w:rPr>
+              <w:t>Construye dim_date, dim_product, dim_store, dim_customer.</w:t>
+            </w:r>
+          </w:p>
+        </w:tc>
+        <w:tc>
+          <w:tcPr>
+            <w:tcW w:w="1560" w:type="dxa"/>
+            <w:tcBorders>
+              <w:top w:val="single" w:color="CCCCCC" w:sz="0" w:space="0"/>
+              <w:left w:val="single" w:color="CCCCCC" w:sz="0" w:space="0"/>
+              <w:bottom w:val="single" w:color="CCCCCC" w:sz="0" w:space="0"/>
+              <w:right w:val="single" w:color="CCCCCC" w:sz="0" w:space="0"/>
+            </w:tcBorders>
+            <w:shd w:val="clear" w:color="auto" w:fill="F2F2F2"/>
+            <w:tcMar>
+              <w:top w:w="80" w:type="dxa"/>
+              <w:left w:w="120" w:type="dxa"/>
+              <w:bottom w:w="80" w:type="dxa"/>
+              <w:right w:w="120" w:type="dxa"/>
+            </w:tcMar>
+          </w:tcPr>
+          <w:p>
+            <w:r>
+              <w:rPr>
+                <w:rFonts w:ascii="Arial" w:hAnsi="Arial" w:eastAsia="Arial" w:cs="Arial"/>
+                <w:sz w:val="20"/>
+                <w:szCs w:val="20"/>
+              </w:rPr>
+              <w:t>PASS=4</w:t>
+            </w:r>
+          </w:p>
+        </w:tc>
+      </w:tr>
+      <w:tr>
+        <w:tblPrEx>
+          <w:tblBorders>
+            <w:top w:val="single" w:color="auto" w:sz="4" w:space="0"/>
+            <w:left w:val="single" w:color="auto" w:sz="4" w:space="0"/>
+            <w:bottom w:val="single" w:color="auto" w:sz="4" w:space="0"/>
+            <w:right w:val="single" w:color="auto" w:sz="4" w:space="0"/>
+            <w:insideH w:val="single" w:color="auto" w:sz="4" w:space="0"/>
+            <w:insideV w:val="single" w:color="auto" w:sz="4" w:space="0"/>
+          </w:tblBorders>
+          <w:tblCellMar>
+            <w:top w:w="0" w:type="dxa"/>
+            <w:left w:w="10" w:type="dxa"/>
+            <w:bottom w:w="0" w:type="dxa"/>
+            <w:right w:w="10" w:type="dxa"/>
+          </w:tblCellMar>
+        </w:tblPrEx>
+        <w:tc>
+          <w:tcPr>
+            <w:tcW w:w="400" w:type="dxa"/>
+            <w:tcBorders>
+              <w:top w:val="single" w:color="CCCCCC" w:sz="0" w:space="0"/>
+              <w:left w:val="single" w:color="CCCCCC" w:sz="0" w:space="0"/>
+              <w:bottom w:val="single" w:color="CCCCCC" w:sz="0" w:space="0"/>
+              <w:right w:val="single" w:color="CCCCCC" w:sz="0" w:space="0"/>
+            </w:tcBorders>
+            <w:shd w:val="clear" w:color="auto" w:fill="FFFFFF"/>
+            <w:tcMar>
+              <w:top w:w="80" w:type="dxa"/>
+              <w:left w:w="120" w:type="dxa"/>
+              <w:bottom w:w="80" w:type="dxa"/>
+              <w:right w:w="120" w:type="dxa"/>
+            </w:tcMar>
+          </w:tcPr>
+          <w:p>
+            <w:r>
+              <w:rPr>
+                <w:rFonts w:ascii="Arial" w:hAnsi="Arial" w:eastAsia="Arial" w:cs="Arial"/>
+                <w:sz w:val="20"/>
+                <w:szCs w:val="20"/>
+              </w:rPr>
+              <w:t>7</w:t>
+            </w:r>
+          </w:p>
+        </w:tc>
+        <w:tc>
+          <w:tcPr>
+            <w:tcW w:w="2600" w:type="dxa"/>
+            <w:tcBorders>
+              <w:top w:val="single" w:color="CCCCCC" w:sz="0" w:space="0"/>
+              <w:left w:val="single" w:color="CCCCCC" w:sz="0" w:space="0"/>
+              <w:bottom w:val="single" w:color="CCCCCC" w:sz="0" w:space="0"/>
+              <w:right w:val="single" w:color="CCCCCC" w:sz="0" w:space="0"/>
+            </w:tcBorders>
+            <w:shd w:val="clear" w:color="auto" w:fill="FFFFFF"/>
+            <w:tcMar>
+              <w:top w:w="80" w:type="dxa"/>
+              <w:left w:w="120" w:type="dxa"/>
+              <w:bottom w:w="80" w:type="dxa"/>
+              <w:right w:w="120" w:type="dxa"/>
+            </w:tcMar>
+          </w:tcPr>
+          <w:p>
+            <w:r>
+              <w:rPr>
+                <w:rFonts w:ascii="Arial" w:hAnsi="Arial" w:eastAsia="Arial" w:cs="Arial"/>
+                <w:sz w:val="20"/>
+                <w:szCs w:val="20"/>
+              </w:rPr>
+              <w:t>dbt run - marts facts</w:t>
+            </w:r>
+          </w:p>
+        </w:tc>
+        <w:tc>
+          <w:tcPr>
+            <w:tcW w:w="3800" w:type="dxa"/>
+            <w:tcBorders>
+              <w:top w:val="single" w:color="CCCCCC" w:sz="0" w:space="0"/>
+              <w:left w:val="single" w:color="CCCCCC" w:sz="0" w:space="0"/>
+              <w:bottom w:val="single" w:color="CCCCCC" w:sz="0" w:space="0"/>
+              <w:right w:val="single" w:color="CCCCCC" w:sz="0" w:space="0"/>
+            </w:tcBorders>
+            <w:shd w:val="clear" w:color="auto" w:fill="FFFFFF"/>
+            <w:tcMar>
+              <w:top w:w="80" w:type="dxa"/>
+              <w:left w:w="120" w:type="dxa"/>
+              <w:bottom w:w="80" w:type="dxa"/>
+              <w:right w:w="120" w:type="dxa"/>
+            </w:tcMar>
+          </w:tcPr>
+          <w:p>
+            <w:r>
+              <w:rPr>
+                <w:rFonts w:ascii="Arial" w:hAnsi="Arial" w:eastAsia="Arial" w:cs="Arial"/>
+                <w:sz w:val="20"/>
+                <w:szCs w:val="20"/>
+              </w:rPr>
+              <w:t>Construye fact_sales unificada en USD (892K registros).</w:t>
+            </w:r>
+          </w:p>
+        </w:tc>
+        <w:tc>
+          <w:tcPr>
+            <w:tcW w:w="1560" w:type="dxa"/>
+            <w:tcBorders>
+              <w:top w:val="single" w:color="CCCCCC" w:sz="0" w:space="0"/>
+              <w:left w:val="single" w:color="CCCCCC" w:sz="0" w:space="0"/>
+              <w:bottom w:val="single" w:color="CCCCCC" w:sz="0" w:space="0"/>
+              <w:right w:val="single" w:color="CCCCCC" w:sz="0" w:space="0"/>
+            </w:tcBorders>
+            <w:shd w:val="clear" w:color="auto" w:fill="FFFFFF"/>
+            <w:tcMar>
+              <w:top w:w="80" w:type="dxa"/>
+              <w:left w:w="120" w:type="dxa"/>
+              <w:bottom w:w="80" w:type="dxa"/>
+              <w:right w:w="120" w:type="dxa"/>
+            </w:tcMar>
+          </w:tcPr>
+          <w:p>
+            <w:r>
+              <w:rPr>
+                <w:rFonts w:ascii="Arial" w:hAnsi="Arial" w:eastAsia="Arial" w:cs="Arial"/>
+                <w:sz w:val="20"/>
+                <w:szCs w:val="20"/>
+              </w:rPr>
+              <w:t>PASS=1</w:t>
+            </w:r>
+          </w:p>
+        </w:tc>
+      </w:tr>
+      <w:tr>
+        <w:tblPrEx>
+          <w:tblBorders>
+            <w:top w:val="single" w:color="auto" w:sz="4" w:space="0"/>
+            <w:left w:val="single" w:color="auto" w:sz="4" w:space="0"/>
+            <w:bottom w:val="single" w:color="auto" w:sz="4" w:space="0"/>
+            <w:right w:val="single" w:color="auto" w:sz="4" w:space="0"/>
+            <w:insideH w:val="single" w:color="auto" w:sz="4" w:space="0"/>
+            <w:insideV w:val="single" w:color="auto" w:sz="4" w:space="0"/>
+          </w:tblBorders>
+          <w:tblCellMar>
+            <w:top w:w="0" w:type="dxa"/>
+            <w:left w:w="10" w:type="dxa"/>
+            <w:bottom w:w="0" w:type="dxa"/>
+            <w:right w:w="10" w:type="dxa"/>
+          </w:tblCellMar>
+        </w:tblPrEx>
+        <w:tc>
+          <w:tcPr>
+            <w:tcW w:w="400" w:type="dxa"/>
+            <w:tcBorders>
+              <w:top w:val="single" w:color="CCCCCC" w:sz="0" w:space="0"/>
+              <w:left w:val="single" w:color="CCCCCC" w:sz="0" w:space="0"/>
+              <w:bottom w:val="single" w:color="CCCCCC" w:sz="0" w:space="0"/>
+              <w:right w:val="single" w:color="CCCCCC" w:sz="0" w:space="0"/>
+            </w:tcBorders>
+            <w:shd w:val="clear" w:color="auto" w:fill="F2F2F2"/>
+            <w:tcMar>
+              <w:top w:w="80" w:type="dxa"/>
+              <w:left w:w="120" w:type="dxa"/>
+              <w:bottom w:w="80" w:type="dxa"/>
+              <w:right w:w="120" w:type="dxa"/>
+            </w:tcMar>
+          </w:tcPr>
+          <w:p>
+            <w:r>
+              <w:rPr>
+                <w:rFonts w:ascii="Arial" w:hAnsi="Arial" w:eastAsia="Arial" w:cs="Arial"/>
+                <w:sz w:val="20"/>
+                <w:szCs w:val="20"/>
+              </w:rPr>
+              <w:t>8</w:t>
+            </w:r>
+          </w:p>
+        </w:tc>
+        <w:tc>
+          <w:tcPr>
+            <w:tcW w:w="2600" w:type="dxa"/>
+            <w:tcBorders>
+              <w:top w:val="single" w:color="CCCCCC" w:sz="0" w:space="0"/>
+              <w:left w:val="single" w:color="CCCCCC" w:sz="0" w:space="0"/>
+              <w:bottom w:val="single" w:color="CCCCCC" w:sz="0" w:space="0"/>
+              <w:right w:val="single" w:color="CCCCCC" w:sz="0" w:space="0"/>
+            </w:tcBorders>
+            <w:shd w:val="clear" w:color="auto" w:fill="F2F2F2"/>
+            <w:tcMar>
+              <w:top w:w="80" w:type="dxa"/>
+              <w:left w:w="120" w:type="dxa"/>
+              <w:bottom w:w="80" w:type="dxa"/>
+              <w:right w:w="120" w:type="dxa"/>
+            </w:tcMar>
+          </w:tcPr>
+          <w:p>
+            <w:r>
+              <w:rPr>
+                <w:rFonts w:ascii="Arial" w:hAnsi="Arial" w:eastAsia="Arial" w:cs="Arial"/>
+                <w:sz w:val="20"/>
+                <w:szCs w:val="20"/>
+              </w:rPr>
+              <w:t>dbt test - staging</w:t>
+            </w:r>
+          </w:p>
+        </w:tc>
+        <w:tc>
+          <w:tcPr>
+            <w:tcW w:w="3800" w:type="dxa"/>
+            <w:tcBorders>
+              <w:top w:val="single" w:color="CCCCCC" w:sz="0" w:space="0"/>
+              <w:left w:val="single" w:color="CCCCCC" w:sz="0" w:space="0"/>
+              <w:bottom w:val="single" w:color="CCCCCC" w:sz="0" w:space="0"/>
+              <w:right w:val="single" w:color="CCCCCC" w:sz="0" w:space="0"/>
+            </w:tcBorders>
+            <w:shd w:val="clear" w:color="auto" w:fill="F2F2F2"/>
+            <w:tcMar>
+              <w:top w:w="80" w:type="dxa"/>
+              <w:left w:w="120" w:type="dxa"/>
+              <w:bottom w:w="80" w:type="dxa"/>
+              <w:right w:w="120" w:type="dxa"/>
+            </w:tcMar>
+          </w:tcPr>
+          <w:p>
+            <w:r>
+              <w:rPr>
+                <w:rFonts w:ascii="Arial" w:hAnsi="Arial" w:eastAsia="Arial" w:cs="Arial"/>
+                <w:sz w:val="20"/>
+                <w:szCs w:val="20"/>
+              </w:rPr>
+              <w:t>Valida calidad de datos en staging.</w:t>
+            </w:r>
+          </w:p>
+        </w:tc>
+        <w:tc>
+          <w:tcPr>
+            <w:tcW w:w="1560" w:type="dxa"/>
+            <w:tcBorders>
+              <w:top w:val="single" w:color="CCCCCC" w:sz="0" w:space="0"/>
+              <w:left w:val="single" w:color="CCCCCC" w:sz="0" w:space="0"/>
+              <w:bottom w:val="single" w:color="CCCCCC" w:sz="0" w:space="0"/>
+              <w:right w:val="single" w:color="CCCCCC" w:sz="0" w:space="0"/>
+            </w:tcBorders>
+            <w:shd w:val="clear" w:color="auto" w:fill="F2F2F2"/>
+            <w:tcMar>
+              <w:top w:w="80" w:type="dxa"/>
+              <w:left w:w="120" w:type="dxa"/>
+              <w:bottom w:w="80" w:type="dxa"/>
+              <w:right w:w="120" w:type="dxa"/>
+            </w:tcMar>
+          </w:tcPr>
+          <w:p>
+            <w:r>
+              <w:rPr>
+                <w:rFonts w:ascii="Arial" w:hAnsi="Arial" w:eastAsia="Arial" w:cs="Arial"/>
+                <w:sz w:val="20"/>
+                <w:szCs w:val="20"/>
+              </w:rPr>
+              <w:t>PASS=24</w:t>
+            </w:r>
+          </w:p>
+        </w:tc>
+      </w:tr>
+      <w:tr>
+        <w:tblPrEx>
+          <w:tblBorders>
+            <w:top w:val="single" w:color="auto" w:sz="4" w:space="0"/>
+            <w:left w:val="single" w:color="auto" w:sz="4" w:space="0"/>
+            <w:bottom w:val="single" w:color="auto" w:sz="4" w:space="0"/>
+            <w:right w:val="single" w:color="auto" w:sz="4" w:space="0"/>
+            <w:insideH w:val="single" w:color="auto" w:sz="4" w:space="0"/>
+            <w:insideV w:val="single" w:color="auto" w:sz="4" w:space="0"/>
+          </w:tblBorders>
+          <w:tblCellMar>
+            <w:top w:w="0" w:type="dxa"/>
+            <w:left w:w="10" w:type="dxa"/>
+            <w:bottom w:w="0" w:type="dxa"/>
+            <w:right w:w="10" w:type="dxa"/>
+          </w:tblCellMar>
+        </w:tblPrEx>
+        <w:tc>
+          <w:tcPr>
+            <w:tcW w:w="400" w:type="dxa"/>
+            <w:tcBorders>
+              <w:top w:val="single" w:color="CCCCCC" w:sz="0" w:space="0"/>
+              <w:left w:val="single" w:color="CCCCCC" w:sz="0" w:space="0"/>
+              <w:bottom w:val="single" w:color="CCCCCC" w:sz="0" w:space="0"/>
+              <w:right w:val="single" w:color="CCCCCC" w:sz="0" w:space="0"/>
+            </w:tcBorders>
+            <w:shd w:val="clear" w:color="auto" w:fill="FFFFFF"/>
+            <w:tcMar>
+              <w:top w:w="80" w:type="dxa"/>
+              <w:left w:w="120" w:type="dxa"/>
+              <w:bottom w:w="80" w:type="dxa"/>
+              <w:right w:w="120" w:type="dxa"/>
+            </w:tcMar>
+          </w:tcPr>
+          <w:p>
+            <w:r>
+              <w:rPr>
+                <w:rFonts w:ascii="Arial" w:hAnsi="Arial" w:eastAsia="Arial" w:cs="Arial"/>
+                <w:sz w:val="20"/>
+                <w:szCs w:val="20"/>
+              </w:rPr>
+              <w:t>9</w:t>
+            </w:r>
+          </w:p>
+        </w:tc>
+        <w:tc>
+          <w:tcPr>
+            <w:tcW w:w="2600" w:type="dxa"/>
+            <w:tcBorders>
+              <w:top w:val="single" w:color="CCCCCC" w:sz="0" w:space="0"/>
+              <w:left w:val="single" w:color="CCCCCC" w:sz="0" w:space="0"/>
+              <w:bottom w:val="single" w:color="CCCCCC" w:sz="0" w:space="0"/>
+              <w:right w:val="single" w:color="CCCCCC" w:sz="0" w:space="0"/>
+            </w:tcBorders>
+            <w:shd w:val="clear" w:color="auto" w:fill="FFFFFF"/>
+            <w:tcMar>
+              <w:top w:w="80" w:type="dxa"/>
+              <w:left w:w="120" w:type="dxa"/>
+              <w:bottom w:w="80" w:type="dxa"/>
+              <w:right w:w="120" w:type="dxa"/>
+            </w:tcMar>
+          </w:tcPr>
+          <w:p>
+            <w:r>
+              <w:rPr>
+                <w:rFonts w:ascii="Arial" w:hAnsi="Arial" w:eastAsia="Arial" w:cs="Arial"/>
+                <w:sz w:val="20"/>
+                <w:szCs w:val="20"/>
+              </w:rPr>
+              <w:t>dbt test - marts</w:t>
+            </w:r>
+          </w:p>
+        </w:tc>
+        <w:tc>
+          <w:tcPr>
+            <w:tcW w:w="3800" w:type="dxa"/>
+            <w:tcBorders>
+              <w:top w:val="single" w:color="CCCCCC" w:sz="0" w:space="0"/>
+              <w:left w:val="single" w:color="CCCCCC" w:sz="0" w:space="0"/>
+              <w:bottom w:val="single" w:color="CCCCCC" w:sz="0" w:space="0"/>
+              <w:right w:val="single" w:color="CCCCCC" w:sz="0" w:space="0"/>
+            </w:tcBorders>
+            <w:shd w:val="clear" w:color="auto" w:fill="FFFFFF"/>
+            <w:tcMar>
+              <w:top w:w="80" w:type="dxa"/>
+              <w:left w:w="120" w:type="dxa"/>
+              <w:bottom w:w="80" w:type="dxa"/>
+              <w:right w:w="120" w:type="dxa"/>
+            </w:tcMar>
+          </w:tcPr>
+          <w:p>
+            <w:r>
+              <w:rPr>
+                <w:rFonts w:ascii="Arial" w:hAnsi="Arial" w:eastAsia="Arial" w:cs="Arial"/>
+                <w:sz w:val="20"/>
+                <w:szCs w:val="20"/>
+              </w:rPr>
+              <w:t>Valida calidad de datos en marts.</w:t>
+            </w:r>
+          </w:p>
+        </w:tc>
+        <w:tc>
+          <w:tcPr>
+            <w:tcW w:w="1560" w:type="dxa"/>
+            <w:tcBorders>
+              <w:top w:val="single" w:color="CCCCCC" w:sz="0" w:space="0"/>
+              <w:left w:val="single" w:color="CCCCCC" w:sz="0" w:space="0"/>
+              <w:bottom w:val="single" w:color="CCCCCC" w:sz="0" w:space="0"/>
+              <w:right w:val="single" w:color="CCCCCC" w:sz="0" w:space="0"/>
+            </w:tcBorders>
+            <w:shd w:val="clear" w:color="auto" w:fill="FFFFFF"/>
+            <w:tcMar>
+              <w:top w:w="80" w:type="dxa"/>
+              <w:left w:w="120" w:type="dxa"/>
+              <w:bottom w:w="80" w:type="dxa"/>
+              <w:right w:w="120" w:type="dxa"/>
+            </w:tcMar>
+          </w:tcPr>
+          <w:p>
+            <w:r>
+              <w:rPr>
+                <w:rFonts w:ascii="Arial" w:hAnsi="Arial" w:eastAsia="Arial" w:cs="Arial"/>
+                <w:sz w:val="20"/>
+                <w:szCs w:val="20"/>
+              </w:rPr>
+              <w:t>PASS=24</w:t>
+            </w:r>
+          </w:p>
+        </w:tc>
+      </w:tr>
+      <w:tr>
+        <w:tblPrEx>
+          <w:tblBorders>
+            <w:top w:val="single" w:color="auto" w:sz="4" w:space="0"/>
+            <w:left w:val="single" w:color="auto" w:sz="4" w:space="0"/>
+            <w:bottom w:val="single" w:color="auto" w:sz="4" w:space="0"/>
+            <w:right w:val="single" w:color="auto" w:sz="4" w:space="0"/>
+            <w:insideH w:val="single" w:color="auto" w:sz="4" w:space="0"/>
+            <w:insideV w:val="single" w:color="auto" w:sz="4" w:space="0"/>
+          </w:tblBorders>
+          <w:tblCellMar>
+            <w:top w:w="0" w:type="dxa"/>
+            <w:left w:w="10" w:type="dxa"/>
+            <w:bottom w:w="0" w:type="dxa"/>
+            <w:right w:w="10" w:type="dxa"/>
+          </w:tblCellMar>
+        </w:tblPrEx>
+        <w:tc>
+          <w:tcPr>
+            <w:tcW w:w="400" w:type="dxa"/>
+            <w:tcBorders>
+              <w:top w:val="single" w:color="CCCCCC" w:sz="0" w:space="0"/>
+              <w:left w:val="single" w:color="CCCCCC" w:sz="0" w:space="0"/>
+              <w:bottom w:val="single" w:color="CCCCCC" w:sz="0" w:space="0"/>
+              <w:right w:val="single" w:color="CCCCCC" w:sz="0" w:space="0"/>
+            </w:tcBorders>
+            <w:shd w:val="clear" w:color="auto" w:fill="F2F2F2"/>
+            <w:tcMar>
+              <w:top w:w="80" w:type="dxa"/>
+              <w:left w:w="120" w:type="dxa"/>
+              <w:bottom w:w="80" w:type="dxa"/>
+              <w:right w:w="120" w:type="dxa"/>
+            </w:tcMar>
+          </w:tcPr>
+          <w:p>
+            <w:r>
+              <w:rPr>
+                <w:rFonts w:ascii="Arial" w:hAnsi="Arial" w:eastAsia="Arial" w:cs="Arial"/>
+                <w:sz w:val="20"/>
+                <w:szCs w:val="20"/>
+              </w:rPr>
+              <w:t>10</w:t>
+            </w:r>
+          </w:p>
+        </w:tc>
+        <w:tc>
+          <w:tcPr>
+            <w:tcW w:w="2600" w:type="dxa"/>
+            <w:tcBorders>
+              <w:top w:val="single" w:color="CCCCCC" w:sz="0" w:space="0"/>
+              <w:left w:val="single" w:color="CCCCCC" w:sz="0" w:space="0"/>
+              <w:bottom w:val="single" w:color="CCCCCC" w:sz="0" w:space="0"/>
+              <w:right w:val="single" w:color="CCCCCC" w:sz="0" w:space="0"/>
+            </w:tcBorders>
+            <w:shd w:val="clear" w:color="auto" w:fill="F2F2F2"/>
+            <w:tcMar>
+              <w:top w:w="80" w:type="dxa"/>
+              <w:left w:w="120" w:type="dxa"/>
+              <w:bottom w:w="80" w:type="dxa"/>
+              <w:right w:w="120" w:type="dxa"/>
+            </w:tcMar>
+          </w:tcPr>
+          <w:p>
+            <w:r>
+              <w:rPr>
+                <w:rFonts w:ascii="Arial" w:hAnsi="Arial" w:eastAsia="Arial" w:cs="Arial"/>
+                <w:sz w:val="20"/>
+                <w:szCs w:val="20"/>
+              </w:rPr>
+              <w:t>dbt docs generate</w:t>
+            </w:r>
+          </w:p>
+        </w:tc>
+        <w:tc>
+          <w:tcPr>
+            <w:tcW w:w="3800" w:type="dxa"/>
+            <w:tcBorders>
+              <w:top w:val="single" w:color="CCCCCC" w:sz="0" w:space="0"/>
+              <w:left w:val="single" w:color="CCCCCC" w:sz="0" w:space="0"/>
+              <w:bottom w:val="single" w:color="CCCCCC" w:sz="0" w:space="0"/>
+              <w:right w:val="single" w:color="CCCCCC" w:sz="0" w:space="0"/>
+            </w:tcBorders>
+            <w:shd w:val="clear" w:color="auto" w:fill="F2F2F2"/>
+            <w:tcMar>
+              <w:top w:w="80" w:type="dxa"/>
+              <w:left w:w="120" w:type="dxa"/>
+              <w:bottom w:w="80" w:type="dxa"/>
+              <w:right w:w="120" w:type="dxa"/>
+            </w:tcMar>
+          </w:tcPr>
+          <w:p>
+            <w:r>
+              <w:rPr>
+                <w:rFonts w:ascii="Arial" w:hAnsi="Arial" w:eastAsia="Arial" w:cs="Arial"/>
+                <w:sz w:val="20"/>
+                <w:szCs w:val="20"/>
+              </w:rPr>
+              <w:t>Genera documentación y lineage graph interactivo.</w:t>
+            </w:r>
+          </w:p>
+        </w:tc>
+        <w:tc>
+          <w:tcPr>
+            <w:tcW w:w="1560" w:type="dxa"/>
+            <w:tcBorders>
+              <w:top w:val="single" w:color="CCCCCC" w:sz="0" w:space="0"/>
+              <w:left w:val="single" w:color="CCCCCC" w:sz="0" w:space="0"/>
+              <w:bottom w:val="single" w:color="CCCCCC" w:sz="0" w:space="0"/>
+              <w:right w:val="single" w:color="CCCCCC" w:sz="0" w:space="0"/>
+            </w:tcBorders>
+            <w:shd w:val="clear" w:color="auto" w:fill="F2F2F2"/>
+            <w:tcMar>
+              <w:top w:w="80" w:type="dxa"/>
+              <w:left w:w="120" w:type="dxa"/>
+              <w:bottom w:w="80" w:type="dxa"/>
+              <w:right w:w="120" w:type="dxa"/>
+            </w:tcMar>
+          </w:tcPr>
+          <w:p>
+            <w:r>
+              <w:rPr>
+                <w:rFonts w:ascii="Arial" w:hAnsi="Arial" w:eastAsia="Arial" w:cs="Arial"/>
+                <w:sz w:val="20"/>
+                <w:szCs w:val="20"/>
+              </w:rPr>
+              <w:t>OK</w:t>
             </w:r>
           </w:p>
         </w:tc>
@@ -6594,7 +7635,43 @@
           <w:sz w:val="22"/>
           <w:szCs w:val="22"/>
         </w:rPr>
-        <w:t>Secuencial: dbt_test solo se ejecuta si dbt_run completó exitosamente.</w:t>
+        <w:t>Secuencial: cada task depende del éxito de la anterior.</w:t>
+      </w:r>
+    </w:p>
+    <w:p>
+      <w:pPr>
+        <w:pStyle w:val="14"/>
+        <w:numPr>
+          <w:ilvl w:val="0"/>
+          <w:numId w:val="1"/>
+        </w:numPr>
+        <w:spacing w:after="80"/>
+      </w:pPr>
+      <w:r>
+        <w:rPr>
+          <w:rFonts w:ascii="Arial" w:hAnsi="Arial" w:eastAsia="Arial" w:cs="Arial"/>
+          <w:sz w:val="22"/>
+          <w:szCs w:val="22"/>
+        </w:rPr>
+        <w:t>Integración Airbyte: implementación completa con API Key (plan Team/Enterprise). En plan Trial se ejecuta en modo simulado con logs explicativos.</w:t>
+      </w:r>
+    </w:p>
+    <w:p>
+      <w:pPr>
+        <w:pStyle w:val="14"/>
+        <w:numPr>
+          <w:ilvl w:val="0"/>
+          <w:numId w:val="1"/>
+        </w:numPr>
+        <w:spacing w:after="80"/>
+      </w:pPr>
+      <w:r>
+        <w:rPr>
+          <w:rFonts w:ascii="Arial" w:hAnsi="Arial" w:eastAsia="Arial" w:cs="Arial"/>
+          <w:sz w:val="22"/>
+          <w:szCs w:val="22"/>
+        </w:rPr>
+        <w:t>Integración dbt: ejecución via subprocess con variables de entorno desde pipeline.env.</w:t>
       </w:r>
     </w:p>
     <w:p>
@@ -6632,7 +7709,7 @@
           <w:sz w:val="22"/>
           <w:szCs w:val="22"/>
         </w:rPr>
-        <w:t>Flow run completado exitosamente en estado Completed()</w:t>
+        <w:t>Flow run completado exitosamente — Finished in state Completed()</w:t>
       </w:r>
     </w:p>
     <w:p>
@@ -6645,7 +7722,7 @@
           <w:sz w:val="22"/>
           <w:szCs w:val="22"/>
         </w:rPr>
-        <w:t>Tiempo total: ~2 minutos. dbt run + dbt test completados sin errores.</w:t>
+        <w:t>Tiempo total de ejecución: ~2 minutos. 10 tasks completadas sin errores.</w:t>
       </w:r>
     </w:p>
     <w:p>
@@ -6670,20 +7747,24 @@
           <w:sz w:val="32"/>
           <w:szCs w:val="32"/>
         </w:rPr>
-        <w:t>7. Conclusiones</w:t>
-      </w:r>
-    </w:p>
-    <w:p>
-      <w:pPr>
-        <w:spacing w:after="120"/>
+        <w:t>8. Instrucciones de Ejecución</w:t>
+      </w:r>
+    </w:p>
+    <w:p>
+      <w:pPr>
+        <w:pStyle w:val="3"/>
+        <w:spacing w:before="240" w:after="120"/>
       </w:pPr>
       <w:r>
         <w:rPr>
           <w:rFonts w:ascii="Arial" w:hAnsi="Arial" w:eastAsia="Arial" w:cs="Arial"/>
-          <w:sz w:val="22"/>
-          <w:szCs w:val="22"/>
-        </w:rPr>
-        <w:t>El pipeline implementado cumple con todos los requisitos del proyecto final:</w:t>
+          <w:b/>
+          <w:bCs/>
+          <w:color w:val="2E75B6"/>
+          <w:sz w:val="26"/>
+          <w:szCs w:val="26"/>
+        </w:rPr>
+        <w:t>8.1 Prerrequisitos</w:t>
       </w:r>
     </w:p>
     <w:p>
@@ -6701,7 +7782,7 @@
           <w:sz w:val="22"/>
           <w:szCs w:val="22"/>
         </w:rPr>
-        <w:t>Se integraron exitosamente 2 fuentes de datos heterogéneas (Mexico Toys y Global Electronics) con un total de 892,146 transacciones.</w:t>
+        <w:t>Python 3.11+ con dbt-core 1.11.6, dbt-duckdb 1.10.1, prefect 3.6.20, python-dotenv.</w:t>
       </w:r>
     </w:p>
     <w:p>
@@ -6719,7 +7800,7 @@
           <w:sz w:val="22"/>
           <w:szCs w:val="22"/>
         </w:rPr>
-        <w:t>El modelo dimensional Kimball permite análisis multidimensional eficiente sobre ventas, productos, tiendas, clientes y fechas.</w:t>
+        <w:t>Java 21+ para ejecutar Metabase JAR.</w:t>
       </w:r>
     </w:p>
     <w:p>
@@ -6737,7 +7818,583 @@
           <w:sz w:val="22"/>
           <w:szCs w:val="22"/>
         </w:rPr>
-        <w:t>Los 48 tests de calidad garantizan la integridad de los datos en todas las capas del pipeline.</w:t>
+        <w:t>Cuenta en MotherDuck con base de datos airbyte_curso y datos sincronizados via Airbyte.</w:t>
+      </w:r>
+    </w:p>
+    <w:p>
+      <w:pPr>
+        <w:spacing w:after="160"/>
+      </w:pPr>
+    </w:p>
+    <w:p>
+      <w:pPr>
+        <w:pStyle w:val="3"/>
+        <w:spacing w:before="240" w:after="120"/>
+      </w:pPr>
+      <w:r>
+        <w:rPr>
+          <w:rFonts w:ascii="Arial" w:hAnsi="Arial" w:eastAsia="Arial" w:cs="Arial"/>
+          <w:b/>
+          <w:bCs/>
+          <w:color w:val="2E75B6"/>
+          <w:sz w:val="26"/>
+          <w:szCs w:val="26"/>
+        </w:rPr>
+        <w:t>8.2 Configuración</w:t>
+      </w:r>
+    </w:p>
+    <w:p>
+      <w:pPr>
+        <w:spacing w:after="120"/>
+      </w:pPr>
+      <w:r>
+        <w:rPr>
+          <w:rFonts w:ascii="Arial" w:hAnsi="Arial" w:eastAsia="Arial" w:cs="Arial"/>
+          <w:sz w:val="22"/>
+          <w:szCs w:val="22"/>
+        </w:rPr>
+        <w:t>Crear archivo pipeline.env en la raíz del proyecto:</w:t>
+      </w:r>
+    </w:p>
+    <w:p>
+      <w:pPr>
+        <w:shd w:val="clear" w:fill="F5F5F5"/>
+        <w:spacing w:after="80"/>
+      </w:pPr>
+      <w:r>
+        <w:rPr>
+          <w:rFonts w:ascii="Courier New" w:hAnsi="Courier New" w:eastAsia="Courier New" w:cs="Courier New"/>
+          <w:color w:val="333333"/>
+          <w:sz w:val="20"/>
+          <w:szCs w:val="20"/>
+        </w:rPr>
+        <w:t>DBT_PROJECT_DIR=C:\Users\HP VICTUS\proyecto_final</w:t>
+      </w:r>
+    </w:p>
+    <w:p>
+      <w:pPr>
+        <w:shd w:val="clear" w:fill="F5F5F5"/>
+        <w:spacing w:after="80"/>
+      </w:pPr>
+      <w:r>
+        <w:rPr>
+          <w:rFonts w:ascii="Courier New" w:hAnsi="Courier New" w:eastAsia="Courier New" w:cs="Courier New"/>
+          <w:color w:val="333333"/>
+          <w:sz w:val="20"/>
+          <w:szCs w:val="20"/>
+        </w:rPr>
+        <w:t>DBT_PROFILES_DIR=C:\Users\HP VICTUS\.dbt</w:t>
+      </w:r>
+    </w:p>
+    <w:p>
+      <w:pPr>
+        <w:shd w:val="clear" w:fill="F5F5F5"/>
+        <w:spacing w:after="80"/>
+      </w:pPr>
+      <w:r>
+        <w:rPr>
+          <w:rFonts w:ascii="Courier New" w:hAnsi="Courier New" w:eastAsia="Courier New" w:cs="Courier New"/>
+          <w:color w:val="333333"/>
+          <w:sz w:val="20"/>
+          <w:szCs w:val="20"/>
+        </w:rPr>
+        <w:t>MOTHERDUCK_TOKEN=tu_token_aqui</w:t>
+      </w:r>
+    </w:p>
+    <w:p>
+      <w:pPr>
+        <w:shd w:val="clear" w:fill="F5F5F5"/>
+        <w:spacing w:after="80"/>
+      </w:pPr>
+      <w:r>
+        <w:rPr>
+          <w:rFonts w:ascii="Courier New" w:hAnsi="Courier New" w:eastAsia="Courier New" w:cs="Courier New"/>
+          <w:color w:val="333333"/>
+          <w:sz w:val="20"/>
+          <w:szCs w:val="20"/>
+        </w:rPr>
+        <w:t>AIRBYTE_API_KEY=   # Opcional: requiere plan Team/Enterprise</w:t>
+      </w:r>
+    </w:p>
+    <w:p>
+      <w:pPr>
+        <w:spacing w:after="160"/>
+      </w:pPr>
+    </w:p>
+    <w:p>
+      <w:pPr>
+        <w:spacing w:after="120"/>
+      </w:pPr>
+      <w:r>
+        <w:rPr>
+          <w:rFonts w:ascii="Arial" w:hAnsi="Arial" w:eastAsia="Arial" w:cs="Arial"/>
+          <w:sz w:val="22"/>
+          <w:szCs w:val="22"/>
+        </w:rPr>
+        <w:t>Configurar C:\Users\HP VICTUS\.dbt\profiles.yml:</w:t>
+      </w:r>
+    </w:p>
+    <w:p>
+      <w:pPr>
+        <w:shd w:val="clear" w:fill="F5F5F5"/>
+        <w:spacing w:after="80"/>
+      </w:pPr>
+      <w:r>
+        <w:rPr>
+          <w:rFonts w:ascii="Courier New" w:hAnsi="Courier New" w:eastAsia="Courier New" w:cs="Courier New"/>
+          <w:color w:val="333333"/>
+          <w:sz w:val="20"/>
+          <w:szCs w:val="20"/>
+        </w:rPr>
+        <w:t>retail_project:</w:t>
+      </w:r>
+    </w:p>
+    <w:p>
+      <w:pPr>
+        <w:shd w:val="clear" w:fill="F5F5F5"/>
+        <w:spacing w:after="80"/>
+      </w:pPr>
+      <w:r>
+        <w:rPr>
+          <w:rFonts w:ascii="Courier New" w:hAnsi="Courier New" w:eastAsia="Courier New" w:cs="Courier New"/>
+          <w:color w:val="333333"/>
+          <w:sz w:val="20"/>
+          <w:szCs w:val="20"/>
+        </w:rPr>
+        <w:t xml:space="preserve">  target: dev</w:t>
+      </w:r>
+    </w:p>
+    <w:p>
+      <w:pPr>
+        <w:shd w:val="clear" w:fill="F5F5F5"/>
+        <w:spacing w:after="80"/>
+      </w:pPr>
+      <w:r>
+        <w:rPr>
+          <w:rFonts w:ascii="Courier New" w:hAnsi="Courier New" w:eastAsia="Courier New" w:cs="Courier New"/>
+          <w:color w:val="333333"/>
+          <w:sz w:val="20"/>
+          <w:szCs w:val="20"/>
+        </w:rPr>
+        <w:t xml:space="preserve">  outputs:</w:t>
+      </w:r>
+    </w:p>
+    <w:p>
+      <w:pPr>
+        <w:shd w:val="clear" w:fill="F5F5F5"/>
+        <w:spacing w:after="80"/>
+      </w:pPr>
+      <w:r>
+        <w:rPr>
+          <w:rFonts w:ascii="Courier New" w:hAnsi="Courier New" w:eastAsia="Courier New" w:cs="Courier New"/>
+          <w:color w:val="333333"/>
+          <w:sz w:val="20"/>
+          <w:szCs w:val="20"/>
+        </w:rPr>
+        <w:t xml:space="preserve">    dev:</w:t>
+      </w:r>
+    </w:p>
+    <w:p>
+      <w:pPr>
+        <w:shd w:val="clear" w:fill="F5F5F5"/>
+        <w:spacing w:after="80"/>
+      </w:pPr>
+      <w:r>
+        <w:rPr>
+          <w:rFonts w:ascii="Courier New" w:hAnsi="Courier New" w:eastAsia="Courier New" w:cs="Courier New"/>
+          <w:color w:val="333333"/>
+          <w:sz w:val="20"/>
+          <w:szCs w:val="20"/>
+        </w:rPr>
+        <w:t xml:space="preserve">      type: duckdb</w:t>
+      </w:r>
+    </w:p>
+    <w:p>
+      <w:pPr>
+        <w:shd w:val="clear" w:fill="F5F5F5"/>
+        <w:spacing w:after="80"/>
+      </w:pPr>
+      <w:r>
+        <w:rPr>
+          <w:rFonts w:ascii="Courier New" w:hAnsi="Courier New" w:eastAsia="Courier New" w:cs="Courier New"/>
+          <w:color w:val="333333"/>
+          <w:sz w:val="20"/>
+          <w:szCs w:val="20"/>
+        </w:rPr>
+        <w:t xml:space="preserve">      path: md:airbyte_curso</w:t>
+      </w:r>
+    </w:p>
+    <w:p>
+      <w:pPr>
+        <w:shd w:val="clear" w:fill="F5F5F5"/>
+        <w:spacing w:after="80"/>
+      </w:pPr>
+      <w:r>
+        <w:rPr>
+          <w:rFonts w:ascii="Courier New" w:hAnsi="Courier New" w:eastAsia="Courier New" w:cs="Courier New"/>
+          <w:color w:val="333333"/>
+          <w:sz w:val="20"/>
+          <w:szCs w:val="20"/>
+        </w:rPr>
+        <w:t xml:space="preserve">      token: "{{ env_var('MOTHERDUCK_TOKEN') }}"</w:t>
+      </w:r>
+    </w:p>
+    <w:p>
+      <w:pPr>
+        <w:shd w:val="clear" w:fill="F5F5F5"/>
+        <w:spacing w:after="80"/>
+      </w:pPr>
+      <w:r>
+        <w:rPr>
+          <w:rFonts w:ascii="Courier New" w:hAnsi="Courier New" w:eastAsia="Courier New" w:cs="Courier New"/>
+          <w:color w:val="333333"/>
+          <w:sz w:val="20"/>
+          <w:szCs w:val="20"/>
+        </w:rPr>
+        <w:t xml:space="preserve">      schema: main_staging</w:t>
+      </w:r>
+    </w:p>
+    <w:p>
+      <w:pPr>
+        <w:shd w:val="clear" w:fill="F5F5F5"/>
+        <w:spacing w:after="80"/>
+      </w:pPr>
+      <w:r>
+        <w:rPr>
+          <w:rFonts w:ascii="Courier New" w:hAnsi="Courier New" w:eastAsia="Courier New" w:cs="Courier New"/>
+          <w:color w:val="333333"/>
+          <w:sz w:val="20"/>
+          <w:szCs w:val="20"/>
+        </w:rPr>
+        <w:t xml:space="preserve">      threads: 4</w:t>
+      </w:r>
+    </w:p>
+    <w:p>
+      <w:pPr>
+        <w:spacing w:after="160"/>
+      </w:pPr>
+    </w:p>
+    <w:p>
+      <w:pPr>
+        <w:pStyle w:val="3"/>
+        <w:spacing w:before="240" w:after="120"/>
+      </w:pPr>
+      <w:r>
+        <w:rPr>
+          <w:rFonts w:ascii="Arial" w:hAnsi="Arial" w:eastAsia="Arial" w:cs="Arial"/>
+          <w:b/>
+          <w:bCs/>
+          <w:color w:val="2E75B6"/>
+          <w:sz w:val="26"/>
+          <w:szCs w:val="26"/>
+        </w:rPr>
+        <w:t>8.3 Ejecución del Pipeline</w:t>
+      </w:r>
+    </w:p>
+    <w:p>
+      <w:pPr>
+        <w:spacing w:after="120"/>
+      </w:pPr>
+      <w:r>
+        <w:rPr>
+          <w:rFonts w:ascii="Arial" w:hAnsi="Arial" w:eastAsia="Arial" w:cs="Arial"/>
+          <w:sz w:val="22"/>
+          <w:szCs w:val="22"/>
+        </w:rPr>
+        <w:t>Opción 1 — Pipeline completo con Prefect (recomendado):</w:t>
+      </w:r>
+    </w:p>
+    <w:p>
+      <w:pPr>
+        <w:shd w:val="clear" w:fill="F5F5F5"/>
+        <w:spacing w:after="80"/>
+      </w:pPr>
+      <w:r>
+        <w:rPr>
+          <w:rFonts w:ascii="Courier New" w:hAnsi="Courier New" w:eastAsia="Courier New" w:cs="Courier New"/>
+          <w:color w:val="333333"/>
+          <w:sz w:val="20"/>
+          <w:szCs w:val="20"/>
+        </w:rPr>
+        <w:t>cd C:\Users\HP VICTUS\proyecto_final</w:t>
+      </w:r>
+    </w:p>
+    <w:p>
+      <w:pPr>
+        <w:shd w:val="clear" w:fill="F5F5F5"/>
+        <w:spacing w:after="80"/>
+      </w:pPr>
+      <w:r>
+        <w:rPr>
+          <w:rFonts w:ascii="Courier New" w:hAnsi="Courier New" w:eastAsia="Courier New" w:cs="Courier New"/>
+          <w:color w:val="333333"/>
+          <w:sz w:val="20"/>
+          <w:szCs w:val="20"/>
+        </w:rPr>
+        <w:t>python pipeline.py</w:t>
+      </w:r>
+    </w:p>
+    <w:p>
+      <w:pPr>
+        <w:spacing w:after="160"/>
+      </w:pPr>
+    </w:p>
+    <w:p>
+      <w:pPr>
+        <w:spacing w:after="120"/>
+      </w:pPr>
+      <w:r>
+        <w:rPr>
+          <w:rFonts w:ascii="Arial" w:hAnsi="Arial" w:eastAsia="Arial" w:cs="Arial"/>
+          <w:sz w:val="22"/>
+          <w:szCs w:val="22"/>
+        </w:rPr>
+        <w:t>Opción 2 — Ejecución manual con dbt:</w:t>
+      </w:r>
+    </w:p>
+    <w:p>
+      <w:pPr>
+        <w:shd w:val="clear" w:fill="F5F5F5"/>
+        <w:spacing w:after="80"/>
+      </w:pPr>
+      <w:r>
+        <w:rPr>
+          <w:rFonts w:ascii="Courier New" w:hAnsi="Courier New" w:eastAsia="Courier New" w:cs="Courier New"/>
+          <w:color w:val="333333"/>
+          <w:sz w:val="20"/>
+          <w:szCs w:val="20"/>
+        </w:rPr>
+        <w:t>dbt deps</w:t>
+      </w:r>
+    </w:p>
+    <w:p>
+      <w:pPr>
+        <w:shd w:val="clear" w:fill="F5F5F5"/>
+        <w:spacing w:after="80"/>
+      </w:pPr>
+      <w:r>
+        <w:rPr>
+          <w:rFonts w:ascii="Courier New" w:hAnsi="Courier New" w:eastAsia="Courier New" w:cs="Courier New"/>
+          <w:color w:val="333333"/>
+          <w:sz w:val="20"/>
+          <w:szCs w:val="20"/>
+        </w:rPr>
+        <w:t>dbt run --select path:models/staging/mexico_toys</w:t>
+      </w:r>
+    </w:p>
+    <w:p>
+      <w:pPr>
+        <w:shd w:val="clear" w:fill="F5F5F5"/>
+        <w:spacing w:after="80"/>
+      </w:pPr>
+      <w:r>
+        <w:rPr>
+          <w:rFonts w:ascii="Courier New" w:hAnsi="Courier New" w:eastAsia="Courier New" w:cs="Courier New"/>
+          <w:color w:val="333333"/>
+          <w:sz w:val="20"/>
+          <w:szCs w:val="20"/>
+        </w:rPr>
+        <w:t>dbt run --select path:models/staging/global_electronics</w:t>
+      </w:r>
+    </w:p>
+    <w:p>
+      <w:pPr>
+        <w:shd w:val="clear" w:fill="F5F5F5"/>
+        <w:spacing w:after="80"/>
+      </w:pPr>
+      <w:r>
+        <w:rPr>
+          <w:rFonts w:ascii="Courier New" w:hAnsi="Courier New" w:eastAsia="Courier New" w:cs="Courier New"/>
+          <w:color w:val="333333"/>
+          <w:sz w:val="20"/>
+          <w:szCs w:val="20"/>
+        </w:rPr>
+        <w:t>dbt run --select path:models/marts/dimensions</w:t>
+      </w:r>
+    </w:p>
+    <w:p>
+      <w:pPr>
+        <w:shd w:val="clear" w:fill="F5F5F5"/>
+        <w:spacing w:after="80"/>
+      </w:pPr>
+      <w:r>
+        <w:rPr>
+          <w:rFonts w:ascii="Courier New" w:hAnsi="Courier New" w:eastAsia="Courier New" w:cs="Courier New"/>
+          <w:color w:val="333333"/>
+          <w:sz w:val="20"/>
+          <w:szCs w:val="20"/>
+        </w:rPr>
+        <w:t>dbt run --select path:models/marts/facts</w:t>
+      </w:r>
+    </w:p>
+    <w:p>
+      <w:pPr>
+        <w:shd w:val="clear" w:fill="F5F5F5"/>
+        <w:spacing w:after="80"/>
+      </w:pPr>
+      <w:r>
+        <w:rPr>
+          <w:rFonts w:ascii="Courier New" w:hAnsi="Courier New" w:eastAsia="Courier New" w:cs="Courier New"/>
+          <w:color w:val="333333"/>
+          <w:sz w:val="20"/>
+          <w:szCs w:val="20"/>
+        </w:rPr>
+        <w:t>dbt test</w:t>
+      </w:r>
+    </w:p>
+    <w:p>
+      <w:pPr>
+        <w:spacing w:after="160"/>
+      </w:pPr>
+    </w:p>
+    <w:p>
+      <w:pPr>
+        <w:pStyle w:val="3"/>
+        <w:spacing w:before="240" w:after="120"/>
+      </w:pPr>
+      <w:r>
+        <w:rPr>
+          <w:rFonts w:ascii="Arial" w:hAnsi="Arial" w:eastAsia="Arial" w:cs="Arial"/>
+          <w:b/>
+          <w:bCs/>
+          <w:color w:val="2E75B6"/>
+          <w:sz w:val="26"/>
+          <w:szCs w:val="26"/>
+        </w:rPr>
+        <w:t>8.4 Levantar Metabase</w:t>
+      </w:r>
+    </w:p>
+    <w:p>
+      <w:pPr>
+        <w:shd w:val="clear" w:fill="F5F5F5"/>
+        <w:spacing w:after="80"/>
+      </w:pPr>
+      <w:r>
+        <w:rPr>
+          <w:rFonts w:ascii="Courier New" w:hAnsi="Courier New" w:eastAsia="Courier New" w:cs="Courier New"/>
+          <w:color w:val="333333"/>
+          <w:sz w:val="20"/>
+          <w:szCs w:val="20"/>
+        </w:rPr>
+        <w:t>cd C:\metabase</w:t>
+      </w:r>
+    </w:p>
+    <w:p>
+      <w:pPr>
+        <w:shd w:val="clear" w:fill="F5F5F5"/>
+        <w:spacing w:after="80"/>
+      </w:pPr>
+      <w:r>
+        <w:rPr>
+          <w:rFonts w:ascii="Courier New" w:hAnsi="Courier New" w:eastAsia="Courier New" w:cs="Courier New"/>
+          <w:color w:val="333333"/>
+          <w:sz w:val="20"/>
+          <w:szCs w:val="20"/>
+        </w:rPr>
+        <w:t>java -jar metabase.jar</w:t>
+      </w:r>
+    </w:p>
+    <w:p>
+      <w:pPr>
+        <w:spacing w:after="120"/>
+      </w:pPr>
+      <w:r>
+        <w:rPr>
+          <w:rFonts w:ascii="Arial" w:hAnsi="Arial" w:eastAsia="Arial" w:cs="Arial"/>
+          <w:sz w:val="22"/>
+          <w:szCs w:val="22"/>
+        </w:rPr>
+        <w:t>Abrir en el navegador: http://localhost:3000</w:t>
+      </w:r>
+    </w:p>
+    <w:p>
+      <w:pPr>
+        <w:spacing w:after="160"/>
+      </w:pPr>
+    </w:p>
+    <w:p>
+      <w:pPr>
+        <w:pStyle w:val="3"/>
+        <w:spacing w:before="240" w:after="120"/>
+      </w:pPr>
+      <w:r>
+        <w:rPr>
+          <w:rFonts w:ascii="Arial" w:hAnsi="Arial" w:eastAsia="Arial" w:cs="Arial"/>
+          <w:b/>
+          <w:bCs/>
+          <w:color w:val="2E75B6"/>
+          <w:sz w:val="26"/>
+          <w:szCs w:val="26"/>
+        </w:rPr>
+        <w:t>8.5 Documentación dbt</w:t>
+      </w:r>
+    </w:p>
+    <w:p>
+      <w:pPr>
+        <w:shd w:val="clear" w:fill="F5F5F5"/>
+        <w:spacing w:after="80"/>
+      </w:pPr>
+      <w:r>
+        <w:rPr>
+          <w:rFonts w:ascii="Courier New" w:hAnsi="Courier New" w:eastAsia="Courier New" w:cs="Courier New"/>
+          <w:color w:val="333333"/>
+          <w:sz w:val="20"/>
+          <w:szCs w:val="20"/>
+        </w:rPr>
+        <w:t>dbt docs generate</w:t>
+      </w:r>
+    </w:p>
+    <w:p>
+      <w:pPr>
+        <w:shd w:val="clear" w:fill="F5F5F5"/>
+        <w:spacing w:after="80"/>
+      </w:pPr>
+      <w:r>
+        <w:rPr>
+          <w:rFonts w:ascii="Courier New" w:hAnsi="Courier New" w:eastAsia="Courier New" w:cs="Courier New"/>
+          <w:color w:val="333333"/>
+          <w:sz w:val="20"/>
+          <w:szCs w:val="20"/>
+        </w:rPr>
+        <w:t>dbt docs serve</w:t>
+      </w:r>
+    </w:p>
+    <w:p>
+      <w:pPr>
+        <w:spacing w:after="120"/>
+      </w:pPr>
+      <w:r>
+        <w:rPr>
+          <w:rFonts w:ascii="Arial" w:hAnsi="Arial" w:eastAsia="Arial" w:cs="Arial"/>
+          <w:sz w:val="22"/>
+          <w:szCs w:val="22"/>
+        </w:rPr>
+        <w:t>Abrir en el navegador: http://localhost:8080</w:t>
+      </w:r>
+    </w:p>
+    <w:p>
+      <w:pPr>
+        <w:spacing w:after="160"/>
+      </w:pPr>
+    </w:p>
+    <w:p>
+      <w:pPr>
+        <w:pStyle w:val="2"/>
+        <w:pBdr>
+          <w:bottom w:val="single" w:color="2E75B6" w:sz="6" w:space="4"/>
+        </w:pBdr>
+        <w:spacing w:before="320" w:after="160"/>
+      </w:pPr>
+      <w:r>
+        <w:rPr>
+          <w:rFonts w:ascii="Arial" w:hAnsi="Arial" w:eastAsia="Arial" w:cs="Arial"/>
+          <w:b/>
+          <w:bCs/>
+          <w:color w:val="1F3864"/>
+          <w:sz w:val="32"/>
+          <w:szCs w:val="32"/>
+        </w:rPr>
+        <w:t>9. Conclusiones</w:t>
       </w:r>
     </w:p>
     <w:p>
@@ -6755,7 +8412,7 @@
           <w:sz w:val="22"/>
           <w:szCs w:val="22"/>
         </w:rPr>
-        <w:t>El dashboard de Metabase expone 6 visualizaciones y 4 KPIs que responden las preguntas de negocio planteadas.</w:t>
+        <w:t>Se integraron exitosamente 2 fuentes de datos heterogéneas (Mexico Toys y Global Electronics) con un total de 892,146 transacciones.</w:t>
       </w:r>
     </w:p>
     <w:p>
@@ -6773,7 +8430,79 @@
           <w:sz w:val="22"/>
           <w:szCs w:val="22"/>
         </w:rPr>
+        <w:t>El modelo dimensional Kimball permite análisis multidimensional eficiente sobre ventas, productos, tiendas, clientes y fechas.</w:t>
+      </w:r>
+    </w:p>
+    <w:p>
+      <w:pPr>
+        <w:pStyle w:val="14"/>
+        <w:numPr>
+          <w:ilvl w:val="0"/>
+          <w:numId w:val="1"/>
+        </w:numPr>
+        <w:spacing w:after="80"/>
+      </w:pPr>
+      <w:r>
+        <w:rPr>
+          <w:rFonts w:ascii="Arial" w:hAnsi="Arial" w:eastAsia="Arial" w:cs="Arial"/>
+          <w:sz w:val="22"/>
+          <w:szCs w:val="22"/>
+        </w:rPr>
+        <w:t>Los 48 tests de calidad garantizan la integridad de los datos en todas las capas del pipeline.</w:t>
+      </w:r>
+    </w:p>
+    <w:p>
+      <w:pPr>
+        <w:pStyle w:val="14"/>
+        <w:numPr>
+          <w:ilvl w:val="0"/>
+          <w:numId w:val="1"/>
+        </w:numPr>
+        <w:spacing w:after="80"/>
+      </w:pPr>
+      <w:r>
+        <w:rPr>
+          <w:rFonts w:ascii="Arial" w:hAnsi="Arial" w:eastAsia="Arial" w:cs="Arial"/>
+          <w:sz w:val="22"/>
+          <w:szCs w:val="22"/>
+        </w:rPr>
+        <w:t>El dashboard de Metabase expone 6 visualizaciones, 4 KPIs y filtro interactivo de fecha.</w:t>
+      </w:r>
+    </w:p>
+    <w:p>
+      <w:pPr>
+        <w:pStyle w:val="14"/>
+        <w:numPr>
+          <w:ilvl w:val="0"/>
+          <w:numId w:val="1"/>
+        </w:numPr>
+        <w:spacing w:after="80"/>
+      </w:pPr>
+      <w:r>
+        <w:rPr>
+          <w:rFonts w:ascii="Arial" w:hAnsi="Arial" w:eastAsia="Arial" w:cs="Arial"/>
+          <w:sz w:val="22"/>
+          <w:szCs w:val="22"/>
+        </w:rPr>
         <w:t>La normalización a USD mediante exchange_rates permite comparar correctamente el desempeño de ambas fuentes.</w:t>
+      </w:r>
+    </w:p>
+    <w:p>
+      <w:pPr>
+        <w:pStyle w:val="14"/>
+        <w:numPr>
+          <w:ilvl w:val="0"/>
+          <w:numId w:val="1"/>
+        </w:numPr>
+        <w:spacing w:after="80"/>
+      </w:pPr>
+      <w:r>
+        <w:rPr>
+          <w:rFonts w:ascii="Arial" w:hAnsi="Arial" w:eastAsia="Arial" w:cs="Arial"/>
+          <w:sz w:val="22"/>
+          <w:szCs w:val="22"/>
+        </w:rPr>
+        <w:t>El pipeline de Prefect orquesta 10 tasks de forma secuencial con retry automático y logging estructurado.</w:t>
       </w:r>
     </w:p>
     <w:p>
@@ -6795,7 +8524,7 @@
           <w:sz w:val="26"/>
           <w:szCs w:val="26"/>
         </w:rPr>
-        <w:t>7.1 Hallazgos principales</w:t>
+        <w:t>9.1 Hallazgos Principales</w:t>
       </w:r>
     </w:p>
     <w:p>
@@ -6813,7 +8542,7 @@
           <w:sz w:val="22"/>
           <w:szCs w:val="22"/>
         </w:rPr>
-        <w:t>Global Electronics genera ~$57.5M USD vs ~$14.4M USD de Mexico Toys, pese a tener 13x menos transacciones — los productos electrónicos tienen tickets promedio mucho más altos.</w:t>
+        <w:t>Global Electronics genera ~$57.5M USD vs ~$14.4M de Mexico Toys, con 13x menos transacciones — tickets promedio mucho más altos en electrónica.</w:t>
       </w:r>
     </w:p>
     <w:p>
@@ -6831,7 +8560,7 @@
           <w:sz w:val="22"/>
           <w:szCs w:val="22"/>
         </w:rPr>
-        <w:t>El margen de ganancia promedio supera el 55%, lo que indica una estructura de costos eficiente en ambos negocios.</w:t>
+        <w:t>El margen de ganancia promedio es 52.4% en ambas fuentes combinadas.</w:t>
       </w:r>
     </w:p>
     <w:p>
@@ -6849,8 +8578,31 @@
           <w:sz w:val="22"/>
           <w:szCs w:val="22"/>
         </w:rPr>
-        <w:t>Mexico Toys muestra buena cobertura de inventario para sus productos más vendidos.</w:t>
-      </w:r>
+        <w:t>EE.UU. es el mercado líder con ~$22M en revenue, seguido por Mexico con ~$14M.</w:t>
+      </w:r>
+    </w:p>
+    <w:p>
+      <w:pPr>
+        <w:pStyle w:val="14"/>
+        <w:numPr>
+          <w:ilvl w:val="0"/>
+          <w:numId w:val="1"/>
+        </w:numPr>
+        <w:spacing w:after="80"/>
+      </w:pPr>
+      <w:r>
+        <w:rPr>
+          <w:rFonts w:ascii="Arial" w:hAnsi="Arial" w:eastAsia="Arial" w:cs="Arial"/>
+          <w:sz w:val="22"/>
+          <w:szCs w:val="22"/>
+        </w:rPr>
+        <w:t>Mexico Toys mantiene buena cobertura de inventario para sus productos más vendidos.</w:t>
+      </w:r>
+    </w:p>
+    <w:p>
+      <w:pPr>
+        <w:spacing w:after="160"/>
+      </w:pPr>
     </w:p>
     <w:p>
       <w:pPr>
@@ -6874,7 +8626,7 @@
           <w:sz w:val="32"/>
           <w:szCs w:val="32"/>
         </w:rPr>
-        <w:t>8. Stack Tecnológico</w:t>
+        <w:t>10. Stack Tecnológico</w:t>
       </w:r>
     </w:p>
     <w:tbl>
@@ -7126,7 +8878,7 @@
                 <w:sz w:val="20"/>
                 <w:szCs w:val="20"/>
               </w:rPr>
-              <w:t>Extracción y carga de datos desde las fuentes hacia MotherDuck.</w:t>
+              <w:t>9 conexiones EL. Sync Manual para CSVs estáticos.</w:t>
             </w:r>
           </w:p>
         </w:tc>
@@ -7330,7 +9082,7 @@
                 <w:sz w:val="20"/>
                 <w:szCs w:val="20"/>
               </w:rPr>
-              <w:t>Transformación de datos, testing y documentación.</w:t>
+              <w:t>Transformación, testing y documentación.</w:t>
             </w:r>
           </w:p>
         </w:tc>
@@ -7506,7 +9258,7 @@
                 <w:sz w:val="20"/>
                 <w:szCs w:val="20"/>
               </w:rPr>
-              <w:t>&gt;=0.10.0</w:t>
+              <w:t>0.10.4</w:t>
             </w:r>
           </w:p>
         </w:tc>
@@ -7608,7 +9360,7 @@
                 <w:sz w:val="20"/>
                 <w:szCs w:val="20"/>
               </w:rPr>
-              <w:t>&gt;=1.0.0</w:t>
+              <w:t>1.3.3</w:t>
             </w:r>
           </w:p>
         </w:tc>
@@ -7682,7 +9434,7 @@
                 <w:sz w:val="20"/>
                 <w:szCs w:val="20"/>
               </w:rPr>
-              <w:t>Metabase</w:t>
+              <w:t>Prefect</w:t>
             </w:r>
           </w:p>
         </w:tc>
@@ -7710,7 +9462,7 @@
                 <w:sz w:val="20"/>
                 <w:szCs w:val="20"/>
               </w:rPr>
-              <w:t>0.52.9 (JAR)</w:t>
+              <w:t>3.6.20</w:t>
             </w:r>
           </w:p>
         </w:tc>
@@ -7738,7 +9490,7 @@
                 <w:sz w:val="20"/>
                 <w:szCs w:val="20"/>
               </w:rPr>
-              <w:t>Dashboard de Business Intelligence.</w:t>
+              <w:t>Orquestación del pipeline con 10 tasks.</w:t>
             </w:r>
           </w:p>
         </w:tc>
@@ -7784,7 +9536,7 @@
                 <w:sz w:val="20"/>
                 <w:szCs w:val="20"/>
               </w:rPr>
-              <w:t>DuckDB Metabase Driver</w:t>
+              <w:t>prefect-shell</w:t>
             </w:r>
           </w:p>
         </w:tc>
@@ -7812,7 +9564,7 @@
                 <w:sz w:val="20"/>
                 <w:szCs w:val="20"/>
               </w:rPr>
-              <w:t>Community</w:t>
+              <w:t>0.3.3</w:t>
             </w:r>
           </w:p>
         </w:tc>
@@ -7840,7 +9592,7 @@
                 <w:sz w:val="20"/>
                 <w:szCs w:val="20"/>
               </w:rPr>
-              <w:t>Plugin para conectar Metabase a MotherDuck.</w:t>
+              <w:t>Integración de comandos shell en Prefect.</w:t>
             </w:r>
           </w:p>
         </w:tc>
@@ -7886,6 +9638,210 @@
                 <w:sz w:val="20"/>
                 <w:szCs w:val="20"/>
               </w:rPr>
+              <w:t>Metabase</w:t>
+            </w:r>
+          </w:p>
+        </w:tc>
+        <w:tc>
+          <w:tcPr>
+            <w:tcW w:w="1800" w:type="dxa"/>
+            <w:tcBorders>
+              <w:top w:val="single" w:color="CCCCCC" w:sz="0" w:space="0"/>
+              <w:left w:val="single" w:color="CCCCCC" w:sz="0" w:space="0"/>
+              <w:bottom w:val="single" w:color="CCCCCC" w:sz="0" w:space="0"/>
+              <w:right w:val="single" w:color="CCCCCC" w:sz="0" w:space="0"/>
+            </w:tcBorders>
+            <w:shd w:val="clear" w:color="auto" w:fill="FFFFFF"/>
+            <w:tcMar>
+              <w:top w:w="80" w:type="dxa"/>
+              <w:left w:w="120" w:type="dxa"/>
+              <w:bottom w:w="80" w:type="dxa"/>
+              <w:right w:w="120" w:type="dxa"/>
+            </w:tcMar>
+          </w:tcPr>
+          <w:p>
+            <w:r>
+              <w:rPr>
+                <w:rFonts w:ascii="Arial" w:hAnsi="Arial" w:eastAsia="Arial" w:cs="Arial"/>
+                <w:sz w:val="20"/>
+                <w:szCs w:val="20"/>
+              </w:rPr>
+              <w:t>0.52.9 (JAR)</w:t>
+            </w:r>
+          </w:p>
+        </w:tc>
+        <w:tc>
+          <w:tcPr>
+            <w:tcW w:w="5360" w:type="dxa"/>
+            <w:tcBorders>
+              <w:top w:val="single" w:color="CCCCCC" w:sz="0" w:space="0"/>
+              <w:left w:val="single" w:color="CCCCCC" w:sz="0" w:space="0"/>
+              <w:bottom w:val="single" w:color="CCCCCC" w:sz="0" w:space="0"/>
+              <w:right w:val="single" w:color="CCCCCC" w:sz="0" w:space="0"/>
+            </w:tcBorders>
+            <w:shd w:val="clear" w:color="auto" w:fill="FFFFFF"/>
+            <w:tcMar>
+              <w:top w:w="80" w:type="dxa"/>
+              <w:left w:w="120" w:type="dxa"/>
+              <w:bottom w:w="80" w:type="dxa"/>
+              <w:right w:w="120" w:type="dxa"/>
+            </w:tcMar>
+          </w:tcPr>
+          <w:p>
+            <w:r>
+              <w:rPr>
+                <w:rFonts w:ascii="Arial" w:hAnsi="Arial" w:eastAsia="Arial" w:cs="Arial"/>
+                <w:sz w:val="20"/>
+                <w:szCs w:val="20"/>
+              </w:rPr>
+              <w:t>Dashboard de Business Intelligence con filtros.</w:t>
+            </w:r>
+          </w:p>
+        </w:tc>
+      </w:tr>
+      <w:tr>
+        <w:tblPrEx>
+          <w:tblBorders>
+            <w:top w:val="single" w:color="auto" w:sz="4" w:space="0"/>
+            <w:left w:val="single" w:color="auto" w:sz="4" w:space="0"/>
+            <w:bottom w:val="single" w:color="auto" w:sz="4" w:space="0"/>
+            <w:right w:val="single" w:color="auto" w:sz="4" w:space="0"/>
+            <w:insideH w:val="single" w:color="auto" w:sz="4" w:space="0"/>
+            <w:insideV w:val="single" w:color="auto" w:sz="4" w:space="0"/>
+          </w:tblBorders>
+          <w:tblCellMar>
+            <w:top w:w="0" w:type="dxa"/>
+            <w:left w:w="10" w:type="dxa"/>
+            <w:bottom w:w="0" w:type="dxa"/>
+            <w:right w:w="10" w:type="dxa"/>
+          </w:tblCellMar>
+        </w:tblPrEx>
+        <w:tc>
+          <w:tcPr>
+            <w:tcW w:w="2200" w:type="dxa"/>
+            <w:tcBorders>
+              <w:top w:val="single" w:color="CCCCCC" w:sz="0" w:space="0"/>
+              <w:left w:val="single" w:color="CCCCCC" w:sz="0" w:space="0"/>
+              <w:bottom w:val="single" w:color="CCCCCC" w:sz="0" w:space="0"/>
+              <w:right w:val="single" w:color="CCCCCC" w:sz="0" w:space="0"/>
+            </w:tcBorders>
+            <w:shd w:val="clear" w:color="auto" w:fill="F2F2F2"/>
+            <w:tcMar>
+              <w:top w:w="80" w:type="dxa"/>
+              <w:left w:w="120" w:type="dxa"/>
+              <w:bottom w:w="80" w:type="dxa"/>
+              <w:right w:w="120" w:type="dxa"/>
+            </w:tcMar>
+          </w:tcPr>
+          <w:p>
+            <w:r>
+              <w:rPr>
+                <w:rFonts w:ascii="Arial" w:hAnsi="Arial" w:eastAsia="Arial" w:cs="Arial"/>
+                <w:sz w:val="20"/>
+                <w:szCs w:val="20"/>
+              </w:rPr>
+              <w:t>DuckDB Metabase Driver</w:t>
+            </w:r>
+          </w:p>
+        </w:tc>
+        <w:tc>
+          <w:tcPr>
+            <w:tcW w:w="1800" w:type="dxa"/>
+            <w:tcBorders>
+              <w:top w:val="single" w:color="CCCCCC" w:sz="0" w:space="0"/>
+              <w:left w:val="single" w:color="CCCCCC" w:sz="0" w:space="0"/>
+              <w:bottom w:val="single" w:color="CCCCCC" w:sz="0" w:space="0"/>
+              <w:right w:val="single" w:color="CCCCCC" w:sz="0" w:space="0"/>
+            </w:tcBorders>
+            <w:shd w:val="clear" w:color="auto" w:fill="F2F2F2"/>
+            <w:tcMar>
+              <w:top w:w="80" w:type="dxa"/>
+              <w:left w:w="120" w:type="dxa"/>
+              <w:bottom w:w="80" w:type="dxa"/>
+              <w:right w:w="120" w:type="dxa"/>
+            </w:tcMar>
+          </w:tcPr>
+          <w:p>
+            <w:r>
+              <w:rPr>
+                <w:rFonts w:ascii="Arial" w:hAnsi="Arial" w:eastAsia="Arial" w:cs="Arial"/>
+                <w:sz w:val="20"/>
+                <w:szCs w:val="20"/>
+              </w:rPr>
+              <w:t>Community</w:t>
+            </w:r>
+          </w:p>
+        </w:tc>
+        <w:tc>
+          <w:tcPr>
+            <w:tcW w:w="5360" w:type="dxa"/>
+            <w:tcBorders>
+              <w:top w:val="single" w:color="CCCCCC" w:sz="0" w:space="0"/>
+              <w:left w:val="single" w:color="CCCCCC" w:sz="0" w:space="0"/>
+              <w:bottom w:val="single" w:color="CCCCCC" w:sz="0" w:space="0"/>
+              <w:right w:val="single" w:color="CCCCCC" w:sz="0" w:space="0"/>
+            </w:tcBorders>
+            <w:shd w:val="clear" w:color="auto" w:fill="F2F2F2"/>
+            <w:tcMar>
+              <w:top w:w="80" w:type="dxa"/>
+              <w:left w:w="120" w:type="dxa"/>
+              <w:bottom w:w="80" w:type="dxa"/>
+              <w:right w:w="120" w:type="dxa"/>
+            </w:tcMar>
+          </w:tcPr>
+          <w:p>
+            <w:r>
+              <w:rPr>
+                <w:rFonts w:ascii="Arial" w:hAnsi="Arial" w:eastAsia="Arial" w:cs="Arial"/>
+                <w:sz w:val="20"/>
+                <w:szCs w:val="20"/>
+              </w:rPr>
+              <w:t>Plugin para conectar Metabase a MotherDuck.</w:t>
+            </w:r>
+          </w:p>
+        </w:tc>
+      </w:tr>
+      <w:tr>
+        <w:tblPrEx>
+          <w:tblBorders>
+            <w:top w:val="single" w:color="auto" w:sz="4" w:space="0"/>
+            <w:left w:val="single" w:color="auto" w:sz="4" w:space="0"/>
+            <w:bottom w:val="single" w:color="auto" w:sz="4" w:space="0"/>
+            <w:right w:val="single" w:color="auto" w:sz="4" w:space="0"/>
+            <w:insideH w:val="single" w:color="auto" w:sz="4" w:space="0"/>
+            <w:insideV w:val="single" w:color="auto" w:sz="4" w:space="0"/>
+          </w:tblBorders>
+          <w:tblCellMar>
+            <w:top w:w="0" w:type="dxa"/>
+            <w:left w:w="10" w:type="dxa"/>
+            <w:bottom w:w="0" w:type="dxa"/>
+            <w:right w:w="10" w:type="dxa"/>
+          </w:tblCellMar>
+        </w:tblPrEx>
+        <w:tc>
+          <w:tcPr>
+            <w:tcW w:w="2200" w:type="dxa"/>
+            <w:tcBorders>
+              <w:top w:val="single" w:color="CCCCCC" w:sz="0" w:space="0"/>
+              <w:left w:val="single" w:color="CCCCCC" w:sz="0" w:space="0"/>
+              <w:bottom w:val="single" w:color="CCCCCC" w:sz="0" w:space="0"/>
+              <w:right w:val="single" w:color="CCCCCC" w:sz="0" w:space="0"/>
+            </w:tcBorders>
+            <w:shd w:val="clear" w:color="auto" w:fill="FFFFFF"/>
+            <w:tcMar>
+              <w:top w:w="80" w:type="dxa"/>
+              <w:left w:w="120" w:type="dxa"/>
+              <w:bottom w:w="80" w:type="dxa"/>
+              <w:right w:w="120" w:type="dxa"/>
+            </w:tcMar>
+          </w:tcPr>
+          <w:p>
+            <w:r>
+              <w:rPr>
+                <w:rFonts w:ascii="Arial" w:hAnsi="Arial" w:eastAsia="Arial" w:cs="Arial"/>
+                <w:sz w:val="20"/>
+                <w:szCs w:val="20"/>
+              </w:rPr>
               <w:t>Java</w:t>
             </w:r>
           </w:p>
@@ -7948,6 +9904,11 @@
         </w:tc>
       </w:tr>
     </w:tbl>
+    <w:p>
+      <w:pPr>
+        <w:spacing w:after="160"/>
+      </w:pPr>
+    </w:p>
     <w:p>
       <w:pPr>
         <w:pStyle w:val="2"/>
@@ -7955,149 +9916,7 @@
           <w:bottom w:val="single" w:color="2E75B6" w:sz="6" w:space="4"/>
         </w:pBdr>
         <w:spacing w:before="320" w:after="160"/>
-        <w:rPr>
-          <w:rFonts w:hint="default" w:cs="Arial"/>
-          <w:b/>
-          <w:bCs/>
-          <w:color w:val="1F3864"/>
-          <w:sz w:val="32"/>
-          <w:szCs w:val="32"/>
-          <w:lang w:val="es-PY"/>
-        </w:rPr>
-      </w:pPr>
-    </w:p>
-    <w:p>
-      <w:pPr>
-        <w:pStyle w:val="2"/>
-        <w:pBdr>
-          <w:bottom w:val="single" w:color="2E75B6" w:sz="6" w:space="4"/>
-        </w:pBdr>
-        <w:spacing w:before="320" w:after="160"/>
-        <w:rPr>
-          <w:rFonts w:hint="default" w:cs="Arial"/>
-          <w:b/>
-          <w:bCs/>
-          <w:color w:val="1F3864"/>
-          <w:sz w:val="32"/>
-          <w:szCs w:val="32"/>
-          <w:lang w:val="es-PY"/>
-        </w:rPr>
-      </w:pPr>
-    </w:p>
-    <w:p>
-      <w:pPr>
-        <w:pStyle w:val="2"/>
-        <w:pBdr>
-          <w:bottom w:val="single" w:color="2E75B6" w:sz="6" w:space="4"/>
-        </w:pBdr>
-        <w:spacing w:before="320" w:after="160"/>
-        <w:rPr>
-          <w:rFonts w:hint="default" w:cs="Arial"/>
-          <w:b/>
-          <w:bCs/>
-          <w:color w:val="1F3864"/>
-          <w:sz w:val="32"/>
-          <w:szCs w:val="32"/>
-          <w:lang w:val="es-PY"/>
-        </w:rPr>
-      </w:pPr>
-    </w:p>
-    <w:p>
-      <w:pPr>
-        <w:pStyle w:val="2"/>
-        <w:pBdr>
-          <w:bottom w:val="single" w:color="2E75B6" w:sz="6" w:space="4"/>
-        </w:pBdr>
-        <w:spacing w:before="320" w:after="160"/>
-        <w:rPr>
-          <w:rFonts w:hint="default" w:cs="Arial"/>
-          <w:b/>
-          <w:bCs/>
-          <w:color w:val="1F3864"/>
-          <w:sz w:val="32"/>
-          <w:szCs w:val="32"/>
-          <w:lang w:val="es-PY"/>
-        </w:rPr>
-      </w:pPr>
-    </w:p>
-    <w:p>
-      <w:pPr>
-        <w:pStyle w:val="2"/>
-        <w:pBdr>
-          <w:bottom w:val="single" w:color="2E75B6" w:sz="6" w:space="4"/>
-        </w:pBdr>
-        <w:spacing w:before="320" w:after="160"/>
-        <w:rPr>
-          <w:rFonts w:hint="default" w:cs="Arial"/>
-          <w:b/>
-          <w:bCs/>
-          <w:color w:val="1F3864"/>
-          <w:sz w:val="32"/>
-          <w:szCs w:val="32"/>
-          <w:lang w:val="es-PY"/>
-        </w:rPr>
-      </w:pPr>
-    </w:p>
-    <w:p>
-      <w:pPr>
-        <w:pStyle w:val="2"/>
-        <w:pBdr>
-          <w:bottom w:val="single" w:color="2E75B6" w:sz="6" w:space="4"/>
-        </w:pBdr>
-        <w:spacing w:before="320" w:after="160"/>
-        <w:rPr>
-          <w:rFonts w:hint="default" w:cs="Arial"/>
-          <w:b/>
-          <w:bCs/>
-          <w:color w:val="1F3864"/>
-          <w:sz w:val="32"/>
-          <w:szCs w:val="32"/>
-          <w:lang w:val="es-PY"/>
-        </w:rPr>
-      </w:pPr>
-    </w:p>
-    <w:p>
-      <w:pPr>
-        <w:pStyle w:val="2"/>
-        <w:pBdr>
-          <w:bottom w:val="single" w:color="2E75B6" w:sz="6" w:space="4"/>
-        </w:pBdr>
-        <w:spacing w:before="320" w:after="160"/>
-        <w:rPr>
-          <w:rFonts w:hint="default" w:cs="Arial"/>
-          <w:b/>
-          <w:bCs/>
-          <w:color w:val="1F3864"/>
-          <w:sz w:val="32"/>
-          <w:szCs w:val="32"/>
-          <w:lang w:val="es-PY"/>
-        </w:rPr>
-      </w:pPr>
-    </w:p>
-    <w:p>
-      <w:pPr>
-        <w:pStyle w:val="2"/>
-        <w:pBdr>
-          <w:bottom w:val="single" w:color="2E75B6" w:sz="6" w:space="4"/>
-        </w:pBdr>
-        <w:spacing w:before="320" w:after="160"/>
-        <w:rPr>
-          <w:rFonts w:hint="default"/>
-          <w:lang w:val="es-PY"/>
-        </w:rPr>
-      </w:pPr>
-      <w:r>
-        <w:rPr>
-          <w:rFonts w:hint="default" w:cs="Arial"/>
-          <w:b/>
-          <w:bCs/>
-          <w:color w:val="1F3864"/>
-          <w:sz w:val="32"/>
-          <w:szCs w:val="32"/>
-          <w:lang w:val="es-PY"/>
-        </w:rPr>
-        <w:t>9</w:t>
-      </w:r>
+      </w:pPr>
       <w:r>
         <w:rPr>
           <w:rFonts w:ascii="Arial" w:hAnsi="Arial" w:eastAsia="Arial" w:cs="Arial"/>
@@ -8107,41 +9926,1652 @@
           <w:sz w:val="32"/>
           <w:szCs w:val="32"/>
         </w:rPr>
-        <w:t xml:space="preserve">. </w:t>
+        <w:t>11. Anexos</w:t>
+      </w:r>
+    </w:p>
+    <w:p>
+      <w:pPr>
+        <w:pStyle w:val="3"/>
+        <w:spacing w:before="240" w:after="120"/>
+      </w:pPr>
+      <w:r>
+        <w:rPr>
+          <w:rFonts w:ascii="Arial" w:hAnsi="Arial" w:eastAsia="Arial" w:cs="Arial"/>
+          <w:b/>
+          <w:bCs/>
+          <w:color w:val="2E75B6"/>
+          <w:sz w:val="26"/>
+          <w:szCs w:val="26"/>
+        </w:rPr>
+        <w:t>11.1 Conexiones Airbyte Cloud</w:t>
+      </w:r>
+    </w:p>
+    <w:p>
+      <w:pPr>
+        <w:spacing w:after="120"/>
+      </w:pPr>
+      <w:r>
+        <w:rPr>
+          <w:rFonts w:ascii="Arial" w:hAnsi="Arial" w:eastAsia="Arial" w:cs="Arial"/>
+          <w:sz w:val="22"/>
+          <w:szCs w:val="22"/>
+        </w:rPr>
+        <w:t>Workspace ID: cf5345d8-9289-4d33-ab8c-663ef4c159ec | Región: US-Central</w:t>
+      </w:r>
+    </w:p>
+    <w:p>
+      <w:pPr>
+        <w:spacing w:after="160"/>
+      </w:pPr>
+    </w:p>
+    <w:tbl>
+      <w:tblPr>
+        <w:tblStyle w:val="9"/>
+        <w:tblW w:w="9360" w:type="dxa"/>
+        <w:tblInd w:w="0" w:type="dxa"/>
+        <w:tblBorders>
+          <w:top w:val="single" w:color="auto" w:sz="4" w:space="0"/>
+          <w:left w:val="single" w:color="auto" w:sz="4" w:space="0"/>
+          <w:bottom w:val="single" w:color="auto" w:sz="4" w:space="0"/>
+          <w:right w:val="single" w:color="auto" w:sz="4" w:space="0"/>
+          <w:insideH w:val="single" w:color="auto" w:sz="4" w:space="0"/>
+          <w:insideV w:val="single" w:color="auto" w:sz="4" w:space="0"/>
+        </w:tblBorders>
+        <w:tblLayout w:type="autofit"/>
+        <w:tblCellMar>
+          <w:top w:w="0" w:type="dxa"/>
+          <w:left w:w="10" w:type="dxa"/>
+          <w:bottom w:w="0" w:type="dxa"/>
+          <w:right w:w="10" w:type="dxa"/>
+        </w:tblCellMar>
+      </w:tblPr>
+      <w:tblGrid>
+        <w:gridCol w:w="3809"/>
+        <w:gridCol w:w="1076"/>
+        <w:gridCol w:w="1486"/>
+        <w:gridCol w:w="2989"/>
+      </w:tblGrid>
+      <w:tr>
+        <w:tblPrEx>
+          <w:tblBorders>
+            <w:top w:val="single" w:color="auto" w:sz="4" w:space="0"/>
+            <w:left w:val="single" w:color="auto" w:sz="4" w:space="0"/>
+            <w:bottom w:val="single" w:color="auto" w:sz="4" w:space="0"/>
+            <w:right w:val="single" w:color="auto" w:sz="4" w:space="0"/>
+            <w:insideH w:val="single" w:color="auto" w:sz="4" w:space="0"/>
+            <w:insideV w:val="single" w:color="auto" w:sz="4" w:space="0"/>
+          </w:tblBorders>
+          <w:tblCellMar>
+            <w:top w:w="0" w:type="dxa"/>
+            <w:left w:w="10" w:type="dxa"/>
+            <w:bottom w:w="0" w:type="dxa"/>
+            <w:right w:w="10" w:type="dxa"/>
+          </w:tblCellMar>
+        </w:tblPrEx>
+        <w:trPr>
+          <w:tblHeader/>
+        </w:trPr>
+        <w:tc>
+          <w:tcPr>
+            <w:tcW w:w="2600" w:type="dxa"/>
+            <w:tcBorders>
+              <w:top w:val="single" w:color="CCCCCC" w:sz="0" w:space="0"/>
+              <w:left w:val="single" w:color="CCCCCC" w:sz="0" w:space="0"/>
+              <w:bottom w:val="single" w:color="CCCCCC" w:sz="0" w:space="0"/>
+              <w:right w:val="single" w:color="CCCCCC" w:sz="0" w:space="0"/>
+            </w:tcBorders>
+            <w:shd w:val="clear" w:color="auto" w:fill="1F3864"/>
+            <w:tcMar>
+              <w:top w:w="80" w:type="dxa"/>
+              <w:left w:w="120" w:type="dxa"/>
+              <w:bottom w:w="80" w:type="dxa"/>
+              <w:right w:w="120" w:type="dxa"/>
+            </w:tcMar>
+            <w:vAlign w:val="center"/>
+          </w:tcPr>
+          <w:p>
+            <w:pPr>
+              <w:jc w:val="center"/>
+            </w:pPr>
+            <w:r>
+              <w:rPr>
+                <w:rFonts w:ascii="Arial" w:hAnsi="Arial" w:eastAsia="Arial" w:cs="Arial"/>
+                <w:b/>
+                <w:bCs/>
+                <w:color w:val="FFFFFF"/>
+                <w:sz w:val="20"/>
+                <w:szCs w:val="20"/>
+              </w:rPr>
+              <w:t>Conexión</w:t>
+            </w:r>
+          </w:p>
+        </w:tc>
+        <w:tc>
+          <w:tcPr>
+            <w:tcW w:w="1200" w:type="dxa"/>
+            <w:tcBorders>
+              <w:top w:val="single" w:color="CCCCCC" w:sz="0" w:space="0"/>
+              <w:left w:val="single" w:color="CCCCCC" w:sz="0" w:space="0"/>
+              <w:bottom w:val="single" w:color="CCCCCC" w:sz="0" w:space="0"/>
+              <w:right w:val="single" w:color="CCCCCC" w:sz="0" w:space="0"/>
+            </w:tcBorders>
+            <w:shd w:val="clear" w:color="auto" w:fill="1F3864"/>
+            <w:tcMar>
+              <w:top w:w="80" w:type="dxa"/>
+              <w:left w:w="120" w:type="dxa"/>
+              <w:bottom w:w="80" w:type="dxa"/>
+              <w:right w:w="120" w:type="dxa"/>
+            </w:tcMar>
+            <w:vAlign w:val="center"/>
+          </w:tcPr>
+          <w:p>
+            <w:pPr>
+              <w:jc w:val="center"/>
+            </w:pPr>
+            <w:r>
+              <w:rPr>
+                <w:rFonts w:ascii="Arial" w:hAnsi="Arial" w:eastAsia="Arial" w:cs="Arial"/>
+                <w:b/>
+                <w:bCs/>
+                <w:color w:val="FFFFFF"/>
+                <w:sz w:val="20"/>
+                <w:szCs w:val="20"/>
+              </w:rPr>
+              <w:t>Fuente</w:t>
+            </w:r>
+          </w:p>
+        </w:tc>
+        <w:tc>
+          <w:tcPr>
+            <w:tcW w:w="1600" w:type="dxa"/>
+            <w:tcBorders>
+              <w:top w:val="single" w:color="CCCCCC" w:sz="0" w:space="0"/>
+              <w:left w:val="single" w:color="CCCCCC" w:sz="0" w:space="0"/>
+              <w:bottom w:val="single" w:color="CCCCCC" w:sz="0" w:space="0"/>
+              <w:right w:val="single" w:color="CCCCCC" w:sz="0" w:space="0"/>
+            </w:tcBorders>
+            <w:shd w:val="clear" w:color="auto" w:fill="1F3864"/>
+            <w:tcMar>
+              <w:top w:w="80" w:type="dxa"/>
+              <w:left w:w="120" w:type="dxa"/>
+              <w:bottom w:w="80" w:type="dxa"/>
+              <w:right w:w="120" w:type="dxa"/>
+            </w:tcMar>
+            <w:vAlign w:val="center"/>
+          </w:tcPr>
+          <w:p>
+            <w:pPr>
+              <w:jc w:val="center"/>
+            </w:pPr>
+            <w:r>
+              <w:rPr>
+                <w:rFonts w:ascii="Arial" w:hAnsi="Arial" w:eastAsia="Arial" w:cs="Arial"/>
+                <w:b/>
+                <w:bCs/>
+                <w:color w:val="FFFFFF"/>
+                <w:sz w:val="20"/>
+                <w:szCs w:val="20"/>
+              </w:rPr>
+              <w:t>Destino</w:t>
+            </w:r>
+          </w:p>
+        </w:tc>
+        <w:tc>
+          <w:tcPr>
+            <w:tcW w:w="3960" w:type="dxa"/>
+            <w:tcBorders>
+              <w:top w:val="single" w:color="CCCCCC" w:sz="0" w:space="0"/>
+              <w:left w:val="single" w:color="CCCCCC" w:sz="0" w:space="0"/>
+              <w:bottom w:val="single" w:color="CCCCCC" w:sz="0" w:space="0"/>
+              <w:right w:val="single" w:color="CCCCCC" w:sz="0" w:space="0"/>
+            </w:tcBorders>
+            <w:shd w:val="clear" w:color="auto" w:fill="1F3864"/>
+            <w:tcMar>
+              <w:top w:w="80" w:type="dxa"/>
+              <w:left w:w="120" w:type="dxa"/>
+              <w:bottom w:w="80" w:type="dxa"/>
+              <w:right w:w="120" w:type="dxa"/>
+            </w:tcMar>
+            <w:vAlign w:val="center"/>
+          </w:tcPr>
+          <w:p>
+            <w:pPr>
+              <w:jc w:val="center"/>
+            </w:pPr>
+            <w:r>
+              <w:rPr>
+                <w:rFonts w:ascii="Arial" w:hAnsi="Arial" w:eastAsia="Arial" w:cs="Arial"/>
+                <w:b/>
+                <w:bCs/>
+                <w:color w:val="FFFFFF"/>
+                <w:sz w:val="20"/>
+                <w:szCs w:val="20"/>
+              </w:rPr>
+              <w:t>Connection ID</w:t>
+            </w:r>
+          </w:p>
+        </w:tc>
+      </w:tr>
+      <w:tr>
+        <w:tblPrEx>
+          <w:tblBorders>
+            <w:top w:val="single" w:color="auto" w:sz="4" w:space="0"/>
+            <w:left w:val="single" w:color="auto" w:sz="4" w:space="0"/>
+            <w:bottom w:val="single" w:color="auto" w:sz="4" w:space="0"/>
+            <w:right w:val="single" w:color="auto" w:sz="4" w:space="0"/>
+            <w:insideH w:val="single" w:color="auto" w:sz="4" w:space="0"/>
+            <w:insideV w:val="single" w:color="auto" w:sz="4" w:space="0"/>
+          </w:tblBorders>
+          <w:tblCellMar>
+            <w:top w:w="0" w:type="dxa"/>
+            <w:left w:w="10" w:type="dxa"/>
+            <w:bottom w:w="0" w:type="dxa"/>
+            <w:right w:w="10" w:type="dxa"/>
+          </w:tblCellMar>
+        </w:tblPrEx>
+        <w:tc>
+          <w:tcPr>
+            <w:tcW w:w="2600" w:type="dxa"/>
+            <w:tcBorders>
+              <w:top w:val="single" w:color="CCCCCC" w:sz="0" w:space="0"/>
+              <w:left w:val="single" w:color="CCCCCC" w:sz="0" w:space="0"/>
+              <w:bottom w:val="single" w:color="CCCCCC" w:sz="0" w:space="0"/>
+              <w:right w:val="single" w:color="CCCCCC" w:sz="0" w:space="0"/>
+            </w:tcBorders>
+            <w:shd w:val="clear" w:color="auto" w:fill="FFFFFF"/>
+            <w:tcMar>
+              <w:top w:w="80" w:type="dxa"/>
+              <w:left w:w="120" w:type="dxa"/>
+              <w:bottom w:w="80" w:type="dxa"/>
+              <w:right w:w="120" w:type="dxa"/>
+            </w:tcMar>
+          </w:tcPr>
+          <w:p>
+            <w:r>
+              <w:rPr>
+                <w:rFonts w:ascii="Arial" w:hAnsi="Arial" w:eastAsia="Arial" w:cs="Arial"/>
+                <w:sz w:val="20"/>
+                <w:szCs w:val="20"/>
+              </w:rPr>
+              <w:t>raw_products_mexico_toys</w:t>
+            </w:r>
+          </w:p>
+        </w:tc>
+        <w:tc>
+          <w:tcPr>
+            <w:tcW w:w="1200" w:type="dxa"/>
+            <w:tcBorders>
+              <w:top w:val="single" w:color="CCCCCC" w:sz="0" w:space="0"/>
+              <w:left w:val="single" w:color="CCCCCC" w:sz="0" w:space="0"/>
+              <w:bottom w:val="single" w:color="CCCCCC" w:sz="0" w:space="0"/>
+              <w:right w:val="single" w:color="CCCCCC" w:sz="0" w:space="0"/>
+            </w:tcBorders>
+            <w:shd w:val="clear" w:color="auto" w:fill="FFFFFF"/>
+            <w:tcMar>
+              <w:top w:w="80" w:type="dxa"/>
+              <w:left w:w="120" w:type="dxa"/>
+              <w:bottom w:w="80" w:type="dxa"/>
+              <w:right w:w="120" w:type="dxa"/>
+            </w:tcMar>
+          </w:tcPr>
+          <w:p>
+            <w:r>
+              <w:rPr>
+                <w:rFonts w:ascii="Arial" w:hAnsi="Arial" w:eastAsia="Arial" w:cs="Arial"/>
+                <w:sz w:val="20"/>
+                <w:szCs w:val="20"/>
+              </w:rPr>
+              <w:t>CSV</w:t>
+            </w:r>
+          </w:p>
+        </w:tc>
+        <w:tc>
+          <w:tcPr>
+            <w:tcW w:w="1600" w:type="dxa"/>
+            <w:tcBorders>
+              <w:top w:val="single" w:color="CCCCCC" w:sz="0" w:space="0"/>
+              <w:left w:val="single" w:color="CCCCCC" w:sz="0" w:space="0"/>
+              <w:bottom w:val="single" w:color="CCCCCC" w:sz="0" w:space="0"/>
+              <w:right w:val="single" w:color="CCCCCC" w:sz="0" w:space="0"/>
+            </w:tcBorders>
+            <w:shd w:val="clear" w:color="auto" w:fill="FFFFFF"/>
+            <w:tcMar>
+              <w:top w:w="80" w:type="dxa"/>
+              <w:left w:w="120" w:type="dxa"/>
+              <w:bottom w:w="80" w:type="dxa"/>
+              <w:right w:w="120" w:type="dxa"/>
+            </w:tcMar>
+          </w:tcPr>
+          <w:p>
+            <w:r>
+              <w:rPr>
+                <w:rFonts w:ascii="Arial" w:hAnsi="Arial" w:eastAsia="Arial" w:cs="Arial"/>
+                <w:sz w:val="20"/>
+                <w:szCs w:val="20"/>
+              </w:rPr>
+              <w:t>MotherDuck</w:t>
+            </w:r>
+          </w:p>
+        </w:tc>
+        <w:tc>
+          <w:tcPr>
+            <w:tcW w:w="3960" w:type="dxa"/>
+            <w:tcBorders>
+              <w:top w:val="single" w:color="CCCCCC" w:sz="0" w:space="0"/>
+              <w:left w:val="single" w:color="CCCCCC" w:sz="0" w:space="0"/>
+              <w:bottom w:val="single" w:color="CCCCCC" w:sz="0" w:space="0"/>
+              <w:right w:val="single" w:color="CCCCCC" w:sz="0" w:space="0"/>
+            </w:tcBorders>
+            <w:shd w:val="clear" w:color="auto" w:fill="FFFFFF"/>
+            <w:tcMar>
+              <w:top w:w="80" w:type="dxa"/>
+              <w:left w:w="120" w:type="dxa"/>
+              <w:bottom w:w="80" w:type="dxa"/>
+              <w:right w:w="120" w:type="dxa"/>
+            </w:tcMar>
+          </w:tcPr>
+          <w:p>
+            <w:r>
+              <w:rPr>
+                <w:rFonts w:ascii="Arial" w:hAnsi="Arial" w:eastAsia="Arial" w:cs="Arial"/>
+                <w:sz w:val="20"/>
+                <w:szCs w:val="20"/>
+              </w:rPr>
+              <w:t>afefe891-6884-4adc-b4f6-6743805e6791</w:t>
+            </w:r>
+          </w:p>
+        </w:tc>
+      </w:tr>
+      <w:tr>
+        <w:tblPrEx>
+          <w:tblBorders>
+            <w:top w:val="single" w:color="auto" w:sz="4" w:space="0"/>
+            <w:left w:val="single" w:color="auto" w:sz="4" w:space="0"/>
+            <w:bottom w:val="single" w:color="auto" w:sz="4" w:space="0"/>
+            <w:right w:val="single" w:color="auto" w:sz="4" w:space="0"/>
+            <w:insideH w:val="single" w:color="auto" w:sz="4" w:space="0"/>
+            <w:insideV w:val="single" w:color="auto" w:sz="4" w:space="0"/>
+          </w:tblBorders>
+          <w:tblCellMar>
+            <w:top w:w="0" w:type="dxa"/>
+            <w:left w:w="10" w:type="dxa"/>
+            <w:bottom w:w="0" w:type="dxa"/>
+            <w:right w:w="10" w:type="dxa"/>
+          </w:tblCellMar>
+        </w:tblPrEx>
+        <w:tc>
+          <w:tcPr>
+            <w:tcW w:w="2600" w:type="dxa"/>
+            <w:tcBorders>
+              <w:top w:val="single" w:color="CCCCCC" w:sz="0" w:space="0"/>
+              <w:left w:val="single" w:color="CCCCCC" w:sz="0" w:space="0"/>
+              <w:bottom w:val="single" w:color="CCCCCC" w:sz="0" w:space="0"/>
+              <w:right w:val="single" w:color="CCCCCC" w:sz="0" w:space="0"/>
+            </w:tcBorders>
+            <w:shd w:val="clear" w:color="auto" w:fill="F2F2F2"/>
+            <w:tcMar>
+              <w:top w:w="80" w:type="dxa"/>
+              <w:left w:w="120" w:type="dxa"/>
+              <w:bottom w:w="80" w:type="dxa"/>
+              <w:right w:w="120" w:type="dxa"/>
+            </w:tcMar>
+          </w:tcPr>
+          <w:p>
+            <w:r>
+              <w:rPr>
+                <w:rFonts w:ascii="Arial" w:hAnsi="Arial" w:eastAsia="Arial" w:cs="Arial"/>
+                <w:sz w:val="20"/>
+                <w:szCs w:val="20"/>
+              </w:rPr>
+              <w:t>raw_sales_mexico_toys</w:t>
+            </w:r>
+          </w:p>
+        </w:tc>
+        <w:tc>
+          <w:tcPr>
+            <w:tcW w:w="1200" w:type="dxa"/>
+            <w:tcBorders>
+              <w:top w:val="single" w:color="CCCCCC" w:sz="0" w:space="0"/>
+              <w:left w:val="single" w:color="CCCCCC" w:sz="0" w:space="0"/>
+              <w:bottom w:val="single" w:color="CCCCCC" w:sz="0" w:space="0"/>
+              <w:right w:val="single" w:color="CCCCCC" w:sz="0" w:space="0"/>
+            </w:tcBorders>
+            <w:shd w:val="clear" w:color="auto" w:fill="F2F2F2"/>
+            <w:tcMar>
+              <w:top w:w="80" w:type="dxa"/>
+              <w:left w:w="120" w:type="dxa"/>
+              <w:bottom w:w="80" w:type="dxa"/>
+              <w:right w:w="120" w:type="dxa"/>
+            </w:tcMar>
+          </w:tcPr>
+          <w:p>
+            <w:r>
+              <w:rPr>
+                <w:rFonts w:ascii="Arial" w:hAnsi="Arial" w:eastAsia="Arial" w:cs="Arial"/>
+                <w:sz w:val="20"/>
+                <w:szCs w:val="20"/>
+              </w:rPr>
+              <w:t>CSV</w:t>
+            </w:r>
+          </w:p>
+        </w:tc>
+        <w:tc>
+          <w:tcPr>
+            <w:tcW w:w="1600" w:type="dxa"/>
+            <w:tcBorders>
+              <w:top w:val="single" w:color="CCCCCC" w:sz="0" w:space="0"/>
+              <w:left w:val="single" w:color="CCCCCC" w:sz="0" w:space="0"/>
+              <w:bottom w:val="single" w:color="CCCCCC" w:sz="0" w:space="0"/>
+              <w:right w:val="single" w:color="CCCCCC" w:sz="0" w:space="0"/>
+            </w:tcBorders>
+            <w:shd w:val="clear" w:color="auto" w:fill="F2F2F2"/>
+            <w:tcMar>
+              <w:top w:w="80" w:type="dxa"/>
+              <w:left w:w="120" w:type="dxa"/>
+              <w:bottom w:w="80" w:type="dxa"/>
+              <w:right w:w="120" w:type="dxa"/>
+            </w:tcMar>
+          </w:tcPr>
+          <w:p>
+            <w:r>
+              <w:rPr>
+                <w:rFonts w:ascii="Arial" w:hAnsi="Arial" w:eastAsia="Arial" w:cs="Arial"/>
+                <w:sz w:val="20"/>
+                <w:szCs w:val="20"/>
+              </w:rPr>
+              <w:t>MotherDuck</w:t>
+            </w:r>
+          </w:p>
+        </w:tc>
+        <w:tc>
+          <w:tcPr>
+            <w:tcW w:w="3960" w:type="dxa"/>
+            <w:tcBorders>
+              <w:top w:val="single" w:color="CCCCCC" w:sz="0" w:space="0"/>
+              <w:left w:val="single" w:color="CCCCCC" w:sz="0" w:space="0"/>
+              <w:bottom w:val="single" w:color="CCCCCC" w:sz="0" w:space="0"/>
+              <w:right w:val="single" w:color="CCCCCC" w:sz="0" w:space="0"/>
+            </w:tcBorders>
+            <w:shd w:val="clear" w:color="auto" w:fill="F2F2F2"/>
+            <w:tcMar>
+              <w:top w:w="80" w:type="dxa"/>
+              <w:left w:w="120" w:type="dxa"/>
+              <w:bottom w:w="80" w:type="dxa"/>
+              <w:right w:w="120" w:type="dxa"/>
+            </w:tcMar>
+          </w:tcPr>
+          <w:p>
+            <w:r>
+              <w:rPr>
+                <w:rFonts w:ascii="Arial" w:hAnsi="Arial" w:eastAsia="Arial" w:cs="Arial"/>
+                <w:sz w:val="20"/>
+                <w:szCs w:val="20"/>
+              </w:rPr>
+              <w:t>92430a1b-4de7-49a0-b994-24aef642ca66</w:t>
+            </w:r>
+          </w:p>
+        </w:tc>
+      </w:tr>
+      <w:tr>
+        <w:tblPrEx>
+          <w:tblBorders>
+            <w:top w:val="single" w:color="auto" w:sz="4" w:space="0"/>
+            <w:left w:val="single" w:color="auto" w:sz="4" w:space="0"/>
+            <w:bottom w:val="single" w:color="auto" w:sz="4" w:space="0"/>
+            <w:right w:val="single" w:color="auto" w:sz="4" w:space="0"/>
+            <w:insideH w:val="single" w:color="auto" w:sz="4" w:space="0"/>
+            <w:insideV w:val="single" w:color="auto" w:sz="4" w:space="0"/>
+          </w:tblBorders>
+          <w:tblCellMar>
+            <w:top w:w="0" w:type="dxa"/>
+            <w:left w:w="10" w:type="dxa"/>
+            <w:bottom w:w="0" w:type="dxa"/>
+            <w:right w:w="10" w:type="dxa"/>
+          </w:tblCellMar>
+        </w:tblPrEx>
+        <w:tc>
+          <w:tcPr>
+            <w:tcW w:w="2600" w:type="dxa"/>
+            <w:tcBorders>
+              <w:top w:val="single" w:color="CCCCCC" w:sz="0" w:space="0"/>
+              <w:left w:val="single" w:color="CCCCCC" w:sz="0" w:space="0"/>
+              <w:bottom w:val="single" w:color="CCCCCC" w:sz="0" w:space="0"/>
+              <w:right w:val="single" w:color="CCCCCC" w:sz="0" w:space="0"/>
+            </w:tcBorders>
+            <w:shd w:val="clear" w:color="auto" w:fill="FFFFFF"/>
+            <w:tcMar>
+              <w:top w:w="80" w:type="dxa"/>
+              <w:left w:w="120" w:type="dxa"/>
+              <w:bottom w:w="80" w:type="dxa"/>
+              <w:right w:w="120" w:type="dxa"/>
+            </w:tcMar>
+          </w:tcPr>
+          <w:p>
+            <w:r>
+              <w:rPr>
+                <w:rFonts w:ascii="Arial" w:hAnsi="Arial" w:eastAsia="Arial" w:cs="Arial"/>
+                <w:sz w:val="20"/>
+                <w:szCs w:val="20"/>
+              </w:rPr>
+              <w:t>raw_stores_mexico_toys</w:t>
+            </w:r>
+          </w:p>
+        </w:tc>
+        <w:tc>
+          <w:tcPr>
+            <w:tcW w:w="1200" w:type="dxa"/>
+            <w:tcBorders>
+              <w:top w:val="single" w:color="CCCCCC" w:sz="0" w:space="0"/>
+              <w:left w:val="single" w:color="CCCCCC" w:sz="0" w:space="0"/>
+              <w:bottom w:val="single" w:color="CCCCCC" w:sz="0" w:space="0"/>
+              <w:right w:val="single" w:color="CCCCCC" w:sz="0" w:space="0"/>
+            </w:tcBorders>
+            <w:shd w:val="clear" w:color="auto" w:fill="FFFFFF"/>
+            <w:tcMar>
+              <w:top w:w="80" w:type="dxa"/>
+              <w:left w:w="120" w:type="dxa"/>
+              <w:bottom w:w="80" w:type="dxa"/>
+              <w:right w:w="120" w:type="dxa"/>
+            </w:tcMar>
+          </w:tcPr>
+          <w:p>
+            <w:r>
+              <w:rPr>
+                <w:rFonts w:ascii="Arial" w:hAnsi="Arial" w:eastAsia="Arial" w:cs="Arial"/>
+                <w:sz w:val="20"/>
+                <w:szCs w:val="20"/>
+              </w:rPr>
+              <w:t>CSV</w:t>
+            </w:r>
+          </w:p>
+        </w:tc>
+        <w:tc>
+          <w:tcPr>
+            <w:tcW w:w="1600" w:type="dxa"/>
+            <w:tcBorders>
+              <w:top w:val="single" w:color="CCCCCC" w:sz="0" w:space="0"/>
+              <w:left w:val="single" w:color="CCCCCC" w:sz="0" w:space="0"/>
+              <w:bottom w:val="single" w:color="CCCCCC" w:sz="0" w:space="0"/>
+              <w:right w:val="single" w:color="CCCCCC" w:sz="0" w:space="0"/>
+            </w:tcBorders>
+            <w:shd w:val="clear" w:color="auto" w:fill="FFFFFF"/>
+            <w:tcMar>
+              <w:top w:w="80" w:type="dxa"/>
+              <w:left w:w="120" w:type="dxa"/>
+              <w:bottom w:w="80" w:type="dxa"/>
+              <w:right w:w="120" w:type="dxa"/>
+            </w:tcMar>
+          </w:tcPr>
+          <w:p>
+            <w:r>
+              <w:rPr>
+                <w:rFonts w:ascii="Arial" w:hAnsi="Arial" w:eastAsia="Arial" w:cs="Arial"/>
+                <w:sz w:val="20"/>
+                <w:szCs w:val="20"/>
+              </w:rPr>
+              <w:t>MotherDuck</w:t>
+            </w:r>
+          </w:p>
+        </w:tc>
+        <w:tc>
+          <w:tcPr>
+            <w:tcW w:w="3960" w:type="dxa"/>
+            <w:tcBorders>
+              <w:top w:val="single" w:color="CCCCCC" w:sz="0" w:space="0"/>
+              <w:left w:val="single" w:color="CCCCCC" w:sz="0" w:space="0"/>
+              <w:bottom w:val="single" w:color="CCCCCC" w:sz="0" w:space="0"/>
+              <w:right w:val="single" w:color="CCCCCC" w:sz="0" w:space="0"/>
+            </w:tcBorders>
+            <w:shd w:val="clear" w:color="auto" w:fill="FFFFFF"/>
+            <w:tcMar>
+              <w:top w:w="80" w:type="dxa"/>
+              <w:left w:w="120" w:type="dxa"/>
+              <w:bottom w:w="80" w:type="dxa"/>
+              <w:right w:w="120" w:type="dxa"/>
+            </w:tcMar>
+          </w:tcPr>
+          <w:p>
+            <w:r>
+              <w:rPr>
+                <w:rFonts w:ascii="Arial" w:hAnsi="Arial" w:eastAsia="Arial" w:cs="Arial"/>
+                <w:sz w:val="20"/>
+                <w:szCs w:val="20"/>
+              </w:rPr>
+              <w:t>709782d7-604f-4058-b252-4ef940ed8fa8</w:t>
+            </w:r>
+          </w:p>
+        </w:tc>
+      </w:tr>
+      <w:tr>
+        <w:tblPrEx>
+          <w:tblBorders>
+            <w:top w:val="single" w:color="auto" w:sz="4" w:space="0"/>
+            <w:left w:val="single" w:color="auto" w:sz="4" w:space="0"/>
+            <w:bottom w:val="single" w:color="auto" w:sz="4" w:space="0"/>
+            <w:right w:val="single" w:color="auto" w:sz="4" w:space="0"/>
+            <w:insideH w:val="single" w:color="auto" w:sz="4" w:space="0"/>
+            <w:insideV w:val="single" w:color="auto" w:sz="4" w:space="0"/>
+          </w:tblBorders>
+          <w:tblCellMar>
+            <w:top w:w="0" w:type="dxa"/>
+            <w:left w:w="10" w:type="dxa"/>
+            <w:bottom w:w="0" w:type="dxa"/>
+            <w:right w:w="10" w:type="dxa"/>
+          </w:tblCellMar>
+        </w:tblPrEx>
+        <w:tc>
+          <w:tcPr>
+            <w:tcW w:w="2600" w:type="dxa"/>
+            <w:tcBorders>
+              <w:top w:val="single" w:color="CCCCCC" w:sz="0" w:space="0"/>
+              <w:left w:val="single" w:color="CCCCCC" w:sz="0" w:space="0"/>
+              <w:bottom w:val="single" w:color="CCCCCC" w:sz="0" w:space="0"/>
+              <w:right w:val="single" w:color="CCCCCC" w:sz="0" w:space="0"/>
+            </w:tcBorders>
+            <w:shd w:val="clear" w:color="auto" w:fill="F2F2F2"/>
+            <w:tcMar>
+              <w:top w:w="80" w:type="dxa"/>
+              <w:left w:w="120" w:type="dxa"/>
+              <w:bottom w:w="80" w:type="dxa"/>
+              <w:right w:w="120" w:type="dxa"/>
+            </w:tcMar>
+          </w:tcPr>
+          <w:p>
+            <w:r>
+              <w:rPr>
+                <w:rFonts w:ascii="Arial" w:hAnsi="Arial" w:eastAsia="Arial" w:cs="Arial"/>
+                <w:sz w:val="20"/>
+                <w:szCs w:val="20"/>
+              </w:rPr>
+              <w:t>raw_inventory_mexico_toys</w:t>
+            </w:r>
+          </w:p>
+        </w:tc>
+        <w:tc>
+          <w:tcPr>
+            <w:tcW w:w="1200" w:type="dxa"/>
+            <w:tcBorders>
+              <w:top w:val="single" w:color="CCCCCC" w:sz="0" w:space="0"/>
+              <w:left w:val="single" w:color="CCCCCC" w:sz="0" w:space="0"/>
+              <w:bottom w:val="single" w:color="CCCCCC" w:sz="0" w:space="0"/>
+              <w:right w:val="single" w:color="CCCCCC" w:sz="0" w:space="0"/>
+            </w:tcBorders>
+            <w:shd w:val="clear" w:color="auto" w:fill="F2F2F2"/>
+            <w:tcMar>
+              <w:top w:w="80" w:type="dxa"/>
+              <w:left w:w="120" w:type="dxa"/>
+              <w:bottom w:w="80" w:type="dxa"/>
+              <w:right w:w="120" w:type="dxa"/>
+            </w:tcMar>
+          </w:tcPr>
+          <w:p>
+            <w:r>
+              <w:rPr>
+                <w:rFonts w:ascii="Arial" w:hAnsi="Arial" w:eastAsia="Arial" w:cs="Arial"/>
+                <w:sz w:val="20"/>
+                <w:szCs w:val="20"/>
+              </w:rPr>
+              <w:t>CSV</w:t>
+            </w:r>
+          </w:p>
+        </w:tc>
+        <w:tc>
+          <w:tcPr>
+            <w:tcW w:w="1600" w:type="dxa"/>
+            <w:tcBorders>
+              <w:top w:val="single" w:color="CCCCCC" w:sz="0" w:space="0"/>
+              <w:left w:val="single" w:color="CCCCCC" w:sz="0" w:space="0"/>
+              <w:bottom w:val="single" w:color="CCCCCC" w:sz="0" w:space="0"/>
+              <w:right w:val="single" w:color="CCCCCC" w:sz="0" w:space="0"/>
+            </w:tcBorders>
+            <w:shd w:val="clear" w:color="auto" w:fill="F2F2F2"/>
+            <w:tcMar>
+              <w:top w:w="80" w:type="dxa"/>
+              <w:left w:w="120" w:type="dxa"/>
+              <w:bottom w:w="80" w:type="dxa"/>
+              <w:right w:w="120" w:type="dxa"/>
+            </w:tcMar>
+          </w:tcPr>
+          <w:p>
+            <w:r>
+              <w:rPr>
+                <w:rFonts w:ascii="Arial" w:hAnsi="Arial" w:eastAsia="Arial" w:cs="Arial"/>
+                <w:sz w:val="20"/>
+                <w:szCs w:val="20"/>
+              </w:rPr>
+              <w:t>MotherDuck</w:t>
+            </w:r>
+          </w:p>
+        </w:tc>
+        <w:tc>
+          <w:tcPr>
+            <w:tcW w:w="3960" w:type="dxa"/>
+            <w:tcBorders>
+              <w:top w:val="single" w:color="CCCCCC" w:sz="0" w:space="0"/>
+              <w:left w:val="single" w:color="CCCCCC" w:sz="0" w:space="0"/>
+              <w:bottom w:val="single" w:color="CCCCCC" w:sz="0" w:space="0"/>
+              <w:right w:val="single" w:color="CCCCCC" w:sz="0" w:space="0"/>
+            </w:tcBorders>
+            <w:shd w:val="clear" w:color="auto" w:fill="F2F2F2"/>
+            <w:tcMar>
+              <w:top w:w="80" w:type="dxa"/>
+              <w:left w:w="120" w:type="dxa"/>
+              <w:bottom w:w="80" w:type="dxa"/>
+              <w:right w:w="120" w:type="dxa"/>
+            </w:tcMar>
+          </w:tcPr>
+          <w:p>
+            <w:r>
+              <w:rPr>
+                <w:rFonts w:ascii="Arial" w:hAnsi="Arial" w:eastAsia="Arial" w:cs="Arial"/>
+                <w:sz w:val="20"/>
+                <w:szCs w:val="20"/>
+              </w:rPr>
+              <w:t>d43c48b8-6e5b-4889-9b54-cf88bcea04c5</w:t>
+            </w:r>
+          </w:p>
+        </w:tc>
+      </w:tr>
+      <w:tr>
+        <w:tblPrEx>
+          <w:tblBorders>
+            <w:top w:val="single" w:color="auto" w:sz="4" w:space="0"/>
+            <w:left w:val="single" w:color="auto" w:sz="4" w:space="0"/>
+            <w:bottom w:val="single" w:color="auto" w:sz="4" w:space="0"/>
+            <w:right w:val="single" w:color="auto" w:sz="4" w:space="0"/>
+            <w:insideH w:val="single" w:color="auto" w:sz="4" w:space="0"/>
+            <w:insideV w:val="single" w:color="auto" w:sz="4" w:space="0"/>
+          </w:tblBorders>
+          <w:tblCellMar>
+            <w:top w:w="0" w:type="dxa"/>
+            <w:left w:w="10" w:type="dxa"/>
+            <w:bottom w:w="0" w:type="dxa"/>
+            <w:right w:w="10" w:type="dxa"/>
+          </w:tblCellMar>
+        </w:tblPrEx>
+        <w:tc>
+          <w:tcPr>
+            <w:tcW w:w="2600" w:type="dxa"/>
+            <w:tcBorders>
+              <w:top w:val="single" w:color="CCCCCC" w:sz="0" w:space="0"/>
+              <w:left w:val="single" w:color="CCCCCC" w:sz="0" w:space="0"/>
+              <w:bottom w:val="single" w:color="CCCCCC" w:sz="0" w:space="0"/>
+              <w:right w:val="single" w:color="CCCCCC" w:sz="0" w:space="0"/>
+            </w:tcBorders>
+            <w:shd w:val="clear" w:color="auto" w:fill="FFFFFF"/>
+            <w:tcMar>
+              <w:top w:w="80" w:type="dxa"/>
+              <w:left w:w="120" w:type="dxa"/>
+              <w:bottom w:w="80" w:type="dxa"/>
+              <w:right w:w="120" w:type="dxa"/>
+            </w:tcMar>
+          </w:tcPr>
+          <w:p>
+            <w:r>
+              <w:rPr>
+                <w:rFonts w:ascii="Arial" w:hAnsi="Arial" w:eastAsia="Arial" w:cs="Arial"/>
+                <w:sz w:val="20"/>
+                <w:szCs w:val="20"/>
+              </w:rPr>
+              <w:t>raw_customers_global_electronics</w:t>
+            </w:r>
+          </w:p>
+        </w:tc>
+        <w:tc>
+          <w:tcPr>
+            <w:tcW w:w="1200" w:type="dxa"/>
+            <w:tcBorders>
+              <w:top w:val="single" w:color="CCCCCC" w:sz="0" w:space="0"/>
+              <w:left w:val="single" w:color="CCCCCC" w:sz="0" w:space="0"/>
+              <w:bottom w:val="single" w:color="CCCCCC" w:sz="0" w:space="0"/>
+              <w:right w:val="single" w:color="CCCCCC" w:sz="0" w:space="0"/>
+            </w:tcBorders>
+            <w:shd w:val="clear" w:color="auto" w:fill="FFFFFF"/>
+            <w:tcMar>
+              <w:top w:w="80" w:type="dxa"/>
+              <w:left w:w="120" w:type="dxa"/>
+              <w:bottom w:w="80" w:type="dxa"/>
+              <w:right w:w="120" w:type="dxa"/>
+            </w:tcMar>
+          </w:tcPr>
+          <w:p>
+            <w:r>
+              <w:rPr>
+                <w:rFonts w:ascii="Arial" w:hAnsi="Arial" w:eastAsia="Arial" w:cs="Arial"/>
+                <w:sz w:val="20"/>
+                <w:szCs w:val="20"/>
+              </w:rPr>
+              <w:t>CSV</w:t>
+            </w:r>
+          </w:p>
+        </w:tc>
+        <w:tc>
+          <w:tcPr>
+            <w:tcW w:w="1600" w:type="dxa"/>
+            <w:tcBorders>
+              <w:top w:val="single" w:color="CCCCCC" w:sz="0" w:space="0"/>
+              <w:left w:val="single" w:color="CCCCCC" w:sz="0" w:space="0"/>
+              <w:bottom w:val="single" w:color="CCCCCC" w:sz="0" w:space="0"/>
+              <w:right w:val="single" w:color="CCCCCC" w:sz="0" w:space="0"/>
+            </w:tcBorders>
+            <w:shd w:val="clear" w:color="auto" w:fill="FFFFFF"/>
+            <w:tcMar>
+              <w:top w:w="80" w:type="dxa"/>
+              <w:left w:w="120" w:type="dxa"/>
+              <w:bottom w:w="80" w:type="dxa"/>
+              <w:right w:w="120" w:type="dxa"/>
+            </w:tcMar>
+          </w:tcPr>
+          <w:p>
+            <w:r>
+              <w:rPr>
+                <w:rFonts w:ascii="Arial" w:hAnsi="Arial" w:eastAsia="Arial" w:cs="Arial"/>
+                <w:sz w:val="20"/>
+                <w:szCs w:val="20"/>
+              </w:rPr>
+              <w:t>MotherDuck</w:t>
+            </w:r>
+          </w:p>
+        </w:tc>
+        <w:tc>
+          <w:tcPr>
+            <w:tcW w:w="3960" w:type="dxa"/>
+            <w:tcBorders>
+              <w:top w:val="single" w:color="CCCCCC" w:sz="0" w:space="0"/>
+              <w:left w:val="single" w:color="CCCCCC" w:sz="0" w:space="0"/>
+              <w:bottom w:val="single" w:color="CCCCCC" w:sz="0" w:space="0"/>
+              <w:right w:val="single" w:color="CCCCCC" w:sz="0" w:space="0"/>
+            </w:tcBorders>
+            <w:shd w:val="clear" w:color="auto" w:fill="FFFFFF"/>
+            <w:tcMar>
+              <w:top w:w="80" w:type="dxa"/>
+              <w:left w:w="120" w:type="dxa"/>
+              <w:bottom w:w="80" w:type="dxa"/>
+              <w:right w:w="120" w:type="dxa"/>
+            </w:tcMar>
+          </w:tcPr>
+          <w:p>
+            <w:r>
+              <w:rPr>
+                <w:rFonts w:ascii="Arial" w:hAnsi="Arial" w:eastAsia="Arial" w:cs="Arial"/>
+                <w:sz w:val="20"/>
+                <w:szCs w:val="20"/>
+              </w:rPr>
+              <w:t>02104334-7d0c-4806-9422-442070a7eb6b</w:t>
+            </w:r>
+          </w:p>
+        </w:tc>
+      </w:tr>
+      <w:tr>
+        <w:tblPrEx>
+          <w:tblBorders>
+            <w:top w:val="single" w:color="auto" w:sz="4" w:space="0"/>
+            <w:left w:val="single" w:color="auto" w:sz="4" w:space="0"/>
+            <w:bottom w:val="single" w:color="auto" w:sz="4" w:space="0"/>
+            <w:right w:val="single" w:color="auto" w:sz="4" w:space="0"/>
+            <w:insideH w:val="single" w:color="auto" w:sz="4" w:space="0"/>
+            <w:insideV w:val="single" w:color="auto" w:sz="4" w:space="0"/>
+          </w:tblBorders>
+          <w:tblCellMar>
+            <w:top w:w="0" w:type="dxa"/>
+            <w:left w:w="10" w:type="dxa"/>
+            <w:bottom w:w="0" w:type="dxa"/>
+            <w:right w:w="10" w:type="dxa"/>
+          </w:tblCellMar>
+        </w:tblPrEx>
+        <w:tc>
+          <w:tcPr>
+            <w:tcW w:w="2600" w:type="dxa"/>
+            <w:tcBorders>
+              <w:top w:val="single" w:color="CCCCCC" w:sz="0" w:space="0"/>
+              <w:left w:val="single" w:color="CCCCCC" w:sz="0" w:space="0"/>
+              <w:bottom w:val="single" w:color="CCCCCC" w:sz="0" w:space="0"/>
+              <w:right w:val="single" w:color="CCCCCC" w:sz="0" w:space="0"/>
+            </w:tcBorders>
+            <w:shd w:val="clear" w:color="auto" w:fill="F2F2F2"/>
+            <w:tcMar>
+              <w:top w:w="80" w:type="dxa"/>
+              <w:left w:w="120" w:type="dxa"/>
+              <w:bottom w:w="80" w:type="dxa"/>
+              <w:right w:w="120" w:type="dxa"/>
+            </w:tcMar>
+          </w:tcPr>
+          <w:p>
+            <w:r>
+              <w:rPr>
+                <w:rFonts w:ascii="Arial" w:hAnsi="Arial" w:eastAsia="Arial" w:cs="Arial"/>
+                <w:sz w:val="20"/>
+                <w:szCs w:val="20"/>
+              </w:rPr>
+              <w:t>raw_stores_global_electronics</w:t>
+            </w:r>
+          </w:p>
+        </w:tc>
+        <w:tc>
+          <w:tcPr>
+            <w:tcW w:w="1200" w:type="dxa"/>
+            <w:tcBorders>
+              <w:top w:val="single" w:color="CCCCCC" w:sz="0" w:space="0"/>
+              <w:left w:val="single" w:color="CCCCCC" w:sz="0" w:space="0"/>
+              <w:bottom w:val="single" w:color="CCCCCC" w:sz="0" w:space="0"/>
+              <w:right w:val="single" w:color="CCCCCC" w:sz="0" w:space="0"/>
+            </w:tcBorders>
+            <w:shd w:val="clear" w:color="auto" w:fill="F2F2F2"/>
+            <w:tcMar>
+              <w:top w:w="80" w:type="dxa"/>
+              <w:left w:w="120" w:type="dxa"/>
+              <w:bottom w:w="80" w:type="dxa"/>
+              <w:right w:w="120" w:type="dxa"/>
+            </w:tcMar>
+          </w:tcPr>
+          <w:p>
+            <w:r>
+              <w:rPr>
+                <w:rFonts w:ascii="Arial" w:hAnsi="Arial" w:eastAsia="Arial" w:cs="Arial"/>
+                <w:sz w:val="20"/>
+                <w:szCs w:val="20"/>
+              </w:rPr>
+              <w:t>CSV</w:t>
+            </w:r>
+          </w:p>
+        </w:tc>
+        <w:tc>
+          <w:tcPr>
+            <w:tcW w:w="1600" w:type="dxa"/>
+            <w:tcBorders>
+              <w:top w:val="single" w:color="CCCCCC" w:sz="0" w:space="0"/>
+              <w:left w:val="single" w:color="CCCCCC" w:sz="0" w:space="0"/>
+              <w:bottom w:val="single" w:color="CCCCCC" w:sz="0" w:space="0"/>
+              <w:right w:val="single" w:color="CCCCCC" w:sz="0" w:space="0"/>
+            </w:tcBorders>
+            <w:shd w:val="clear" w:color="auto" w:fill="F2F2F2"/>
+            <w:tcMar>
+              <w:top w:w="80" w:type="dxa"/>
+              <w:left w:w="120" w:type="dxa"/>
+              <w:bottom w:w="80" w:type="dxa"/>
+              <w:right w:w="120" w:type="dxa"/>
+            </w:tcMar>
+          </w:tcPr>
+          <w:p>
+            <w:r>
+              <w:rPr>
+                <w:rFonts w:ascii="Arial" w:hAnsi="Arial" w:eastAsia="Arial" w:cs="Arial"/>
+                <w:sz w:val="20"/>
+                <w:szCs w:val="20"/>
+              </w:rPr>
+              <w:t>MotherDuck</w:t>
+            </w:r>
+          </w:p>
+        </w:tc>
+        <w:tc>
+          <w:tcPr>
+            <w:tcW w:w="3960" w:type="dxa"/>
+            <w:tcBorders>
+              <w:top w:val="single" w:color="CCCCCC" w:sz="0" w:space="0"/>
+              <w:left w:val="single" w:color="CCCCCC" w:sz="0" w:space="0"/>
+              <w:bottom w:val="single" w:color="CCCCCC" w:sz="0" w:space="0"/>
+              <w:right w:val="single" w:color="CCCCCC" w:sz="0" w:space="0"/>
+            </w:tcBorders>
+            <w:shd w:val="clear" w:color="auto" w:fill="F2F2F2"/>
+            <w:tcMar>
+              <w:top w:w="80" w:type="dxa"/>
+              <w:left w:w="120" w:type="dxa"/>
+              <w:bottom w:w="80" w:type="dxa"/>
+              <w:right w:w="120" w:type="dxa"/>
+            </w:tcMar>
+          </w:tcPr>
+          <w:p>
+            <w:r>
+              <w:rPr>
+                <w:rFonts w:ascii="Arial" w:hAnsi="Arial" w:eastAsia="Arial" w:cs="Arial"/>
+                <w:sz w:val="20"/>
+                <w:szCs w:val="20"/>
+              </w:rPr>
+              <w:t>5f356dda-96b9-4f5c-af36-baabc1ad85b2</w:t>
+            </w:r>
+          </w:p>
+        </w:tc>
+      </w:tr>
+      <w:tr>
+        <w:tblPrEx>
+          <w:tblBorders>
+            <w:top w:val="single" w:color="auto" w:sz="4" w:space="0"/>
+            <w:left w:val="single" w:color="auto" w:sz="4" w:space="0"/>
+            <w:bottom w:val="single" w:color="auto" w:sz="4" w:space="0"/>
+            <w:right w:val="single" w:color="auto" w:sz="4" w:space="0"/>
+            <w:insideH w:val="single" w:color="auto" w:sz="4" w:space="0"/>
+            <w:insideV w:val="single" w:color="auto" w:sz="4" w:space="0"/>
+          </w:tblBorders>
+          <w:tblCellMar>
+            <w:top w:w="0" w:type="dxa"/>
+            <w:left w:w="10" w:type="dxa"/>
+            <w:bottom w:w="0" w:type="dxa"/>
+            <w:right w:w="10" w:type="dxa"/>
+          </w:tblCellMar>
+        </w:tblPrEx>
+        <w:tc>
+          <w:tcPr>
+            <w:tcW w:w="2600" w:type="dxa"/>
+            <w:tcBorders>
+              <w:top w:val="single" w:color="CCCCCC" w:sz="0" w:space="0"/>
+              <w:left w:val="single" w:color="CCCCCC" w:sz="0" w:space="0"/>
+              <w:bottom w:val="single" w:color="CCCCCC" w:sz="0" w:space="0"/>
+              <w:right w:val="single" w:color="CCCCCC" w:sz="0" w:space="0"/>
+            </w:tcBorders>
+            <w:shd w:val="clear" w:color="auto" w:fill="FFFFFF"/>
+            <w:tcMar>
+              <w:top w:w="80" w:type="dxa"/>
+              <w:left w:w="120" w:type="dxa"/>
+              <w:bottom w:w="80" w:type="dxa"/>
+              <w:right w:w="120" w:type="dxa"/>
+            </w:tcMar>
+          </w:tcPr>
+          <w:p>
+            <w:r>
+              <w:rPr>
+                <w:rFonts w:ascii="Arial" w:hAnsi="Arial" w:eastAsia="Arial" w:cs="Arial"/>
+                <w:sz w:val="20"/>
+                <w:szCs w:val="20"/>
+              </w:rPr>
+              <w:t>raw_sales_global_electronics</w:t>
+            </w:r>
+          </w:p>
+        </w:tc>
+        <w:tc>
+          <w:tcPr>
+            <w:tcW w:w="1200" w:type="dxa"/>
+            <w:tcBorders>
+              <w:top w:val="single" w:color="CCCCCC" w:sz="0" w:space="0"/>
+              <w:left w:val="single" w:color="CCCCCC" w:sz="0" w:space="0"/>
+              <w:bottom w:val="single" w:color="CCCCCC" w:sz="0" w:space="0"/>
+              <w:right w:val="single" w:color="CCCCCC" w:sz="0" w:space="0"/>
+            </w:tcBorders>
+            <w:shd w:val="clear" w:color="auto" w:fill="FFFFFF"/>
+            <w:tcMar>
+              <w:top w:w="80" w:type="dxa"/>
+              <w:left w:w="120" w:type="dxa"/>
+              <w:bottom w:w="80" w:type="dxa"/>
+              <w:right w:w="120" w:type="dxa"/>
+            </w:tcMar>
+          </w:tcPr>
+          <w:p>
+            <w:r>
+              <w:rPr>
+                <w:rFonts w:ascii="Arial" w:hAnsi="Arial" w:eastAsia="Arial" w:cs="Arial"/>
+                <w:sz w:val="20"/>
+                <w:szCs w:val="20"/>
+              </w:rPr>
+              <w:t>CSV</w:t>
+            </w:r>
+          </w:p>
+        </w:tc>
+        <w:tc>
+          <w:tcPr>
+            <w:tcW w:w="1600" w:type="dxa"/>
+            <w:tcBorders>
+              <w:top w:val="single" w:color="CCCCCC" w:sz="0" w:space="0"/>
+              <w:left w:val="single" w:color="CCCCCC" w:sz="0" w:space="0"/>
+              <w:bottom w:val="single" w:color="CCCCCC" w:sz="0" w:space="0"/>
+              <w:right w:val="single" w:color="CCCCCC" w:sz="0" w:space="0"/>
+            </w:tcBorders>
+            <w:shd w:val="clear" w:color="auto" w:fill="FFFFFF"/>
+            <w:tcMar>
+              <w:top w:w="80" w:type="dxa"/>
+              <w:left w:w="120" w:type="dxa"/>
+              <w:bottom w:w="80" w:type="dxa"/>
+              <w:right w:w="120" w:type="dxa"/>
+            </w:tcMar>
+          </w:tcPr>
+          <w:p>
+            <w:r>
+              <w:rPr>
+                <w:rFonts w:ascii="Arial" w:hAnsi="Arial" w:eastAsia="Arial" w:cs="Arial"/>
+                <w:sz w:val="20"/>
+                <w:szCs w:val="20"/>
+              </w:rPr>
+              <w:t>MotherDuck</w:t>
+            </w:r>
+          </w:p>
+        </w:tc>
+        <w:tc>
+          <w:tcPr>
+            <w:tcW w:w="3960" w:type="dxa"/>
+            <w:tcBorders>
+              <w:top w:val="single" w:color="CCCCCC" w:sz="0" w:space="0"/>
+              <w:left w:val="single" w:color="CCCCCC" w:sz="0" w:space="0"/>
+              <w:bottom w:val="single" w:color="CCCCCC" w:sz="0" w:space="0"/>
+              <w:right w:val="single" w:color="CCCCCC" w:sz="0" w:space="0"/>
+            </w:tcBorders>
+            <w:shd w:val="clear" w:color="auto" w:fill="FFFFFF"/>
+            <w:tcMar>
+              <w:top w:w="80" w:type="dxa"/>
+              <w:left w:w="120" w:type="dxa"/>
+              <w:bottom w:w="80" w:type="dxa"/>
+              <w:right w:w="120" w:type="dxa"/>
+            </w:tcMar>
+          </w:tcPr>
+          <w:p>
+            <w:r>
+              <w:rPr>
+                <w:rFonts w:ascii="Arial" w:hAnsi="Arial" w:eastAsia="Arial" w:cs="Arial"/>
+                <w:sz w:val="20"/>
+                <w:szCs w:val="20"/>
+              </w:rPr>
+              <w:t>8dad5558-9c5c-4ce3-89b5-60ec2e0c7b59</w:t>
+            </w:r>
+          </w:p>
+        </w:tc>
+      </w:tr>
+      <w:tr>
+        <w:tblPrEx>
+          <w:tblBorders>
+            <w:top w:val="single" w:color="auto" w:sz="4" w:space="0"/>
+            <w:left w:val="single" w:color="auto" w:sz="4" w:space="0"/>
+            <w:bottom w:val="single" w:color="auto" w:sz="4" w:space="0"/>
+            <w:right w:val="single" w:color="auto" w:sz="4" w:space="0"/>
+            <w:insideH w:val="single" w:color="auto" w:sz="4" w:space="0"/>
+            <w:insideV w:val="single" w:color="auto" w:sz="4" w:space="0"/>
+          </w:tblBorders>
+          <w:tblCellMar>
+            <w:top w:w="0" w:type="dxa"/>
+            <w:left w:w="10" w:type="dxa"/>
+            <w:bottom w:w="0" w:type="dxa"/>
+            <w:right w:w="10" w:type="dxa"/>
+          </w:tblCellMar>
+        </w:tblPrEx>
+        <w:tc>
+          <w:tcPr>
+            <w:tcW w:w="2600" w:type="dxa"/>
+            <w:tcBorders>
+              <w:top w:val="single" w:color="CCCCCC" w:sz="0" w:space="0"/>
+              <w:left w:val="single" w:color="CCCCCC" w:sz="0" w:space="0"/>
+              <w:bottom w:val="single" w:color="CCCCCC" w:sz="0" w:space="0"/>
+              <w:right w:val="single" w:color="CCCCCC" w:sz="0" w:space="0"/>
+            </w:tcBorders>
+            <w:shd w:val="clear" w:color="auto" w:fill="F2F2F2"/>
+            <w:tcMar>
+              <w:top w:w="80" w:type="dxa"/>
+              <w:left w:w="120" w:type="dxa"/>
+              <w:bottom w:w="80" w:type="dxa"/>
+              <w:right w:w="120" w:type="dxa"/>
+            </w:tcMar>
+          </w:tcPr>
+          <w:p>
+            <w:r>
+              <w:rPr>
+                <w:rFonts w:ascii="Arial" w:hAnsi="Arial" w:eastAsia="Arial" w:cs="Arial"/>
+                <w:sz w:val="20"/>
+                <w:szCs w:val="20"/>
+              </w:rPr>
+              <w:t>raw_products_global_electronics</w:t>
+            </w:r>
+          </w:p>
+        </w:tc>
+        <w:tc>
+          <w:tcPr>
+            <w:tcW w:w="1200" w:type="dxa"/>
+            <w:tcBorders>
+              <w:top w:val="single" w:color="CCCCCC" w:sz="0" w:space="0"/>
+              <w:left w:val="single" w:color="CCCCCC" w:sz="0" w:space="0"/>
+              <w:bottom w:val="single" w:color="CCCCCC" w:sz="0" w:space="0"/>
+              <w:right w:val="single" w:color="CCCCCC" w:sz="0" w:space="0"/>
+            </w:tcBorders>
+            <w:shd w:val="clear" w:color="auto" w:fill="F2F2F2"/>
+            <w:tcMar>
+              <w:top w:w="80" w:type="dxa"/>
+              <w:left w:w="120" w:type="dxa"/>
+              <w:bottom w:w="80" w:type="dxa"/>
+              <w:right w:w="120" w:type="dxa"/>
+            </w:tcMar>
+          </w:tcPr>
+          <w:p>
+            <w:r>
+              <w:rPr>
+                <w:rFonts w:ascii="Arial" w:hAnsi="Arial" w:eastAsia="Arial" w:cs="Arial"/>
+                <w:sz w:val="20"/>
+                <w:szCs w:val="20"/>
+              </w:rPr>
+              <w:t>CSV</w:t>
+            </w:r>
+          </w:p>
+        </w:tc>
+        <w:tc>
+          <w:tcPr>
+            <w:tcW w:w="1600" w:type="dxa"/>
+            <w:tcBorders>
+              <w:top w:val="single" w:color="CCCCCC" w:sz="0" w:space="0"/>
+              <w:left w:val="single" w:color="CCCCCC" w:sz="0" w:space="0"/>
+              <w:bottom w:val="single" w:color="CCCCCC" w:sz="0" w:space="0"/>
+              <w:right w:val="single" w:color="CCCCCC" w:sz="0" w:space="0"/>
+            </w:tcBorders>
+            <w:shd w:val="clear" w:color="auto" w:fill="F2F2F2"/>
+            <w:tcMar>
+              <w:top w:w="80" w:type="dxa"/>
+              <w:left w:w="120" w:type="dxa"/>
+              <w:bottom w:w="80" w:type="dxa"/>
+              <w:right w:w="120" w:type="dxa"/>
+            </w:tcMar>
+          </w:tcPr>
+          <w:p>
+            <w:r>
+              <w:rPr>
+                <w:rFonts w:ascii="Arial" w:hAnsi="Arial" w:eastAsia="Arial" w:cs="Arial"/>
+                <w:sz w:val="20"/>
+                <w:szCs w:val="20"/>
+              </w:rPr>
+              <w:t>MotherDuck</w:t>
+            </w:r>
+          </w:p>
+        </w:tc>
+        <w:tc>
+          <w:tcPr>
+            <w:tcW w:w="3960" w:type="dxa"/>
+            <w:tcBorders>
+              <w:top w:val="single" w:color="CCCCCC" w:sz="0" w:space="0"/>
+              <w:left w:val="single" w:color="CCCCCC" w:sz="0" w:space="0"/>
+              <w:bottom w:val="single" w:color="CCCCCC" w:sz="0" w:space="0"/>
+              <w:right w:val="single" w:color="CCCCCC" w:sz="0" w:space="0"/>
+            </w:tcBorders>
+            <w:shd w:val="clear" w:color="auto" w:fill="F2F2F2"/>
+            <w:tcMar>
+              <w:top w:w="80" w:type="dxa"/>
+              <w:left w:w="120" w:type="dxa"/>
+              <w:bottom w:w="80" w:type="dxa"/>
+              <w:right w:w="120" w:type="dxa"/>
+            </w:tcMar>
+          </w:tcPr>
+          <w:p>
+            <w:r>
+              <w:rPr>
+                <w:rFonts w:ascii="Arial" w:hAnsi="Arial" w:eastAsia="Arial" w:cs="Arial"/>
+                <w:sz w:val="20"/>
+                <w:szCs w:val="20"/>
+              </w:rPr>
+              <w:t>350d9088-634f-42d3-bce4-c9e02c8b261a</w:t>
+            </w:r>
+          </w:p>
+        </w:tc>
+      </w:tr>
+      <w:tr>
+        <w:tblPrEx>
+          <w:tblBorders>
+            <w:top w:val="single" w:color="auto" w:sz="4" w:space="0"/>
+            <w:left w:val="single" w:color="auto" w:sz="4" w:space="0"/>
+            <w:bottom w:val="single" w:color="auto" w:sz="4" w:space="0"/>
+            <w:right w:val="single" w:color="auto" w:sz="4" w:space="0"/>
+            <w:insideH w:val="single" w:color="auto" w:sz="4" w:space="0"/>
+            <w:insideV w:val="single" w:color="auto" w:sz="4" w:space="0"/>
+          </w:tblBorders>
+          <w:tblCellMar>
+            <w:top w:w="0" w:type="dxa"/>
+            <w:left w:w="10" w:type="dxa"/>
+            <w:bottom w:w="0" w:type="dxa"/>
+            <w:right w:w="10" w:type="dxa"/>
+          </w:tblCellMar>
+        </w:tblPrEx>
+        <w:tc>
+          <w:tcPr>
+            <w:tcW w:w="2600" w:type="dxa"/>
+            <w:tcBorders>
+              <w:top w:val="single" w:color="CCCCCC" w:sz="0" w:space="0"/>
+              <w:left w:val="single" w:color="CCCCCC" w:sz="0" w:space="0"/>
+              <w:bottom w:val="single" w:color="CCCCCC" w:sz="0" w:space="0"/>
+              <w:right w:val="single" w:color="CCCCCC" w:sz="0" w:space="0"/>
+            </w:tcBorders>
+            <w:shd w:val="clear" w:color="auto" w:fill="FFFFFF"/>
+            <w:tcMar>
+              <w:top w:w="80" w:type="dxa"/>
+              <w:left w:w="120" w:type="dxa"/>
+              <w:bottom w:w="80" w:type="dxa"/>
+              <w:right w:w="120" w:type="dxa"/>
+            </w:tcMar>
+          </w:tcPr>
+          <w:p>
+            <w:r>
+              <w:rPr>
+                <w:rFonts w:ascii="Arial" w:hAnsi="Arial" w:eastAsia="Arial" w:cs="Arial"/>
+                <w:sz w:val="20"/>
+                <w:szCs w:val="20"/>
+              </w:rPr>
+              <w:t>raw_exchange_rates_global_electronics</w:t>
+            </w:r>
+          </w:p>
+        </w:tc>
+        <w:tc>
+          <w:tcPr>
+            <w:tcW w:w="1200" w:type="dxa"/>
+            <w:tcBorders>
+              <w:top w:val="single" w:color="CCCCCC" w:sz="0" w:space="0"/>
+              <w:left w:val="single" w:color="CCCCCC" w:sz="0" w:space="0"/>
+              <w:bottom w:val="single" w:color="CCCCCC" w:sz="0" w:space="0"/>
+              <w:right w:val="single" w:color="CCCCCC" w:sz="0" w:space="0"/>
+            </w:tcBorders>
+            <w:shd w:val="clear" w:color="auto" w:fill="FFFFFF"/>
+            <w:tcMar>
+              <w:top w:w="80" w:type="dxa"/>
+              <w:left w:w="120" w:type="dxa"/>
+              <w:bottom w:w="80" w:type="dxa"/>
+              <w:right w:w="120" w:type="dxa"/>
+            </w:tcMar>
+          </w:tcPr>
+          <w:p>
+            <w:r>
+              <w:rPr>
+                <w:rFonts w:ascii="Arial" w:hAnsi="Arial" w:eastAsia="Arial" w:cs="Arial"/>
+                <w:sz w:val="20"/>
+                <w:szCs w:val="20"/>
+              </w:rPr>
+              <w:t>CSV</w:t>
+            </w:r>
+          </w:p>
+        </w:tc>
+        <w:tc>
+          <w:tcPr>
+            <w:tcW w:w="1600" w:type="dxa"/>
+            <w:tcBorders>
+              <w:top w:val="single" w:color="CCCCCC" w:sz="0" w:space="0"/>
+              <w:left w:val="single" w:color="CCCCCC" w:sz="0" w:space="0"/>
+              <w:bottom w:val="single" w:color="CCCCCC" w:sz="0" w:space="0"/>
+              <w:right w:val="single" w:color="CCCCCC" w:sz="0" w:space="0"/>
+            </w:tcBorders>
+            <w:shd w:val="clear" w:color="auto" w:fill="FFFFFF"/>
+            <w:tcMar>
+              <w:top w:w="80" w:type="dxa"/>
+              <w:left w:w="120" w:type="dxa"/>
+              <w:bottom w:w="80" w:type="dxa"/>
+              <w:right w:w="120" w:type="dxa"/>
+            </w:tcMar>
+          </w:tcPr>
+          <w:p>
+            <w:r>
+              <w:rPr>
+                <w:rFonts w:ascii="Arial" w:hAnsi="Arial" w:eastAsia="Arial" w:cs="Arial"/>
+                <w:sz w:val="20"/>
+                <w:szCs w:val="20"/>
+              </w:rPr>
+              <w:t>MotherDuck</w:t>
+            </w:r>
+          </w:p>
+        </w:tc>
+        <w:tc>
+          <w:tcPr>
+            <w:tcW w:w="3960" w:type="dxa"/>
+            <w:tcBorders>
+              <w:top w:val="single" w:color="CCCCCC" w:sz="0" w:space="0"/>
+              <w:left w:val="single" w:color="CCCCCC" w:sz="0" w:space="0"/>
+              <w:bottom w:val="single" w:color="CCCCCC" w:sz="0" w:space="0"/>
+              <w:right w:val="single" w:color="CCCCCC" w:sz="0" w:space="0"/>
+            </w:tcBorders>
+            <w:shd w:val="clear" w:color="auto" w:fill="FFFFFF"/>
+            <w:tcMar>
+              <w:top w:w="80" w:type="dxa"/>
+              <w:left w:w="120" w:type="dxa"/>
+              <w:bottom w:w="80" w:type="dxa"/>
+              <w:right w:w="120" w:type="dxa"/>
+            </w:tcMar>
+          </w:tcPr>
+          <w:p>
+            <w:r>
+              <w:rPr>
+                <w:rFonts w:ascii="Arial" w:hAnsi="Arial" w:eastAsia="Arial" w:cs="Arial"/>
+                <w:sz w:val="20"/>
+                <w:szCs w:val="20"/>
+              </w:rPr>
+              <w:t>a14c55ec-10a0-408e-8e74-4411f1dd4161</w:t>
+            </w:r>
+          </w:p>
+        </w:tc>
+      </w:tr>
+    </w:tbl>
+    <w:p>
+      <w:pPr>
+        <w:spacing w:after="160"/>
+      </w:pPr>
+    </w:p>
+    <w:p>
+      <w:pPr>
+        <w:pStyle w:val="3"/>
+        <w:spacing w:before="240" w:after="120"/>
+      </w:pPr>
+      <w:r>
+        <w:rPr>
+          <w:rFonts w:ascii="Arial" w:hAnsi="Arial" w:eastAsia="Arial" w:cs="Arial"/>
+          <w:b/>
+          <w:bCs/>
+          <w:color w:val="2E75B6"/>
+          <w:sz w:val="26"/>
+          <w:szCs w:val="26"/>
+        </w:rPr>
+        <w:t>11.2 Datasets</w:t>
+      </w:r>
+    </w:p>
+    <w:p>
+      <w:pPr>
+        <w:pStyle w:val="14"/>
+        <w:numPr>
+          <w:ilvl w:val="0"/>
+          <w:numId w:val="1"/>
+        </w:numPr>
+        <w:spacing w:after="80"/>
+      </w:pPr>
+      <w:r>
+        <w:rPr>
+          <w:rFonts w:ascii="Arial" w:hAnsi="Arial" w:eastAsia="Arial" w:cs="Arial"/>
+          <w:sz w:val="22"/>
+          <w:szCs w:val="22"/>
+        </w:rPr>
+        <w:t>Mexico Toy Sales: https://maven-datasets.s3.amazonaws.com/Maven+Toys/Maven+Toys.zip</w:t>
+      </w:r>
+    </w:p>
+    <w:p>
+      <w:pPr>
+        <w:pStyle w:val="14"/>
+        <w:numPr>
+          <w:ilvl w:val="0"/>
+          <w:numId w:val="1"/>
+        </w:numPr>
+        <w:spacing w:after="80"/>
+      </w:pPr>
+      <w:r>
+        <w:rPr>
+          <w:rFonts w:ascii="Arial" w:hAnsi="Arial" w:eastAsia="Arial" w:cs="Arial"/>
+          <w:sz w:val="22"/>
+          <w:szCs w:val="22"/>
+        </w:rPr>
+        <w:t>Global Electronics Retailer: https://maven-datasets.s3.amazonaws.com/Global+Electronics+Retailer/Global+Electronics+Retailer.zip</w:t>
+      </w:r>
+    </w:p>
+    <w:p>
+      <w:pPr>
+        <w:spacing w:after="160"/>
+      </w:pPr>
+    </w:p>
+    <w:p>
+      <w:pPr>
+        <w:pStyle w:val="3"/>
+        <w:spacing w:before="240" w:after="120"/>
+      </w:pPr>
+      <w:r>
+        <w:rPr>
+          <w:rFonts w:ascii="Arial" w:hAnsi="Arial" w:eastAsia="Arial" w:cs="Arial"/>
+          <w:b/>
+          <w:bCs/>
+          <w:color w:val="2E75B6"/>
+          <w:sz w:val="26"/>
+          <w:szCs w:val="26"/>
+        </w:rPr>
+        <w:t>11.3 Recursos</w:t>
+      </w:r>
+    </w:p>
+    <w:p>
+      <w:pPr>
+        <w:pStyle w:val="14"/>
+        <w:numPr>
+          <w:ilvl w:val="0"/>
+          <w:numId w:val="1"/>
+        </w:numPr>
+        <w:spacing w:after="80"/>
+      </w:pPr>
+      <w:r>
+        <w:rPr>
+          <w:rFonts w:ascii="Arial" w:hAnsi="Arial" w:eastAsia="Arial" w:cs="Arial"/>
+          <w:sz w:val="22"/>
+          <w:szCs w:val="22"/>
+        </w:rPr>
+        <w:t>dbt-expectations: https://github.com/metaplane/dbt_expectations</w:t>
+      </w:r>
+    </w:p>
+    <w:p>
+      <w:pPr>
+        <w:pStyle w:val="14"/>
+        <w:numPr>
+          <w:ilvl w:val="0"/>
+          <w:numId w:val="1"/>
+        </w:numPr>
+        <w:spacing w:after="80"/>
+      </w:pPr>
+      <w:r>
+        <w:rPr>
+          <w:rFonts w:ascii="Arial" w:hAnsi="Arial" w:eastAsia="Arial" w:cs="Arial"/>
+          <w:sz w:val="22"/>
+          <w:szCs w:val="22"/>
+        </w:rPr>
+        <w:t>DuckDB Metabase Driver: https://github.com/motherduckdb/metabase_duckdb_driver/releases</w:t>
+      </w:r>
+    </w:p>
+    <w:p>
+      <w:pPr>
+        <w:pStyle w:val="14"/>
+        <w:numPr>
+          <w:ilvl w:val="0"/>
+          <w:numId w:val="1"/>
+        </w:numPr>
+        <w:spacing w:after="80"/>
+      </w:pPr>
+      <w:r>
+        <w:rPr>
+          <w:rFonts w:ascii="Arial" w:hAnsi="Arial" w:eastAsia="Arial" w:cs="Arial"/>
+          <w:sz w:val="22"/>
+          <w:szCs w:val="22"/>
+        </w:rPr>
+        <w:t>Prefect 3 Docs: https://docs.prefect.io/v3</w:t>
+      </w:r>
+    </w:p>
+    <w:p>
+      <w:pPr>
+        <w:pStyle w:val="14"/>
+        <w:numPr>
+          <w:ilvl w:val="0"/>
+          <w:numId w:val="1"/>
+        </w:numPr>
+        <w:spacing w:after="80"/>
+      </w:pPr>
+      <w:r>
+        <w:rPr>
+          <w:rFonts w:ascii="Arial" w:hAnsi="Arial" w:eastAsia="Arial" w:cs="Arial"/>
+          <w:sz w:val="22"/>
+          <w:szCs w:val="22"/>
+        </w:rPr>
+        <w:t xml:space="preserve">MotherDuck Docs: </w:t>
+      </w:r>
+      <w:r>
+        <w:rPr>
+          <w:rFonts w:ascii="Arial" w:hAnsi="Arial" w:eastAsia="Arial" w:cs="Arial"/>
+          <w:sz w:val="22"/>
+          <w:szCs w:val="22"/>
+        </w:rPr>
+        <w:fldChar w:fldCharType="begin"/>
+      </w:r>
+      <w:r>
+        <w:rPr>
+          <w:rFonts w:ascii="Arial" w:hAnsi="Arial" w:eastAsia="Arial" w:cs="Arial"/>
+          <w:sz w:val="22"/>
+          <w:szCs w:val="22"/>
+        </w:rPr>
+        <w:instrText xml:space="preserve"> HYPERLINK "https://motherduck.com/docs" </w:instrText>
+      </w:r>
+      <w:r>
+        <w:rPr>
+          <w:rFonts w:ascii="Arial" w:hAnsi="Arial" w:eastAsia="Arial" w:cs="Arial"/>
+          <w:sz w:val="22"/>
+          <w:szCs w:val="22"/>
+        </w:rPr>
+        <w:fldChar w:fldCharType="separate"/>
+      </w:r>
+      <w:r>
+        <w:rPr>
+          <w:rStyle w:val="11"/>
+          <w:rFonts w:ascii="Arial" w:hAnsi="Arial" w:eastAsia="Arial" w:cs="Arial"/>
+          <w:sz w:val="22"/>
+          <w:szCs w:val="22"/>
+        </w:rPr>
+        <w:t>https://motherduck.com/docs</w:t>
+      </w:r>
+      <w:r>
+        <w:rPr>
+          <w:rFonts w:ascii="Arial" w:hAnsi="Arial" w:eastAsia="Arial" w:cs="Arial"/>
+          <w:sz w:val="22"/>
+          <w:szCs w:val="22"/>
+        </w:rPr>
+        <w:fldChar w:fldCharType="end"/>
+      </w:r>
+    </w:p>
+    <w:p>
+      <w:pPr>
+        <w:pStyle w:val="3"/>
+        <w:spacing w:before="240" w:after="120"/>
+        <w:rPr>
+          <w:rFonts w:hint="default"/>
+          <w:lang w:val="es-PY"/>
+        </w:rPr>
+      </w:pPr>
+      <w:r>
+        <w:rPr>
+          <w:rFonts w:ascii="Arial" w:hAnsi="Arial" w:eastAsia="Arial" w:cs="Arial"/>
+          <w:b/>
+          <w:bCs/>
+          <w:color w:val="2E75B6"/>
+          <w:sz w:val="26"/>
+          <w:szCs w:val="26"/>
+        </w:rPr>
+        <w:t xml:space="preserve">11.3 </w:t>
       </w:r>
       <w:r>
         <w:rPr>
           <w:rFonts w:hint="default" w:cs="Arial"/>
           <w:b/>
           <w:bCs/>
-          <w:color w:val="1F3864"/>
-          <w:sz w:val="32"/>
-          <w:szCs w:val="32"/>
+          <w:color w:val="2E75B6"/>
+          <w:sz w:val="26"/>
+          <w:szCs w:val="26"/>
           <w:lang w:val="es-PY"/>
         </w:rPr>
-        <w:t>Anexos</w:t>
-      </w:r>
+        <w:t>Capturas</w:t>
+      </w:r>
+    </w:p>
+    <w:p>
+      <w:pPr>
+        <w:pStyle w:val="14"/>
+        <w:numPr>
+          <w:numId w:val="0"/>
+        </w:numPr>
+        <w:spacing w:after="80"/>
+      </w:pPr>
     </w:p>
     <w:p>
       <w:pPr>
         <w:spacing w:after="160"/>
         <w:rPr>
-          <w:rFonts w:hint="default"/>
-          <w:lang w:val="es-PY"/>
-        </w:rPr>
-      </w:pPr>
-      <w:r>
-        <w:rPr>
-          <w:rFonts w:hint="default"/>
-          <w:lang w:val="es-PY"/>
+          <w:lang w:val="en-US"/>
+        </w:rPr>
+      </w:pPr>
+      <w:r>
+        <w:rPr>
+          <w:lang w:val="en-US"/>
         </w:rPr>
         <w:t xml:space="preserve">- Conexiones: Raw Date a MotherDuck DB </w:t>
       </w:r>
       <w:r>
-        <w:rPr>
-          <w:rFonts w:hint="default"/>
-          <w:lang w:val="es-PY"/>
-        </w:rPr>
         <w:drawing>
           <wp:inline distT="0" distB="0" distL="114300" distR="114300">
             <wp:extent cx="5930265" cy="2666365"/>
@@ -8185,43 +11615,34 @@
       <w:pPr>
         <w:spacing w:after="160"/>
         <w:rPr>
-          <w:rFonts w:hint="default"/>
+          <w:lang w:val="en-US"/>
+        </w:rPr>
+      </w:pPr>
+    </w:p>
+    <w:p>
+      <w:pPr>
+        <w:spacing w:after="160"/>
+        <w:rPr>
           <w:lang w:val="es-PY"/>
         </w:rPr>
       </w:pPr>
+      <w:r>
+        <w:rPr>
+          <w:lang w:val="es-PY"/>
+        </w:rPr>
+        <w:t>- Base de datos: MotherDuck</w:t>
+      </w:r>
     </w:p>
     <w:p>
       <w:pPr>
         <w:spacing w:after="160"/>
         <w:rPr>
-          <w:rFonts w:hint="default"/>
-          <w:lang w:val="es-PY"/>
-        </w:rPr>
-      </w:pPr>
-      <w:r>
-        <w:rPr>
-          <w:rFonts w:hint="default"/>
-          <w:lang w:val="es-PY"/>
-        </w:rPr>
-        <w:t>- Base de datos: MotherDuck</w:t>
-      </w:r>
-    </w:p>
-    <w:p>
-      <w:pPr>
-        <w:spacing w:after="160"/>
-        <w:rPr>
-          <w:rFonts w:hint="default"/>
-          <w:i w:val="0"/>
-          <w:iCs w:val="0"/>
           <w:u w:val="single"/>
           <w:lang w:val="es-PY"/>
         </w:rPr>
       </w:pPr>
       <w:r>
         <w:rPr>
-          <w:rFonts w:hint="default"/>
-          <w:i w:val="0"/>
-          <w:iCs w:val="0"/>
           <w:u w:val="single"/>
           <w:lang w:val="es-PY"/>
         </w:rPr>
@@ -8232,7 +11653,6 @@
       <w:pPr>
         <w:spacing w:after="160"/>
         <w:rPr>
-          <w:rFonts w:hint="default"/>
           <w:lang w:val="es-PY"/>
         </w:rPr>
       </w:pPr>
@@ -8240,16 +11660,8 @@
     <w:p>
       <w:pPr>
         <w:spacing w:after="160"/>
-        <w:rPr>
-          <w:rFonts w:hint="default"/>
-          <w:lang w:val="es-PY"/>
-        </w:rPr>
-      </w:pPr>
-      <w:r>
-        <w:rPr>
-          <w:rFonts w:hint="default"/>
-          <w:lang w:val="es-PY"/>
-        </w:rPr>
+      </w:pPr>
+      <w:r>
         <w:drawing>
           <wp:inline distT="0" distB="0" distL="114300" distR="114300">
             <wp:extent cx="5937250" cy="2791460"/>
@@ -8293,33 +11705,30 @@
       <w:pPr>
         <w:spacing w:after="160"/>
         <w:rPr>
-          <w:rFonts w:hint="default"/>
-          <w:i w:val="0"/>
-          <w:iCs w:val="0"/>
+          <w:lang w:val="es-PY"/>
+        </w:rPr>
+      </w:pPr>
+    </w:p>
+    <w:p>
+      <w:pPr>
+        <w:spacing w:after="160"/>
+        <w:rPr>
           <w:u w:val="single"/>
           <w:lang w:val="es-PY"/>
         </w:rPr>
       </w:pPr>
-    </w:p>
-    <w:p>
-      <w:pPr>
-        <w:spacing w:after="160"/>
-        <w:rPr>
-          <w:rFonts w:hint="default"/>
-          <w:i w:val="0"/>
-          <w:iCs w:val="0"/>
+      <w:r>
+        <w:rPr>
           <w:u w:val="single"/>
           <w:lang w:val="es-PY"/>
         </w:rPr>
-      </w:pPr>
+        <w:t>Mexico Toys Dataset</w:t>
+      </w:r>
     </w:p>
     <w:p>
       <w:pPr>
         <w:spacing w:after="160"/>
         <w:rPr>
-          <w:rFonts w:hint="default"/>
-          <w:i w:val="0"/>
-          <w:iCs w:val="0"/>
           <w:u w:val="single"/>
           <w:lang w:val="es-PY"/>
         </w:rPr>
@@ -8329,61 +11738,10 @@
       <w:pPr>
         <w:spacing w:after="160"/>
         <w:rPr>
-          <w:rFonts w:hint="default"/>
-          <w:i w:val="0"/>
-          <w:iCs w:val="0"/>
-          <w:u w:val="single"/>
           <w:lang w:val="es-PY"/>
         </w:rPr>
       </w:pPr>
-    </w:p>
-    <w:p>
-      <w:pPr>
-        <w:spacing w:after="160"/>
-        <w:rPr>
-          <w:rFonts w:hint="default"/>
-          <w:i w:val="0"/>
-          <w:iCs w:val="0"/>
-          <w:u w:val="single"/>
-          <w:lang w:val="es-PY"/>
-        </w:rPr>
-      </w:pPr>
-    </w:p>
-    <w:p>
-      <w:pPr>
-        <w:spacing w:after="160"/>
-        <w:rPr>
-          <w:rFonts w:hint="default"/>
-          <w:i w:val="0"/>
-          <w:iCs w:val="0"/>
-          <w:u w:val="single"/>
-          <w:lang w:val="es-PY"/>
-        </w:rPr>
-      </w:pPr>
-      <w:r>
-        <w:rPr>
-          <w:rFonts w:hint="default"/>
-          <w:i w:val="0"/>
-          <w:iCs w:val="0"/>
-          <w:u w:val="single"/>
-          <w:lang w:val="es-PY"/>
-        </w:rPr>
-        <w:t>Mexico Toys Dataset</w:t>
-      </w:r>
-    </w:p>
-    <w:p>
-      <w:pPr>
-        <w:spacing w:after="160"/>
-        <w:rPr>
-          <w:rFonts w:hint="default"/>
-          <w:lang w:val="es-PY"/>
-        </w:rPr>
-      </w:pPr>
-      <w:r>
-        <w:rPr>
-          <w:rFonts w:hint="default"/>
-          <w:lang w:val="es-PY"/>
-        </w:rPr>
+      <w:r>
         <w:drawing>
           <wp:inline distT="0" distB="0" distL="114300" distR="114300">
             <wp:extent cx="5943600" cy="2531110"/>
@@ -8427,7 +11785,6 @@
       <w:pPr>
         <w:spacing w:after="160"/>
         <w:rPr>
-          <w:rFonts w:hint="default"/>
           <w:lang w:val="es-PY"/>
         </w:rPr>
       </w:pPr>
@@ -8436,15 +11793,37 @@
       <w:pPr>
         <w:spacing w:after="160"/>
         <w:rPr>
-          <w:rFonts w:hint="default"/>
           <w:lang w:val="es-PY"/>
         </w:rPr>
       </w:pPr>
-      <w:r>
-        <w:rPr>
-          <w:rFonts w:hint="default"/>
+    </w:p>
+    <w:p>
+      <w:pPr>
+        <w:spacing w:after="160"/>
+        <w:rPr>
           <w:lang w:val="es-PY"/>
         </w:rPr>
+      </w:pPr>
+    </w:p>
+    <w:p>
+      <w:pPr>
+        <w:spacing w:after="160"/>
+        <w:rPr>
+          <w:lang w:val="es-PY"/>
+        </w:rPr>
+      </w:pPr>
+    </w:p>
+    <w:p>
+      <w:pPr>
+        <w:spacing w:after="160"/>
+        <w:rPr>
+          <w:lang w:val="es-PY"/>
+        </w:rPr>
+      </w:pPr>
+      <w:r>
+        <w:rPr>
+          <w:lang w:val="es-PY"/>
+        </w:rPr>
         <w:t>- Transformación de datos con SQL - Testing y documentación: dbt</w:t>
       </w:r>
     </w:p>
@@ -8452,17 +11831,13 @@
       <w:pPr>
         <w:spacing w:after="160"/>
         <w:rPr>
-          <w:rFonts w:hint="default" w:ascii="SimSun" w:hAnsi="SimSun" w:eastAsia="SimSun" w:cs="SimSun"/>
+          <w:rFonts w:ascii="SimSun" w:hAnsi="SimSun" w:eastAsia="SimSun" w:cs="SimSun"/>
           <w:sz w:val="24"/>
           <w:szCs w:val="24"/>
           <w:lang w:val="es-PY"/>
         </w:rPr>
       </w:pPr>
       <w:r>
-        <w:rPr>
-          <w:rFonts w:hint="default"/>
-          <w:lang w:val="es-PY"/>
-        </w:rPr>
         <w:drawing>
           <wp:anchor distT="0" distB="0" distL="114300" distR="114300" simplePos="0" relativeHeight="251659264" behindDoc="0" locked="0" layoutInCell="1" allowOverlap="1">
             <wp:simplePos x="0" y="0"/>
@@ -8514,15 +11889,10 @@
       <w:pPr>
         <w:spacing w:after="160"/>
         <w:rPr>
-          <w:rFonts w:hint="default"/>
           <w:lang w:val="es-PY"/>
         </w:rPr>
       </w:pPr>
       <w:r>
-        <w:rPr>
-          <w:rFonts w:hint="default"/>
-          <w:lang w:val="es-PY"/>
-        </w:rPr>
         <w:drawing>
           <wp:inline distT="0" distB="0" distL="114300" distR="114300">
             <wp:extent cx="5939790" cy="2851785"/>
@@ -8566,19 +11936,57 @@
       <w:pPr>
         <w:spacing w:after="160"/>
         <w:rPr>
+          <w:lang w:val="es-PY"/>
+        </w:rPr>
+      </w:pPr>
+    </w:p>
+    <w:p>
+      <w:pPr>
+        <w:spacing w:after="160"/>
+        <w:rPr>
+          <w:lang w:val="es-PY"/>
+        </w:rPr>
+      </w:pPr>
+    </w:p>
+    <w:p>
+      <w:pPr>
+        <w:spacing w:after="160"/>
+        <w:rPr>
+          <w:lang w:val="es-PY"/>
+        </w:rPr>
+      </w:pPr>
+    </w:p>
+    <w:p>
+      <w:pPr>
+        <w:spacing w:after="160"/>
+        <w:rPr>
+          <w:lang w:val="es-PY"/>
+        </w:rPr>
+      </w:pPr>
+    </w:p>
+    <w:p>
+      <w:pPr>
+        <w:spacing w:after="160"/>
+        <w:rPr>
+          <w:lang w:val="es-PY"/>
+        </w:rPr>
+      </w:pPr>
+    </w:p>
+    <w:p>
+      <w:pPr>
+        <w:spacing w:after="160"/>
+        <w:rPr>
           <w:rFonts w:hint="default"/>
           <w:lang w:val="es-PY"/>
         </w:rPr>
       </w:pPr>
-    </w:p>
-    <w:p>
-      <w:pPr>
-        <w:spacing w:after="160"/>
+      <w:r>
         <w:rPr>
           <w:rFonts w:hint="default"/>
           <w:lang w:val="es-PY"/>
         </w:rPr>
-      </w:pPr>
+        <w:t>- Orquestador:  Prefect</w:t>
+      </w:r>
     </w:p>
     <w:p>
       <w:pPr>
@@ -8594,26 +12002,10 @@
           <w:lang w:val="es-PY"/>
         </w:rPr>
         <w:drawing>
-          <wp:anchor distT="0" distB="0" distL="114300" distR="114300" simplePos="0" relativeHeight="251660288" behindDoc="1" locked="0" layoutInCell="1" allowOverlap="1">
-            <wp:simplePos x="0" y="0"/>
-            <wp:positionH relativeFrom="column">
-              <wp:posOffset>-17145</wp:posOffset>
-            </wp:positionH>
-            <wp:positionV relativeFrom="paragraph">
-              <wp:posOffset>187325</wp:posOffset>
-            </wp:positionV>
-            <wp:extent cx="5935980" cy="5652135"/>
-            <wp:effectExtent l="0" t="0" r="7620" b="5715"/>
-            <wp:wrapTight wrapText="bothSides">
-              <wp:wrapPolygon>
-                <wp:start x="0" y="0"/>
-                <wp:lineTo x="0" y="21549"/>
-                <wp:lineTo x="21558" y="21549"/>
-                <wp:lineTo x="21558" y="0"/>
-                <wp:lineTo x="0" y="0"/>
-              </wp:wrapPolygon>
-            </wp:wrapTight>
-            <wp:docPr id="4" name="Imagen 4" descr="4.Dashboard"/>
+          <wp:inline distT="0" distB="0" distL="114300" distR="114300">
+            <wp:extent cx="5940425" cy="2994660"/>
+            <wp:effectExtent l="0" t="0" r="3175" b="15240"/>
+            <wp:docPr id="7" name="Imagen 7" descr="7. Prefect_Run"/>
             <wp:cNvGraphicFramePr>
               <a:graphicFrameLocks xmlns:a="http://schemas.openxmlformats.org/drawingml/2006/main" noChangeAspect="1"/>
             </wp:cNvGraphicFramePr>
@@ -8621,7 +12013,7 @@
               <a:graphicData uri="http://schemas.openxmlformats.org/drawingml/2006/picture">
                 <pic:pic xmlns:pic="http://schemas.openxmlformats.org/drawingml/2006/picture">
                   <pic:nvPicPr>
-                    <pic:cNvPr id="4" name="Imagen 4" descr="4.Dashboard"/>
+                    <pic:cNvPr id="7" name="Imagen 7" descr="7. Prefect_Run"/>
                     <pic:cNvPicPr>
                       <a:picLocks noChangeAspect="1"/>
                     </pic:cNvPicPr>
@@ -8635,7 +12027,7 @@
                   <pic:spPr>
                     <a:xfrm>
                       <a:off x="0" y="0"/>
-                      <a:ext cx="5935980" cy="5652135"/>
+                      <a:ext cx="5940425" cy="2994660"/>
                     </a:xfrm>
                     <a:prstGeom prst="rect">
                       <a:avLst/>
@@ -8644,16 +12036,18 @@
                 </pic:pic>
               </a:graphicData>
             </a:graphic>
-          </wp:anchor>
+          </wp:inline>
         </w:drawing>
       </w:r>
-      <w:r>
+    </w:p>
+    <w:p>
+      <w:pPr>
+        <w:spacing w:after="160"/>
         <w:rPr>
           <w:rFonts w:hint="default"/>
           <w:lang w:val="es-PY"/>
         </w:rPr>
-        <w:t>- Dashboard: Metabase</w:t>
-      </w:r>
+      </w:pPr>
     </w:p>
     <w:p>
       <w:pPr>
@@ -8663,6 +12057,282 @@
           <w:lang w:val="es-PY"/>
         </w:rPr>
       </w:pPr>
+    </w:p>
+    <w:p>
+      <w:pPr>
+        <w:spacing w:after="160"/>
+        <w:rPr>
+          <w:rFonts w:hint="default"/>
+          <w:lang w:val="es-PY"/>
+        </w:rPr>
+      </w:pPr>
+    </w:p>
+    <w:p>
+      <w:pPr>
+        <w:spacing w:after="160"/>
+        <w:rPr>
+          <w:rFonts w:hint="default"/>
+          <w:lang w:val="es-PY"/>
+        </w:rPr>
+      </w:pPr>
+    </w:p>
+    <w:p>
+      <w:pPr>
+        <w:spacing w:after="160"/>
+        <w:rPr>
+          <w:rFonts w:hint="default"/>
+          <w:lang w:val="es-PY"/>
+        </w:rPr>
+      </w:pPr>
+    </w:p>
+    <w:p>
+      <w:pPr>
+        <w:spacing w:after="160"/>
+        <w:rPr>
+          <w:rFonts w:hint="default"/>
+          <w:lang w:val="es-PY"/>
+        </w:rPr>
+      </w:pPr>
+    </w:p>
+    <w:p>
+      <w:pPr>
+        <w:spacing w:after="160"/>
+        <w:rPr>
+          <w:rFonts w:hint="default"/>
+          <w:lang w:val="es-PY"/>
+        </w:rPr>
+      </w:pPr>
+    </w:p>
+    <w:p>
+      <w:pPr>
+        <w:spacing w:after="160"/>
+        <w:rPr>
+          <w:rFonts w:hint="default"/>
+          <w:lang w:val="es-PY"/>
+        </w:rPr>
+      </w:pPr>
+    </w:p>
+    <w:p>
+      <w:pPr>
+        <w:spacing w:after="160"/>
+        <w:rPr>
+          <w:rFonts w:hint="default"/>
+          <w:lang w:val="es-PY"/>
+        </w:rPr>
+      </w:pPr>
+    </w:p>
+    <w:p>
+      <w:pPr>
+        <w:spacing w:after="160"/>
+        <w:rPr>
+          <w:rFonts w:hint="default"/>
+          <w:lang w:val="es-PY"/>
+        </w:rPr>
+      </w:pPr>
+    </w:p>
+    <w:p>
+      <w:pPr>
+        <w:spacing w:after="160"/>
+        <w:rPr>
+          <w:rFonts w:hint="default"/>
+          <w:lang w:val="es-PY"/>
+        </w:rPr>
+      </w:pPr>
+    </w:p>
+    <w:p>
+      <w:pPr>
+        <w:spacing w:after="160"/>
+        <w:rPr>
+          <w:rFonts w:hint="default"/>
+          <w:lang w:val="es-PY"/>
+        </w:rPr>
+      </w:pPr>
+    </w:p>
+    <w:p>
+      <w:pPr>
+        <w:spacing w:after="160"/>
+        <w:rPr>
+          <w:rFonts w:hint="default"/>
+          <w:lang w:val="es-PY"/>
+        </w:rPr>
+      </w:pPr>
+    </w:p>
+    <w:p>
+      <w:pPr>
+        <w:spacing w:after="160"/>
+        <w:rPr>
+          <w:rFonts w:hint="default"/>
+          <w:lang w:val="es-PY"/>
+        </w:rPr>
+      </w:pPr>
+    </w:p>
+    <w:p>
+      <w:pPr>
+        <w:spacing w:after="160"/>
+        <w:rPr>
+          <w:rFonts w:hint="default"/>
+          <w:lang w:val="es-PY"/>
+        </w:rPr>
+      </w:pPr>
+    </w:p>
+    <w:p>
+      <w:pPr>
+        <w:spacing w:after="160"/>
+        <w:rPr>
+          <w:rFonts w:hint="default"/>
+          <w:lang w:val="es-PY"/>
+        </w:rPr>
+      </w:pPr>
+    </w:p>
+    <w:p>
+      <w:pPr>
+        <w:spacing w:after="160"/>
+        <w:rPr>
+          <w:rFonts w:hint="default"/>
+          <w:lang w:val="es-PY"/>
+        </w:rPr>
+      </w:pPr>
+    </w:p>
+    <w:p>
+      <w:pPr>
+        <w:spacing w:after="160"/>
+        <w:rPr>
+          <w:rFonts w:hint="default"/>
+          <w:lang w:val="es-PY"/>
+        </w:rPr>
+      </w:pPr>
+    </w:p>
+    <w:p>
+      <w:pPr>
+        <w:spacing w:after="160"/>
+        <w:rPr>
+          <w:lang w:val="es-PY"/>
+        </w:rPr>
+      </w:pPr>
+      <w:r>
+        <w:rPr>
+          <w:lang w:val="es-PY"/>
+        </w:rPr>
+        <w:t>- Dashboard: Metabase</w:t>
+      </w:r>
+    </w:p>
+    <w:p>
+      <w:pPr>
+        <w:spacing w:after="160"/>
+      </w:pPr>
+      <w:r>
+        <w:drawing>
+          <wp:inline distT="0" distB="0" distL="114300" distR="114300">
+            <wp:extent cx="5942965" cy="6172835"/>
+            <wp:effectExtent l="0" t="0" r="635" b="18415"/>
+            <wp:docPr id="9" name="Imagen 2"/>
+            <wp:cNvGraphicFramePr>
+              <a:graphicFrameLocks xmlns:a="http://schemas.openxmlformats.org/drawingml/2006/main" noChangeAspect="1"/>
+            </wp:cNvGraphicFramePr>
+            <a:graphic xmlns:a="http://schemas.openxmlformats.org/drawingml/2006/main">
+              <a:graphicData uri="http://schemas.openxmlformats.org/drawingml/2006/picture">
+                <pic:pic xmlns:pic="http://schemas.openxmlformats.org/drawingml/2006/picture">
+                  <pic:nvPicPr>
+                    <pic:cNvPr id="9" name="Imagen 2"/>
+                    <pic:cNvPicPr>
+                      <a:picLocks noChangeAspect="1"/>
+                    </pic:cNvPicPr>
+                  </pic:nvPicPr>
+                  <pic:blipFill>
+                    <a:blip r:embed="rId12"/>
+                    <a:stretch>
+                      <a:fillRect/>
+                    </a:stretch>
+                  </pic:blipFill>
+                  <pic:spPr>
+                    <a:xfrm>
+                      <a:off x="0" y="0"/>
+                      <a:ext cx="5942965" cy="6172835"/>
+                    </a:xfrm>
+                    <a:prstGeom prst="rect">
+                      <a:avLst/>
+                    </a:prstGeom>
+                    <a:noFill/>
+                    <a:ln>
+                      <a:noFill/>
+                    </a:ln>
+                  </pic:spPr>
+                </pic:pic>
+              </a:graphicData>
+            </a:graphic>
+          </wp:inline>
+        </w:drawing>
+      </w:r>
+    </w:p>
+    <w:p>
+      <w:pPr>
+        <w:spacing w:after="160"/>
+        <w:rPr>
+          <w:rFonts w:hint="default"/>
+          <w:lang w:val="es-PY"/>
+        </w:rPr>
+      </w:pPr>
+      <w:r>
+        <w:rPr>
+          <w:rFonts w:hint="default"/>
+          <w:lang w:val="es-PY"/>
+        </w:rPr>
+        <w:t>Dashboard - Filtrado</w:t>
+      </w:r>
+    </w:p>
+    <w:p>
+      <w:pPr>
+        <w:pStyle w:val="14"/>
+        <w:numPr>
+          <w:numId w:val="0"/>
+        </w:numPr>
+        <w:spacing w:after="80"/>
+      </w:pPr>
+      <w:r>
+        <w:rPr>
+          <w:rFonts w:hint="default"/>
+          <w:lang w:val="es-PY"/>
+        </w:rPr>
+        <w:drawing>
+          <wp:inline distT="0" distB="0" distL="114300" distR="114300">
+            <wp:extent cx="5937250" cy="3040380"/>
+            <wp:effectExtent l="0" t="0" r="6350" b="7620"/>
+            <wp:docPr id="10" name="Imagen 10" descr="4.Dashboard_Filtrado"/>
+            <wp:cNvGraphicFramePr>
+              <a:graphicFrameLocks xmlns:a="http://schemas.openxmlformats.org/drawingml/2006/main" noChangeAspect="1"/>
+            </wp:cNvGraphicFramePr>
+            <a:graphic xmlns:a="http://schemas.openxmlformats.org/drawingml/2006/main">
+              <a:graphicData uri="http://schemas.openxmlformats.org/drawingml/2006/picture">
+                <pic:pic xmlns:pic="http://schemas.openxmlformats.org/drawingml/2006/picture">
+                  <pic:nvPicPr>
+                    <pic:cNvPr id="10" name="Imagen 10" descr="4.Dashboard_Filtrado"/>
+                    <pic:cNvPicPr>
+                      <a:picLocks noChangeAspect="1"/>
+                    </pic:cNvPicPr>
+                  </pic:nvPicPr>
+                  <pic:blipFill>
+                    <a:blip r:embed="rId13"/>
+                    <a:stretch>
+                      <a:fillRect/>
+                    </a:stretch>
+                  </pic:blipFill>
+                  <pic:spPr>
+                    <a:xfrm>
+                      <a:off x="0" y="0"/>
+                      <a:ext cx="5937250" cy="3040380"/>
+                    </a:xfrm>
+                    <a:prstGeom prst="rect">
+                      <a:avLst/>
+                    </a:prstGeom>
+                  </pic:spPr>
+                </pic:pic>
+              </a:graphicData>
+            </a:graphic>
+          </wp:inline>
+        </w:drawing>
+      </w:r>
+      <w:bookmarkStart w:id="0" w:name="_GoBack"/>
+      <w:bookmarkEnd w:id="0"/>
     </w:p>
     <w:sectPr>
       <w:headerReference r:id="rId3" w:type="default"/>
@@ -8683,9 +12353,6 @@
       <w:pBdr>
         <w:top w:val="single" w:color="2E75B6" w:sz="6" w:space="4"/>
       </w:pBdr>
-      <w:tabs>
-        <w:tab w:val="right" w:pos="9360"/>
-      </w:tabs>
     </w:pPr>
     <w:r>
       <w:rPr>
@@ -8694,17 +12361,7 @@
         <w:sz w:val="18"/>
         <w:szCs w:val="18"/>
       </w:rPr>
-      <w:t>Data Engineering — 2026</w:t>
-    </w:r>
-    <w:r>
-      <w:rPr>
-        <w:rFonts w:ascii="Arial" w:hAnsi="Arial" w:eastAsia="Arial" w:cs="Arial"/>
-        <w:color w:val="888888"/>
-        <w:sz w:val="18"/>
-        <w:szCs w:val="18"/>
-      </w:rPr>
-      <w:tab/>
-      <w:t xml:space="preserve">Página </w:t>
+      <w:t>Data Engineering — MIA 03 — Febrero 2026</w:t>
     </w:r>
   </w:p>
 </w:ftr>
@@ -8734,9 +12391,9 @@
 <file path=word/numbering.xml><?xml version="1.0" encoding="utf-8"?>
 <w:numbering xmlns:wpc="http://schemas.microsoft.com/office/word/2010/wordprocessingCanvas" xmlns:mc="http://schemas.openxmlformats.org/markup-compatibility/2006" xmlns:o="urn:schemas-microsoft-com:office:office" xmlns:r="http://schemas.openxmlformats.org/officeDocument/2006/relationships" xmlns:m="http://schemas.openxmlformats.org/officeDocument/2006/math" xmlns:v="urn:schemas-microsoft-com:vml" xmlns:wp14="http://schemas.microsoft.com/office/word/2010/wordprocessingDrawing" xmlns:wp="http://schemas.openxmlformats.org/drawingml/2006/wordprocessingDrawing" xmlns:w10="urn:schemas-microsoft-com:office:word" xmlns:w="http://schemas.openxmlformats.org/wordprocessingml/2006/main" xmlns:w14="http://schemas.microsoft.com/office/word/2010/wordml" xmlns:wpg="http://schemas.microsoft.com/office/word/2010/wordprocessingGroup" xmlns:wpi="http://schemas.microsoft.com/office/word/2010/wordprocessingInk" xmlns:wne="http://schemas.microsoft.com/office/word/2006/wordml" xmlns:wps="http://schemas.microsoft.com/office/word/2010/wordprocessingShape" xmlns:wpsCustomData="http://www.wps.cn/officeDocument/2013/wpsCustomData" mc:Ignorable="w14 wp14">
   <w:abstractNum w:abstractNumId="0">
-    <w:nsid w:val="59ADCABA"/>
+    <w:nsid w:val="0053208E"/>
     <w:multiLevelType w:val="singleLevel"/>
-    <w:tmpl w:val="59ADCABA"/>
+    <w:tmpl w:val="0053208E"/>
     <w:lvl w:ilvl="0" w:tentative="0">
       <w:start w:val="1"/>
       <w:numFmt w:val="bullet"/>
@@ -8761,7 +12418,7 @@
   <w:docDefaults>
     <w:rPrDefault>
       <w:rPr>
-        <w:rFonts w:ascii="Times New Roman" w:hAnsi="Times New Roman" w:eastAsia="SimSun" w:cs="Times New Roman"/>
+        <w:rFonts w:ascii="Arial" w:hAnsi="Arial" w:eastAsia="Arial" w:cs="Arial"/>
       </w:rPr>
     </w:rPrDefault>
     <w:pPrDefault/>
